--- a/Tai_lieu_Ky_thuat_Dau_An_Van_Hoc.docx
+++ b/Tai_lieu_Ky_thuat_Dau_An_Van_Hoc.docx
@@ -128,108 +128,37 @@
         <w:t xml:space="preserve">Sơ đồ luồng hoạt động của hệ thống:</w:t>
       </w:r>
     </w:p>
-    <w:p>
-      <w:pPr>
-        <w:pStyle w:val="SourceCode"/>
-      </w:pPr>
-      <w:r>
-        <w:rPr>
-          <w:rStyle w:val="VerbatimChar"/>
-        </w:rPr>
-        <w:t xml:space="preserve">graph TD</w:t>
-      </w:r>
-      <w:r>
-        <w:br/>
-      </w:r>
-      <w:r>
-        <w:rPr>
-          <w:rStyle w:val="VerbatimChar"/>
-        </w:rPr>
-        <w:t xml:space="preserve">    User[Người dùng truy cập]</w:t>
-      </w:r>
-      <w:r>
-        <w:br/>
-      </w:r>
-      <w:r>
-        <w:rPr>
-          <w:rStyle w:val="VerbatimChar"/>
-        </w:rPr>
-        <w:t xml:space="preserve">    CF[Hệ thống bảo mật và phân giải tên miền Cloudflare]</w:t>
-      </w:r>
-      <w:r>
-        <w:br/>
-      </w:r>
-      <w:r>
-        <w:rPr>
-          <w:rStyle w:val="VerbatimChar"/>
-        </w:rPr>
-        <w:t xml:space="preserve">    Vercel[Nền tảng lưu trữ giao diện Vercel]</w:t>
-      </w:r>
-      <w:r>
-        <w:br/>
-      </w:r>
-      <w:r>
-        <w:rPr>
-          <w:rStyle w:val="VerbatimChar"/>
-        </w:rPr>
-        <w:t xml:space="preserve">    Worker[Hệ thống xử lý logic Cloudflare Workers]</w:t>
-      </w:r>
-      <w:r>
-        <w:br/>
-      </w:r>
-      <w:r>
-        <w:rPr>
-          <w:rStyle w:val="VerbatimChar"/>
-        </w:rPr>
-        <w:t xml:space="preserve">    Turso[Cơ sở dữ liệu đám mây Turso]</w:t>
-      </w:r>
-      <w:r>
-        <w:br/>
-      </w:r>
-      <w:r>
-        <w:br/>
-      </w:r>
-      <w:r>
-        <w:rPr>
-          <w:rStyle w:val="VerbatimChar"/>
-        </w:rPr>
-        <w:t xml:space="preserve">    User --&gt; CF</w:t>
-      </w:r>
-      <w:r>
-        <w:br/>
-      </w:r>
-      <w:r>
-        <w:rPr>
-          <w:rStyle w:val="VerbatimChar"/>
-        </w:rPr>
-        <w:t xml:space="preserve">    CF --&gt; Vercel</w:t>
-      </w:r>
-      <w:r>
-        <w:br/>
-      </w:r>
-      <w:r>
-        <w:rPr>
-          <w:rStyle w:val="VerbatimChar"/>
-        </w:rPr>
-        <w:t xml:space="preserve">    CF --&gt; Worker</w:t>
-      </w:r>
-      <w:r>
-        <w:br/>
-      </w:r>
-      <w:r>
-        <w:rPr>
-          <w:rStyle w:val="VerbatimChar"/>
-        </w:rPr>
-        <w:t xml:space="preserve">    Vercel --&gt;|Gửi yêu cầu dữ liệu qua API| Worker</w:t>
-      </w:r>
-      <w:r>
-        <w:br/>
-      </w:r>
-      <w:r>
-        <w:rPr>
-          <w:rStyle w:val="VerbatimChar"/>
-        </w:rPr>
-        <w:t xml:space="preserve">    Worker --&gt;|Đọc và ghi dữ liệu| Turso</w:t>
+    <w:tbl>
+      <w:tblPr>
+        <w:tblStyle w:val="FigureTable"/>
+        <w:tblW w:type="auto" w:w="0"/>
+        <w:jc w:val="center"/>
+        <w:tblLook w:firstRow="0" w:lastRow="0" w:firstColumn="0" w:lastColumn="0"/>
+      </w:tblPr>
+      <w:tblGrid>
+        <w:gridCol w:w="7920"/>
+      </w:tblGrid>
+      <w:tr>
+        <w:tc>
+          <w:tcPr/>
+          <w:p>
+            <w:pPr>
+              <w:pStyle w:val="Compact"/>
+              <w:jc w:val="center"/>
+            </w:pPr>
+            <w:r>
+              <w:t xml:space="preserve">Sơ đồ luồng hoạt động</w:t>
+            </w:r>
+          </w:p>
+        </w:tc>
+      </w:tr>
+    </w:tbl>
+    <w:p>
+      <w:pPr>
+        <w:pStyle w:val="ImageCaption"/>
+      </w:pPr>
+      <w:r>
+        <w:t xml:space="preserve">Sơ đồ luồng hoạt động</w:t>
       </w:r>
     </w:p>
     <w:p>

--- a/Tai_lieu_Ky_thuat_Dau_An_Van_Hoc.docx
+++ b/Tai_lieu_Ky_thuat_Dau_An_Van_Hoc.docx
@@ -2,7 +2,7 @@
 <file path=word/document.xml><?xml version="1.0" encoding="utf-8"?>
 <w:document xmlns:w="http://schemas.openxmlformats.org/wordprocessingml/2006/main" xmlns:m="http://schemas.openxmlformats.org/officeDocument/2006/math" xmlns:r="http://schemas.openxmlformats.org/officeDocument/2006/relationships" xmlns:o="urn:schemas-microsoft-com:office:office" xmlns:v="urn:schemas-microsoft-com:vml" xmlns:w10="urn:schemas-microsoft-com:office:word" xmlns:a="http://schemas.openxmlformats.org/drawingml/2006/main" xmlns:pic="http://schemas.openxmlformats.org/drawingml/2006/picture" xmlns:wp="http://schemas.openxmlformats.org/drawingml/2006/wordprocessingDrawing">
   <w:body>
-    <w:bookmarkStart w:id="20" w:name="X6581e9bf55261748cba30e4633b5d32c8c717a5"/>
+    <w:bookmarkStart w:id="23" w:name="X6581e9bf55261748cba30e4633b5d32c8c717a5"/>
     <w:p>
       <w:pPr>
         <w:pStyle w:val="Heading1"/>
@@ -42,7 +42,7 @@
         </w:pict>
       </w:r>
     </w:p>
-    <w:bookmarkStart w:id="10" w:name="Xe93b669d9e081bfe50af3ecfa38efbdf5e7b066"/>
+    <w:bookmarkStart w:id="13" w:name="Xe93b669d9e081bfe50af3ecfa38efbdf5e7b066"/>
     <w:p>
       <w:pPr>
         <w:pStyle w:val="Heading2"/>
@@ -119,7 +119,7 @@
         <w:t xml:space="preserve">Các tính năng động như đăng nhập, lưu bài viết, bình luận hoặc truy vấn cơ sở dữ liệu sẽ không chạy trên cùng một máy chủ với giao diện. Thay vào đó, chúng được tách thành các dịch vụ độc lập và giao tiếp với giao diện thông qua các cổng kết nối lập trình (API).</w:t>
       </w:r>
     </w:p>
-    <w:bookmarkStart w:id="9" w:name="sơ-đồ-luồng-hoạt-động-của-hệ-thống"/>
+    <w:bookmarkStart w:id="12" w:name="sơ-đồ-luồng-hoạt-động-của-hệ-thống"/>
     <w:p>
       <w:pPr>
         <w:pStyle w:val="Heading3"/>
@@ -128,31 +128,53 @@
         <w:t xml:space="preserve">Sơ đồ luồng hoạt động của hệ thống:</w:t>
       </w:r>
     </w:p>
-    <w:tbl>
-      <w:tblPr>
-        <w:tblStyle w:val="FigureTable"/>
-        <w:tblW w:type="auto" w:w="0"/>
-        <w:jc w:val="center"/>
-        <w:tblLook w:firstRow="0" w:lastRow="0" w:firstColumn="0" w:lastColumn="0"/>
-      </w:tblPr>
-      <w:tblGrid>
-        <w:gridCol w:w="7920"/>
-      </w:tblGrid>
-      <w:tr>
-        <w:tc>
-          <w:tcPr/>
-          <w:p>
-            <w:pPr>
-              <w:pStyle w:val="Compact"/>
-              <w:jc w:val="center"/>
-            </w:pPr>
-            <w:r>
-              <w:t xml:space="preserve">Sơ đồ luồng hoạt động</w:t>
-            </w:r>
-          </w:p>
-        </w:tc>
-      </w:tr>
-    </w:tbl>
+    <w:p>
+      <w:pPr>
+        <w:pStyle w:val="CaptionedFigure"/>
+      </w:pPr>
+      <w:r>
+        <w:drawing>
+          <wp:inline>
+            <wp:extent cx="4559300" cy="8305800"/>
+            <wp:effectExtent b="0" l="0" r="0" t="0"/>
+            <wp:docPr descr="Sơ đồ luồng hoạt động" title="" id="10" name="Picture"/>
+            <a:graphic>
+              <a:graphicData uri="http://schemas.openxmlformats.org/drawingml/2006/picture">
+                <pic:pic>
+                  <pic:nvPicPr>
+                    <pic:cNvPr descr="diagram1.png" id="11" name="Picture"/>
+                    <pic:cNvPicPr>
+                      <a:picLocks noChangeArrowheads="1" noChangeAspect="1"/>
+                    </pic:cNvPicPr>
+                  </pic:nvPicPr>
+                  <pic:blipFill>
+                    <a:blip r:embed="rId9"/>
+                    <a:stretch>
+                      <a:fillRect/>
+                    </a:stretch>
+                  </pic:blipFill>
+                  <pic:spPr bwMode="auto">
+                    <a:xfrm>
+                      <a:off x="0" y="0"/>
+                      <a:ext cx="4559300" cy="8305800"/>
+                    </a:xfrm>
+                    <a:prstGeom prst="rect">
+                      <a:avLst/>
+                    </a:prstGeom>
+                    <a:noFill/>
+                    <a:ln w="9525">
+                      <a:noFill/>
+                      <a:headEnd/>
+                      <a:tailEnd/>
+                    </a:ln>
+                  </pic:spPr>
+                </pic:pic>
+              </a:graphicData>
+            </a:graphic>
+          </wp:inline>
+        </w:drawing>
+      </w:r>
+    </w:p>
     <w:p>
       <w:pPr>
         <w:pStyle w:val="ImageCaption"/>
@@ -168,9 +190,9 @@
         </w:pict>
       </w:r>
     </w:p>
-    <w:bookmarkEnd w:id="9"/>
-    <w:bookmarkEnd w:id="10"/>
-    <w:bookmarkStart w:id="18" w:name="chi-tiết-về-các-công-nghệ-sử-dụng"/>
+    <w:bookmarkEnd w:id="12"/>
+    <w:bookmarkEnd w:id="13"/>
+    <w:bookmarkStart w:id="21" w:name="chi-tiết-về-các-công-nghệ-sử-dụng"/>
     <w:p>
       <w:pPr>
         <w:pStyle w:val="Heading2"/>
@@ -179,7 +201,7 @@
         <w:t xml:space="preserve">2. Chi tiết về các Công nghệ Sử dụng</w:t>
       </w:r>
     </w:p>
-    <w:bookmarkStart w:id="11" w:name="ngôn-ngữ-chính-javascript"/>
+    <w:bookmarkStart w:id="14" w:name="ngôn-ngữ-chính-javascript"/>
     <w:p>
       <w:pPr>
         <w:pStyle w:val="Heading3"/>
@@ -253,8 +275,8 @@
         <w:t xml:space="preserve">Tận dụng khả năng xử lý nhiều yêu cầu cùng lúc mà không gây nghẽn hệ thống, giúp ứng dụng phản hồi nhanh chóng ngay cả khi có nhiều người dùng truy cập đồng thời.</w:t>
       </w:r>
     </w:p>
-    <w:bookmarkEnd w:id="11"/>
-    <w:bookmarkStart w:id="12" w:name="Xda69e3fdbf0c66e3bce1789e764ebb434677fdb"/>
+    <w:bookmarkEnd w:id="14"/>
+    <w:bookmarkStart w:id="15" w:name="Xda69e3fdbf0c66e3bce1789e764ebb434677fdb"/>
     <w:p>
       <w:pPr>
         <w:pStyle w:val="Heading3"/>
@@ -350,8 +372,8 @@
         <w:t xml:space="preserve">Kết hợp với công nghệ Tailwind CSS để thiết kế giao diện thích ứng tốt trên cả máy tính lẫn điện thoại di động.</w:t>
       </w:r>
     </w:p>
-    <w:bookmarkEnd w:id="12"/>
-    <w:bookmarkStart w:id="13" w:name="Xfb4d95ce0137fa774b835dfd6d529e00c29d16f"/>
+    <w:bookmarkEnd w:id="15"/>
+    <w:bookmarkStart w:id="16" w:name="Xfb4d95ce0137fa774b835dfd6d529e00c29d16f"/>
     <w:p>
       <w:pPr>
         <w:pStyle w:val="Heading3"/>
@@ -425,8 +447,8 @@
         <w:t xml:space="preserve">Hệ thống tự động tăng công suất xử lý khi lượng truy cập tăng đột biến và giảm xuống khi ít người dùng, giúp tối ưu chi phí vận hành và không bao giờ bị quá tải.</w:t>
       </w:r>
     </w:p>
-    <w:bookmarkEnd w:id="13"/>
-    <w:bookmarkStart w:id="14" w:name="cơ-sở-dữ-liệu-đám-mây-turso-libsql"/>
+    <w:bookmarkEnd w:id="16"/>
+    <w:bookmarkStart w:id="17" w:name="cơ-sở-dữ-liệu-đám-mây-turso-libsql"/>
     <w:p>
       <w:pPr>
         <w:pStyle w:val="Heading3"/>
@@ -522,8 +544,8 @@
         <w:t xml:space="preserve">Sử dụng các công cụ Drizzle ORM và Kysely để đảm bảo các câu lệnh truy vấn dữ liệu chính xác, an toàn và dễ bảo trì.</w:t>
       </w:r>
     </w:p>
-    <w:bookmarkEnd w:id="14"/>
-    <w:bookmarkStart w:id="15" w:name="X160108628c71b2ca1cf46951866b5713af70ea9"/>
+    <w:bookmarkEnd w:id="17"/>
+    <w:bookmarkStart w:id="18" w:name="X160108628c71b2ca1cf46951866b5713af70ea9"/>
     <w:p>
       <w:pPr>
         <w:pStyle w:val="Heading3"/>
@@ -597,8 +619,8 @@
         <w:t xml:space="preserve">Tích hợp sẵn các giải pháp chống giả mạo yêu cầu (CSRF) và bảo vệ an toàn cho các mã khóa phiên làm việc (Session Tokens) lưu trên trình duyệt của người dùng.</w:t>
       </w:r>
     </w:p>
-    <w:bookmarkEnd w:id="15"/>
-    <w:bookmarkStart w:id="16" w:name="nền-tảng-lưu-trữ-và-tự-động-hóa-vercel"/>
+    <w:bookmarkEnd w:id="18"/>
+    <w:bookmarkStart w:id="19" w:name="nền-tảng-lưu-trữ-và-tự-động-hóa-vercel"/>
     <w:p>
       <w:pPr>
         <w:pStyle w:val="Heading3"/>
@@ -672,8 +694,8 @@
         <w:t xml:space="preserve">Tự động tối ưu hóa và đưa các tệp tin giao diện đến mạng lưới máy chủ lưu trữ toàn cầu để người dùng tải về nhanh nhất.</w:t>
       </w:r>
     </w:p>
-    <w:bookmarkEnd w:id="16"/>
-    <w:bookmarkStart w:id="17" w:name="X3116b993d09f68b02ff4edcf1976fc0c512c240"/>
+    <w:bookmarkEnd w:id="19"/>
+    <w:bookmarkStart w:id="20" w:name="X3116b993d09f68b02ff4edcf1976fc0c512c240"/>
     <w:p>
       <w:pPr>
         <w:pStyle w:val="Heading3"/>
@@ -803,9 +825,9 @@
         </w:pict>
       </w:r>
     </w:p>
-    <w:bookmarkEnd w:id="17"/>
-    <w:bookmarkEnd w:id="18"/>
-    <w:bookmarkStart w:id="19" w:name="quy-trình-vận-hành-và-cập-nhật-workflow"/>
+    <w:bookmarkEnd w:id="20"/>
+    <w:bookmarkEnd w:id="21"/>
+    <w:bookmarkStart w:id="22" w:name="quy-trình-vận-hành-và-cập-nhật-workflow"/>
     <w:p>
       <w:pPr>
         <w:pStyle w:val="Heading2"/>
@@ -880,8 +902,8 @@
         <w:t xml:space="preserve">Cấu trúc bảng dữ liệu thay đổi -&gt; Chạy lệnh đồng bộ từ máy tính cá nhân để cập nhật trực tiếp cấu trúc mới lên máy chủ cơ sở dữ liệu Turso.</w:t>
       </w:r>
     </w:p>
-    <w:bookmarkEnd w:id="19"/>
-    <w:bookmarkEnd w:id="20"/>
+    <w:bookmarkEnd w:id="22"/>
+    <w:bookmarkEnd w:id="23"/>
     <w:sectPr>
       <w:footnotePr>
         <w:numRestart w:val="eachSect"/>

--- a/Tai_lieu_Ky_thuat_Dau_An_Van_Hoc.docx
+++ b/Tai_lieu_Ky_thuat_Dau_An_Van_Hoc.docx
@@ -1,14 +1,58 @@
 
 <file path=word/document.xml><?xml version="1.0" encoding="utf-8"?>
-<w:document xmlns:w="http://schemas.openxmlformats.org/wordprocessingml/2006/main" xmlns:m="http://schemas.openxmlformats.org/officeDocument/2006/math" xmlns:r="http://schemas.openxmlformats.org/officeDocument/2006/relationships" xmlns:o="urn:schemas-microsoft-com:office:office" xmlns:v="urn:schemas-microsoft-com:vml" xmlns:w10="urn:schemas-microsoft-com:office:word" xmlns:a="http://schemas.openxmlformats.org/drawingml/2006/main" xmlns:pic="http://schemas.openxmlformats.org/drawingml/2006/picture" xmlns:wp="http://schemas.openxmlformats.org/drawingml/2006/wordprocessingDrawing">
+<w:document xmlns:wpc="http://schemas.microsoft.com/office/word/2010/wordprocessingCanvas" xmlns:cx="http://schemas.microsoft.com/office/drawing/2014/chartex" xmlns:cx1="http://schemas.microsoft.com/office/drawing/2015/9/8/chartex" xmlns:cx2="http://schemas.microsoft.com/office/drawing/2015/10/21/chartex" xmlns:cx3="http://schemas.microsoft.com/office/drawing/2016/5/9/chartex" xmlns:cx4="http://schemas.microsoft.com/office/drawing/2016/5/10/chartex" xmlns:cx5="http://schemas.microsoft.com/office/drawing/2016/5/11/chartex" xmlns:cx6="http://schemas.microsoft.com/office/drawing/2016/5/12/chartex" xmlns:cx7="http://schemas.microsoft.com/office/drawing/2016/5/13/chartex" xmlns:cx8="http://schemas.microsoft.com/office/drawing/2016/5/14/chartex" xmlns:mc="http://schemas.openxmlformats.org/markup-compatibility/2006" xmlns:aink="http://schemas.microsoft.com/office/drawing/2016/ink" xmlns:am3d="http://schemas.microsoft.com/office/drawing/2017/model3d" xmlns:o="urn:schemas-microsoft-com:office:office" xmlns:r="http://schemas.openxmlformats.org/officeDocument/2006/relationships" xmlns:m="http://schemas.openxmlformats.org/officeDocument/2006/math" xmlns:v="urn:schemas-microsoft-com:vml" xmlns:wp14="http://schemas.microsoft.com/office/word/2010/wordprocessingDrawing" xmlns:wp="http://schemas.openxmlformats.org/drawingml/2006/wordprocessingDrawing" xmlns:w10="urn:schemas-microsoft-com:office:word" xmlns:w="http://schemas.openxmlformats.org/wordprocessingml/2006/main" xmlns:w14="http://schemas.microsoft.com/office/word/2010/wordml" xmlns:w15="http://schemas.microsoft.com/office/word/2012/wordml" xmlns:w16cex="http://schemas.microsoft.com/office/word/2018/wordml/cex" xmlns:w16cid="http://schemas.microsoft.com/office/word/2016/wordml/cid" xmlns:w16="http://schemas.microsoft.com/office/word/2018/wordml" xmlns:w16sdtdh="http://schemas.microsoft.com/office/word/2020/wordml/sdtdatahash" xmlns:w16se="http://schemas.microsoft.com/office/word/2015/wordml/symex" xmlns:wpg="http://schemas.microsoft.com/office/word/2010/wordprocessingGroup" xmlns:wpi="http://schemas.microsoft.com/office/word/2010/wordprocessingInk" xmlns:wne="http://schemas.microsoft.com/office/word/2006/wordml" xmlns:wps="http://schemas.microsoft.com/office/word/2010/wordprocessingShape" mc:Ignorable="w14 w15 w16se w16cid w16 w16cex w16sdtdh wp14">
   <w:body>
-    <w:bookmarkStart w:id="23" w:name="X6581e9bf55261748cba30e4633b5d32c8c717a5"/>
+    <w:p>
+      <w:bookmarkStart w:id="0" w:name="X6581e9bf55261748cba30e4633b5d32c8c717a5"/>
+      <w:r>
+        <w:pict w14:anchorId="257646E2">
+          <v:rect id="_x0000_i1038" style="width:0;height:1.5pt" o:hralign="center" o:hrstd="t" o:hr="t"/>
+        </w:pict>
+      </w:r>
+    </w:p>
     <w:p>
       <w:pPr>
-        <w:pStyle w:val="Heading1"/>
+        <w:pStyle w:val="Heading2"/>
       </w:pPr>
-      <w:r>
-        <w:t xml:space="preserve">Dấu Ấn Văn Học - Tài liệu Kỹ thuật &amp; Công nghệ Hệ thống</w:t>
+      <w:bookmarkStart w:id="1" w:name="Xe93b669d9e081bfe50af3ecfa38efbdf5e7b066"/>
+      <w:r>
+        <w:t>1. Gi</w:t>
+      </w:r>
+      <w:r>
+        <w:t>ả</w:t>
+      </w:r>
+      <w:r>
+        <w:t>i thích v</w:t>
+      </w:r>
+      <w:r>
+        <w:t>ề</w:t>
+      </w:r>
+      <w:r>
+        <w:t xml:space="preserve"> Ki</w:t>
+      </w:r>
+      <w:r>
+        <w:t>ế</w:t>
+      </w:r>
+      <w:r>
+        <w:t>n trúc H</w:t>
+      </w:r>
+      <w:r>
+        <w:t>ệ</w:t>
+      </w:r>
+      <w:r>
+        <w:t xml:space="preserve"> th</w:t>
+      </w:r>
+      <w:r>
+        <w:t>ố</w:t>
+      </w:r>
+      <w:r>
+        <w:t>ng (Mô hình tách bi</w:t>
+      </w:r>
+      <w:r>
+        <w:t>ệ</w:t>
+      </w:r>
+      <w:r>
+        <w:t>t Frontend và Backend)</w:t>
       </w:r>
     </w:p>
     <w:p>
@@ -16,63 +60,176 @@
         <w:pStyle w:val="FirstParagraph"/>
       </w:pPr>
       <w:r>
-        <w:t xml:space="preserve">Tài liệu này cung cấp thông tin chi tiết, toàn diện và dễ hiểu về kiến trúc hệ thống, các công nghệ cốt lõi và giải pháp bảo mật được áp dụng để xây dựng và vận hành trang web</w:t>
-      </w:r>
-      <w:r>
-        <w:t xml:space="preserve"> </w:t>
-      </w:r>
-      <w:r>
-        <w:rPr>
-          <w:b/>
-          <w:bCs/>
-        </w:rPr>
-        <w:t xml:space="preserve">Dấu Ấn Văn Học</w:t>
-      </w:r>
-      <w:r>
-        <w:t xml:space="preserve"> </w:t>
-      </w:r>
-      <w:r>
-        <w:t xml:space="preserve">(hoạt động trên các tên miền dauanvanhoc.site và dauanvanhot.site).</w:t>
-      </w:r>
-    </w:p>
-    <w:p>
-      <w:r>
-        <w:pict>
-          <v:rect style="width:0;height:1.5pt" o:hralign="center" o:hrstd="t" o:hr="t"/>
-        </w:pict>
-      </w:r>
-    </w:p>
-    <w:bookmarkStart w:id="13" w:name="Xe93b669d9e081bfe50af3ecfa38efbdf5e7b066"/>
-    <w:p>
-      <w:pPr>
-        <w:pStyle w:val="Heading2"/>
-      </w:pPr>
-      <w:r>
-        <w:t xml:space="preserve">1. Giải thích về Kiến trúc Hệ thống (Mô hình tách biệt Frontend và Backend)</w:t>
-      </w:r>
-    </w:p>
-    <w:p>
-      <w:pPr>
-        <w:pStyle w:val="FirstParagraph"/>
-      </w:pPr>
-      <w:r>
-        <w:t xml:space="preserve">Dự án này được xây dựng dựa trên kiến trúc</w:t>
-      </w:r>
-      <w:r>
-        <w:t xml:space="preserve"> </w:t>
-      </w:r>
-      <w:r>
-        <w:rPr>
-          <w:b/>
-          <w:bCs/>
-        </w:rPr>
-        <w:t xml:space="preserve">Jamstack</w:t>
-      </w:r>
-      <w:r>
-        <w:t xml:space="preserve"> </w:t>
-      </w:r>
-      <w:r>
-        <w:t xml:space="preserve">(viết tắt của JavaScript, APIs và Markup). Đây là một phương pháp thiết kế web hiện đại giúp tối ưu hóa hiệu năng và độ an toàn bằng cách tách rời hoàn toàn phần giao diện hiển thị và phần xử lý dữ liệu:</w:t>
+        <w:t>D</w:t>
+      </w:r>
+      <w:r>
+        <w:t>ự</w:t>
+      </w:r>
+      <w:r>
+        <w:t xml:space="preserve"> án này đư</w:t>
+      </w:r>
+      <w:r>
+        <w:t>ợ</w:t>
+      </w:r>
+      <w:r>
+        <w:t>c xây d</w:t>
+      </w:r>
+      <w:r>
+        <w:t>ự</w:t>
+      </w:r>
+      <w:r>
+        <w:t>ng d</w:t>
+      </w:r>
+      <w:r>
+        <w:t>ự</w:t>
+      </w:r>
+      <w:r>
+        <w:t>a trên ki</w:t>
+      </w:r>
+      <w:r>
+        <w:t>ế</w:t>
+      </w:r>
+      <w:r>
+        <w:t xml:space="preserve">n trúc </w:t>
+      </w:r>
+      <w:r>
+        <w:rPr>
+          <w:b/>
+          <w:bCs/>
+        </w:rPr>
+        <w:t>Jamstack</w:t>
+      </w:r>
+      <w:r>
+        <w:t xml:space="preserve"> (vi</w:t>
+      </w:r>
+      <w:r>
+        <w:t>ế</w:t>
+      </w:r>
+      <w:r>
+        <w:t>t t</w:t>
+      </w:r>
+      <w:r>
+        <w:t>ắ</w:t>
+      </w:r>
+      <w:r>
+        <w:t>t c</w:t>
+      </w:r>
+      <w:r>
+        <w:t>ủ</w:t>
+      </w:r>
+      <w:r>
+        <w:t>a JavaScript, APIs và Markup). Đây là m</w:t>
+      </w:r>
+      <w:r>
+        <w:t>ộ</w:t>
+      </w:r>
+      <w:r>
+        <w:t>t phương pháp thi</w:t>
+      </w:r>
+      <w:r>
+        <w:t>ế</w:t>
+      </w:r>
+      <w:r>
+        <w:t>t k</w:t>
+      </w:r>
+      <w:r>
+        <w:t>ế</w:t>
+      </w:r>
+      <w:r>
+        <w:t xml:space="preserve"> web hi</w:t>
+      </w:r>
+      <w:r>
+        <w:t>ệ</w:t>
+      </w:r>
+      <w:r>
+        <w:t>n đ</w:t>
+      </w:r>
+      <w:r>
+        <w:t>ạ</w:t>
+      </w:r>
+      <w:r>
+        <w:t>i giúp t</w:t>
+      </w:r>
+      <w:r>
+        <w:t>ố</w:t>
+      </w:r>
+      <w:r>
+        <w:t>i ưu hóa hi</w:t>
+      </w:r>
+      <w:r>
+        <w:t>ệ</w:t>
+      </w:r>
+      <w:r>
+        <w:t>u năng và đ</w:t>
+      </w:r>
+      <w:r>
+        <w:t>ộ</w:t>
+      </w:r>
+      <w:r>
+        <w:t xml:space="preserve"> an </w:t>
+      </w:r>
+      <w:r>
+        <w:t>toàn b</w:t>
+      </w:r>
+      <w:r>
+        <w:t>ằ</w:t>
+      </w:r>
+      <w:r>
+        <w:t>ng cách tách r</w:t>
+      </w:r>
+      <w:r>
+        <w:t>ờ</w:t>
+      </w:r>
+      <w:r>
+        <w:t>i hoàn toàn ph</w:t>
+      </w:r>
+      <w:r>
+        <w:t>ầ</w:t>
+      </w:r>
+      <w:r>
+        <w:t>n giao di</w:t>
+      </w:r>
+      <w:r>
+        <w:t>ệ</w:t>
+      </w:r>
+      <w:r>
+        <w:t>n hi</w:t>
+      </w:r>
+      <w:r>
+        <w:t>ể</w:t>
+      </w:r>
+      <w:r>
+        <w:t>n th</w:t>
+      </w:r>
+      <w:r>
+        <w:t>ị</w:t>
+      </w:r>
+      <w:r>
+        <w:t xml:space="preserve"> và ph</w:t>
+      </w:r>
+      <w:r>
+        <w:t>ầ</w:t>
+      </w:r>
+      <w:r>
+        <w:t>n x</w:t>
+      </w:r>
+      <w:r>
+        <w:t>ử</w:t>
+      </w:r>
+      <w:r>
+        <w:t xml:space="preserve"> lý d</w:t>
+      </w:r>
+      <w:r>
+        <w:t>ữ</w:t>
+      </w:r>
+      <w:r>
+        <w:t xml:space="preserve"> li</w:t>
+      </w:r>
+      <w:r>
+        <w:t>ệ</w:t>
+      </w:r>
+      <w:r>
+        <w:t>u:</w:t>
       </w:r>
     </w:p>
     <w:p>
@@ -80,7 +237,7 @@
         <w:pStyle w:val="Compact"/>
         <w:numPr>
           <w:ilvl w:val="0"/>
-          <w:numId w:val="1001"/>
+          <w:numId w:val="2"/>
         </w:numPr>
       </w:pPr>
       <w:r>
@@ -88,13 +245,273 @@
           <w:b/>
           <w:bCs/>
         </w:rPr>
-        <w:t xml:space="preserve">Phần giao diện hiển thị (Frontend - Markup &amp; JavaScript):</w:t>
-      </w:r>
-      <w:r>
-        <w:t xml:space="preserve"> </w:t>
-      </w:r>
-      <w:r>
-        <w:t xml:space="preserve">Toàn bộ giao diện người dùng được biên dịch thành các tệp tin tĩnh (HTML, CSS và JavaScript thuần) ngay từ lúc đóng gói ứng dụng. Khi người dùng truy cập, các tệp tin này được tải trực tiếp từ máy chủ phân phối mà không cần máy chủ phải xử lý hay tạo lại trang từ đầu. Điều này giúp trang web hiển thị gần như lập tức.</w:t>
+        <w:t>Ph</w:t>
+      </w:r>
+      <w:r>
+        <w:rPr>
+          <w:b/>
+          <w:bCs/>
+        </w:rPr>
+        <w:t>ầ</w:t>
+      </w:r>
+      <w:r>
+        <w:rPr>
+          <w:b/>
+          <w:bCs/>
+        </w:rPr>
+        <w:t>n giao di</w:t>
+      </w:r>
+      <w:r>
+        <w:rPr>
+          <w:b/>
+          <w:bCs/>
+        </w:rPr>
+        <w:t>ệ</w:t>
+      </w:r>
+      <w:r>
+        <w:rPr>
+          <w:b/>
+          <w:bCs/>
+        </w:rPr>
+        <w:t>n hi</w:t>
+      </w:r>
+      <w:r>
+        <w:rPr>
+          <w:b/>
+          <w:bCs/>
+        </w:rPr>
+        <w:t>ể</w:t>
+      </w:r>
+      <w:r>
+        <w:rPr>
+          <w:b/>
+          <w:bCs/>
+        </w:rPr>
+        <w:t>n th</w:t>
+      </w:r>
+      <w:r>
+        <w:rPr>
+          <w:b/>
+          <w:bCs/>
+        </w:rPr>
+        <w:t>ị</w:t>
+      </w:r>
+      <w:r>
+        <w:rPr>
+          <w:b/>
+          <w:bCs/>
+        </w:rPr>
+        <w:t xml:space="preserve"> (Frontend - Markup &amp; JavaScript):</w:t>
+      </w:r>
+      <w:r>
+        <w:t xml:space="preserve"> Toàn b</w:t>
+      </w:r>
+      <w:r>
+        <w:t>ộ</w:t>
+      </w:r>
+      <w:r>
+        <w:t xml:space="preserve"> giao di</w:t>
+      </w:r>
+      <w:r>
+        <w:t>ệ</w:t>
+      </w:r>
+      <w:r>
+        <w:t>n ngư</w:t>
+      </w:r>
+      <w:r>
+        <w:t>ờ</w:t>
+      </w:r>
+      <w:r>
+        <w:t>i dùng đư</w:t>
+      </w:r>
+      <w:r>
+        <w:t>ợ</w:t>
+      </w:r>
+      <w:r>
+        <w:t>c biên d</w:t>
+      </w:r>
+      <w:r>
+        <w:t>ị</w:t>
+      </w:r>
+      <w:r>
+        <w:t>ch thành các t</w:t>
+      </w:r>
+      <w:r>
+        <w:t>ệ</w:t>
+      </w:r>
+      <w:r>
+        <w:t>p tin tĩnh (HTML, CSS và JavaScript thu</w:t>
+      </w:r>
+      <w:r>
+        <w:t>ầ</w:t>
+      </w:r>
+      <w:r>
+        <w:t>n) ngay t</w:t>
+      </w:r>
+      <w:r>
+        <w:t>ừ</w:t>
+      </w:r>
+      <w:r>
+        <w:t xml:space="preserve"> lúc đóng g</w:t>
+      </w:r>
+      <w:r>
+        <w:t xml:space="preserve">ói </w:t>
+      </w:r>
+      <w:r>
+        <w:t>ứ</w:t>
+      </w:r>
+      <w:r>
+        <w:t>ng d</w:t>
+      </w:r>
+      <w:r>
+        <w:t>ụ</w:t>
+      </w:r>
+      <w:r>
+        <w:t>ng. Khi ngư</w:t>
+      </w:r>
+      <w:r>
+        <w:t>ờ</w:t>
+      </w:r>
+      <w:r>
+        <w:t>i dùng truy c</w:t>
+      </w:r>
+      <w:r>
+        <w:t>ậ</w:t>
+      </w:r>
+      <w:r>
+        <w:t>p, các t</w:t>
+      </w:r>
+      <w:r>
+        <w:t>ệ</w:t>
+      </w:r>
+      <w:r>
+        <w:t>p tin này đư</w:t>
+      </w:r>
+      <w:r>
+        <w:t>ợ</w:t>
+      </w:r>
+      <w:r>
+        <w:t>c t</w:t>
+      </w:r>
+      <w:r>
+        <w:t>ả</w:t>
+      </w:r>
+      <w:r>
+        <w:t>i tr</w:t>
+      </w:r>
+      <w:r>
+        <w:t>ự</w:t>
+      </w:r>
+      <w:r>
+        <w:t>c ti</w:t>
+      </w:r>
+      <w:r>
+        <w:t>ế</w:t>
+      </w:r>
+      <w:r>
+        <w:t>p t</w:t>
+      </w:r>
+      <w:r>
+        <w:t>ừ</w:t>
+      </w:r>
+      <w:r>
+        <w:t xml:space="preserve"> máy ch</w:t>
+      </w:r>
+      <w:r>
+        <w:t>ủ</w:t>
+      </w:r>
+      <w:r>
+        <w:t xml:space="preserve"> phân ph</w:t>
+      </w:r>
+      <w:r>
+        <w:t>ố</w:t>
+      </w:r>
+      <w:r>
+        <w:t>i mà không c</w:t>
+      </w:r>
+      <w:r>
+        <w:t>ầ</w:t>
+      </w:r>
+      <w:r>
+        <w:t>n máy ch</w:t>
+      </w:r>
+      <w:r>
+        <w:t>ủ</w:t>
+      </w:r>
+      <w:r>
+        <w:t xml:space="preserve"> ph</w:t>
+      </w:r>
+      <w:r>
+        <w:t>ả</w:t>
+      </w:r>
+      <w:r>
+        <w:t>i x</w:t>
+      </w:r>
+      <w:r>
+        <w:t>ử</w:t>
+      </w:r>
+      <w:r>
+        <w:t xml:space="preserve"> lý hay t</w:t>
+      </w:r>
+      <w:r>
+        <w:t>ạ</w:t>
+      </w:r>
+      <w:r>
+        <w:t>o l</w:t>
+      </w:r>
+      <w:r>
+        <w:t>ạ</w:t>
+      </w:r>
+      <w:r>
+        <w:t>i trang t</w:t>
+      </w:r>
+      <w:r>
+        <w:t>ừ</w:t>
+      </w:r>
+      <w:r>
+        <w:t xml:space="preserve"> đ</w:t>
+      </w:r>
+      <w:r>
+        <w:t>ầ</w:t>
+      </w:r>
+      <w:r>
+        <w:t>u. Đi</w:t>
+      </w:r>
+      <w:r>
+        <w:t>ề</w:t>
+      </w:r>
+      <w:r>
+        <w:t>u này giúp trang web hi</w:t>
+      </w:r>
+      <w:r>
+        <w:t>ể</w:t>
+      </w:r>
+      <w:r>
+        <w:t>n th</w:t>
+      </w:r>
+      <w:r>
+        <w:t>ị</w:t>
+      </w:r>
+      <w:r>
+        <w:t xml:space="preserve"> g</w:t>
+      </w:r>
+      <w:r>
+        <w:t>ầ</w:t>
+      </w:r>
+      <w:r>
+        <w:t>n như l</w:t>
+      </w:r>
+      <w:r>
+        <w:t>ậ</w:t>
+      </w:r>
+      <w:r>
+        <w:t>p t</w:t>
+      </w:r>
+      <w:r>
+        <w:t>ứ</w:t>
+      </w:r>
+      <w:r>
+        <w:t>c.</w:t>
       </w:r>
     </w:p>
     <w:p>
@@ -102,7 +519,7 @@
         <w:pStyle w:val="Compact"/>
         <w:numPr>
           <w:ilvl w:val="0"/>
-          <w:numId w:val="1001"/>
+          <w:numId w:val="2"/>
         </w:numPr>
       </w:pPr>
       <w:r>
@@ -110,22 +527,306 @@
           <w:b/>
           <w:bCs/>
         </w:rPr>
-        <w:t xml:space="preserve">Phần xử lý nghiệp vụ (Backend - APIs):</w:t>
-      </w:r>
-      <w:r>
-        <w:t xml:space="preserve"> </w:t>
-      </w:r>
-      <w:r>
-        <w:t xml:space="preserve">Các tính năng động như đăng nhập, lưu bài viết, bình luận hoặc truy vấn cơ sở dữ liệu sẽ không chạy trên cùng một máy chủ với giao diện. Thay vào đó, chúng được tách thành các dịch vụ độc lập và giao tiếp với giao diện thông qua các cổng kết nối lập trình (API).</w:t>
+        <w:t>Ph</w:t>
+      </w:r>
+      <w:r>
+        <w:rPr>
+          <w:b/>
+          <w:bCs/>
+        </w:rPr>
+        <w:t>ầ</w:t>
+      </w:r>
+      <w:r>
+        <w:rPr>
+          <w:b/>
+          <w:bCs/>
+        </w:rPr>
+        <w:t>n x</w:t>
+      </w:r>
+      <w:r>
+        <w:rPr>
+          <w:b/>
+          <w:bCs/>
+        </w:rPr>
+        <w:t>ử</w:t>
+      </w:r>
+      <w:r>
+        <w:rPr>
+          <w:b/>
+          <w:bCs/>
+        </w:rPr>
+        <w:t xml:space="preserve"> lý nghi</w:t>
+      </w:r>
+      <w:r>
+        <w:rPr>
+          <w:b/>
+          <w:bCs/>
+        </w:rPr>
+        <w:t>ệ</w:t>
+      </w:r>
+      <w:r>
+        <w:rPr>
+          <w:b/>
+          <w:bCs/>
+        </w:rPr>
+        <w:t>p v</w:t>
+      </w:r>
+      <w:r>
+        <w:rPr>
+          <w:b/>
+          <w:bCs/>
+        </w:rPr>
+        <w:t>ụ</w:t>
+      </w:r>
+      <w:r>
+        <w:rPr>
+          <w:b/>
+          <w:bCs/>
+        </w:rPr>
+        <w:t xml:space="preserve"> (Backend - APIs):</w:t>
+      </w:r>
+      <w:r>
+        <w:t xml:space="preserve"> Các tính năng đ</w:t>
+      </w:r>
+      <w:r>
+        <w:t>ộ</w:t>
+      </w:r>
+      <w:r>
+        <w:t>ng như đăng nh</w:t>
+      </w:r>
+      <w:r>
+        <w:t>ậ</w:t>
+      </w:r>
+      <w:r>
+        <w:t>p, lưu bài vi</w:t>
+      </w:r>
+      <w:r>
+        <w:t>ế</w:t>
+      </w:r>
+      <w:r>
+        <w:t>t, bình lu</w:t>
+      </w:r>
+      <w:r>
+        <w:t>ậ</w:t>
+      </w:r>
+      <w:r>
+        <w:t>n ho</w:t>
+      </w:r>
+      <w:r>
+        <w:t>ặ</w:t>
+      </w:r>
+      <w:r>
+        <w:t>c truy v</w:t>
+      </w:r>
+      <w:r>
+        <w:t>ấ</w:t>
+      </w:r>
+      <w:r>
+        <w:t>n cơ s</w:t>
+      </w:r>
+      <w:r>
+        <w:t>ở</w:t>
+      </w:r>
+      <w:r>
+        <w:t xml:space="preserve"> d</w:t>
+      </w:r>
+      <w:r>
+        <w:t>ữ</w:t>
+      </w:r>
+      <w:r>
+        <w:t xml:space="preserve"> li</w:t>
+      </w:r>
+      <w:r>
+        <w:t>ệ</w:t>
+      </w:r>
+      <w:r>
+        <w:t>u s</w:t>
+      </w:r>
+      <w:r>
+        <w:t>ẽ</w:t>
+      </w:r>
+      <w:r>
+        <w:t xml:space="preserve"> không ch</w:t>
+      </w:r>
+      <w:r>
+        <w:t>ạ</w:t>
+      </w:r>
+      <w:r>
+        <w:t>y trên cùng m</w:t>
+      </w:r>
+      <w:r>
+        <w:t>ộ</w:t>
+      </w:r>
+      <w:r>
+        <w:t>t máy ch</w:t>
+      </w:r>
+      <w:r>
+        <w:t>ủ</w:t>
+      </w:r>
+      <w:r>
+        <w:t xml:space="preserve"> v</w:t>
+      </w:r>
+      <w:r>
+        <w:t>ớ</w:t>
+      </w:r>
+      <w:r>
+        <w:t>i giao di</w:t>
+      </w:r>
+      <w:r>
+        <w:t>ệ</w:t>
+      </w:r>
+      <w:r>
+        <w:t>n. Thay vào đó, chúng đư</w:t>
+      </w:r>
+      <w:r>
+        <w:t>ợ</w:t>
+      </w:r>
+      <w:r>
+        <w:t>c tách thành các d</w:t>
+      </w:r>
+      <w:r>
+        <w:t>ị</w:t>
+      </w:r>
+      <w:r>
+        <w:t>ch v</w:t>
+      </w:r>
+      <w:r>
+        <w:t>ụ</w:t>
+      </w:r>
+      <w:r>
+        <w:t xml:space="preserve"> đ</w:t>
+      </w:r>
+      <w:r>
+        <w:t>ộ</w:t>
+      </w:r>
+      <w:r>
+        <w:t>c l</w:t>
+      </w:r>
+      <w:r>
+        <w:t>ậ</w:t>
+      </w:r>
+      <w:r>
+        <w:t>p và giao ti</w:t>
+      </w:r>
+      <w:r>
+        <w:t>ế</w:t>
+      </w:r>
+      <w:r>
+        <w:t>p v</w:t>
+      </w:r>
+      <w:r>
+        <w:t>ớ</w:t>
+      </w:r>
+      <w:r>
+        <w:t>i giao di</w:t>
+      </w:r>
+      <w:r>
+        <w:t>ệ</w:t>
+      </w:r>
+      <w:r>
+        <w:t>n thông qua các c</w:t>
+      </w:r>
+      <w:r>
+        <w:t>ổ</w:t>
+      </w:r>
+      <w:r>
+        <w:t>ng k</w:t>
+      </w:r>
+      <w:r>
+        <w:t>ế</w:t>
+      </w:r>
+      <w:r>
+        <w:t>t n</w:t>
+      </w:r>
+      <w:r>
+        <w:t>ố</w:t>
+      </w:r>
+      <w:r>
+        <w:t>i l</w:t>
+      </w:r>
+      <w:r>
+        <w:t>ậ</w:t>
+      </w:r>
+      <w:r>
+        <w:t>p trình (API).</w:t>
       </w:r>
     </w:p>
-    <w:bookmarkStart w:id="12" w:name="sơ-đồ-luồng-hoạt-động-của-hệ-thống"/>
     <w:p>
       <w:pPr>
         <w:pStyle w:val="Heading3"/>
       </w:pPr>
-      <w:r>
-        <w:t xml:space="preserve">Sơ đồ luồng hoạt động của hệ thống:</w:t>
+      <w:bookmarkStart w:id="2" w:name="sơ-đồ-luồng-hoạt-động-của-hệ-thống"/>
+      <w:proofErr w:type="spellStart"/>
+      <w:r>
+        <w:lastRenderedPageBreak/>
+        <w:t>Sơ</w:t>
+      </w:r>
+      <w:proofErr w:type="spellEnd"/>
+      <w:r>
+        <w:t xml:space="preserve"> </w:t>
+      </w:r>
+      <w:proofErr w:type="spellStart"/>
+      <w:r>
+        <w:t>đ</w:t>
+      </w:r>
+      <w:r>
+        <w:t>ồ</w:t>
+      </w:r>
+      <w:proofErr w:type="spellEnd"/>
+      <w:r>
+        <w:t xml:space="preserve"> </w:t>
+      </w:r>
+      <w:proofErr w:type="spellStart"/>
+      <w:r>
+        <w:t>lu</w:t>
+      </w:r>
+      <w:r>
+        <w:t>ồ</w:t>
+      </w:r>
+      <w:r>
+        <w:t>ng</w:t>
+      </w:r>
+      <w:proofErr w:type="spellEnd"/>
+      <w:r>
+        <w:t xml:space="preserve"> </w:t>
+      </w:r>
+      <w:proofErr w:type="spellStart"/>
+      <w:r>
+        <w:t>ho</w:t>
+      </w:r>
+      <w:r>
+        <w:t>ạ</w:t>
+      </w:r>
+      <w:r>
+        <w:t>t</w:t>
+      </w:r>
+      <w:proofErr w:type="spellEnd"/>
+      <w:r>
+        <w:t xml:space="preserve"> đ</w:t>
+      </w:r>
+      <w:r>
+        <w:t>ộ</w:t>
+      </w:r>
+      <w:r>
+        <w:t>ng c</w:t>
+      </w:r>
+      <w:r>
+        <w:t>ủ</w:t>
+      </w:r>
+      <w:r>
+        <w:t>a h</w:t>
+      </w:r>
+      <w:r>
+        <w:t>ệ</w:t>
+      </w:r>
+      <w:r>
+        <w:t xml:space="preserve"> th</w:t>
+      </w:r>
+      <w:r>
+        <w:t>ố</w:t>
+      </w:r>
+      <w:r>
+        <w:t>ng:</w:t>
       </w:r>
     </w:p>
     <w:p>
@@ -133,22 +834,27 @@
         <w:pStyle w:val="CaptionedFigure"/>
       </w:pPr>
       <w:r>
+        <w:rPr>
+          <w:noProof/>
+        </w:rPr>
+        <w:lastRenderedPageBreak/>
         <w:drawing>
-          <wp:inline>
+          <wp:inline distT="0" distB="0" distL="0" distR="0" wp14:anchorId="458A2125" wp14:editId="5F26687F">
             <wp:extent cx="4559300" cy="8305800"/>
-            <wp:effectExtent b="0" l="0" r="0" t="0"/>
-            <wp:docPr descr="Sơ đồ luồng hoạt động" title="" id="10" name="Picture"/>
-            <a:graphic>
+            <wp:effectExtent l="0" t="0" r="0" b="0"/>
+            <wp:docPr id="10" name="Picture" descr="Sơ đồ luồng hoạt động"/>
+            <wp:cNvGraphicFramePr/>
+            <a:graphic xmlns:a="http://schemas.openxmlformats.org/drawingml/2006/main">
               <a:graphicData uri="http://schemas.openxmlformats.org/drawingml/2006/picture">
-                <pic:pic>
+                <pic:pic xmlns:pic="http://schemas.openxmlformats.org/drawingml/2006/picture">
                   <pic:nvPicPr>
-                    <pic:cNvPr descr="diagram1.png" id="11" name="Picture"/>
+                    <pic:cNvPr id="11" name="Picture" descr="diagram1.png"/>
                     <pic:cNvPicPr>
-                      <a:picLocks noChangeArrowheads="1" noChangeAspect="1"/>
+                      <a:picLocks noChangeAspect="1" noChangeArrowheads="1"/>
                     </pic:cNvPicPr>
                   </pic:nvPicPr>
                   <pic:blipFill>
-                    <a:blip r:embed="rId9"/>
+                    <a:blip r:embed="rId5"/>
                     <a:stretch>
                       <a:fillRect/>
                     </a:stretch>
@@ -180,34 +886,95 @@
         <w:pStyle w:val="ImageCaption"/>
       </w:pPr>
       <w:r>
-        <w:t xml:space="preserve">Sơ đồ luồng hoạt động</w:t>
+        <w:lastRenderedPageBreak/>
+        <w:t>Sơ đ</w:t>
+      </w:r>
+      <w:r>
+        <w:t>ồ</w:t>
+      </w:r>
+      <w:r>
+        <w:t xml:space="preserve"> lu</w:t>
+      </w:r>
+      <w:r>
+        <w:t>ồ</w:t>
+      </w:r>
+      <w:r>
+        <w:t>ng ho</w:t>
+      </w:r>
+      <w:r>
+        <w:t>ạ</w:t>
+      </w:r>
+      <w:r>
+        <w:t>t đ</w:t>
+      </w:r>
+      <w:r>
+        <w:t>ộ</w:t>
+      </w:r>
+      <w:r>
+        <w:t>ng</w:t>
       </w:r>
     </w:p>
     <w:p>
       <w:r>
-        <w:pict>
-          <v:rect style="width:0;height:1.5pt" o:hralign="center" o:hrstd="t" o:hr="t"/>
+        <w:pict w14:anchorId="5F83CB18">
+          <v:rect id="_x0000_i1039" style="width:0;height:1.5pt" o:hralign="center" o:hrstd="t" o:hr="t"/>
         </w:pict>
       </w:r>
     </w:p>
-    <w:bookmarkEnd w:id="12"/>
-    <w:bookmarkEnd w:id="13"/>
-    <w:bookmarkStart w:id="21" w:name="chi-tiết-về-các-công-nghệ-sử-dụng"/>
     <w:p>
       <w:pPr>
         <w:pStyle w:val="Heading2"/>
       </w:pPr>
-      <w:r>
-        <w:t xml:space="preserve">2. Chi tiết về các Công nghệ Sử dụng</w:t>
+      <w:bookmarkStart w:id="3" w:name="chi-tiết-về-các-công-nghệ-sử-dụng"/>
+      <w:bookmarkEnd w:id="1"/>
+      <w:bookmarkEnd w:id="2"/>
+      <w:r>
+        <w:t>2. Chi ti</w:t>
+      </w:r>
+      <w:r>
+        <w:t>ế</w:t>
+      </w:r>
+      <w:r>
+        <w:t>t v</w:t>
+      </w:r>
+      <w:r>
+        <w:t>ề</w:t>
+      </w:r>
+      <w:r>
+        <w:t xml:space="preserve"> các Công ngh</w:t>
+      </w:r>
+      <w:r>
+        <w:t>ệ</w:t>
+      </w:r>
+      <w:r>
+        <w:t xml:space="preserve"> S</w:t>
+      </w:r>
+      <w:r>
+        <w:t>ử</w:t>
+      </w:r>
+      <w:r>
+        <w:t xml:space="preserve"> d</w:t>
+      </w:r>
+      <w:r>
+        <w:t>ụ</w:t>
+      </w:r>
+      <w:r>
+        <w:t>ng</w:t>
       </w:r>
     </w:p>
-    <w:bookmarkStart w:id="14" w:name="ngôn-ngữ-chính-javascript"/>
     <w:p>
       <w:pPr>
         <w:pStyle w:val="Heading3"/>
       </w:pPr>
-      <w:r>
-        <w:t xml:space="preserve">2.1. Ngôn ngữ chính: JavaScript</w:t>
+      <w:bookmarkStart w:id="4" w:name="ngôn-ngữ-chính-javascript"/>
+      <w:r>
+        <w:t>2.1. Ngôn ng</w:t>
+      </w:r>
+      <w:r>
+        <w:t>ữ</w:t>
+      </w:r>
+      <w:r>
+        <w:t xml:space="preserve"> chính: JavaScript</w:t>
       </w:r>
     </w:p>
     <w:p>
@@ -215,27 +982,98 @@
         <w:pStyle w:val="FirstParagraph"/>
       </w:pPr>
       <w:r>
-        <w:t xml:space="preserve">Toàn bộ mã nguồn của cả phần giao diện (Frontend) lẫn phần xử lý (Backend) đều sử dụng</w:t>
-      </w:r>
+        <w:t>Toàn b</w:t>
+      </w:r>
+      <w:r>
+        <w:t>ộ</w:t>
+      </w:r>
+      <w:r>
+        <w:t xml:space="preserve"> mã ngu</w:t>
+      </w:r>
+      <w:r>
+        <w:t>ồ</w:t>
+      </w:r>
+      <w:r>
+        <w:t>n c</w:t>
+      </w:r>
+      <w:r>
+        <w:t>ủ</w:t>
+      </w:r>
+      <w:r>
+        <w:t>a c</w:t>
+      </w:r>
+      <w:r>
+        <w:t>ả</w:t>
+      </w:r>
+      <w:r>
+        <w:t xml:space="preserve"> ph</w:t>
+      </w:r>
+      <w:r>
+        <w:t>ầ</w:t>
+      </w:r>
+      <w:r>
+        <w:t>n giao di</w:t>
+      </w:r>
+      <w:r>
+        <w:t>ệ</w:t>
+      </w:r>
+      <w:r>
+        <w:t>n (Frontend) l</w:t>
+      </w:r>
+      <w:r>
+        <w:t>ẫ</w:t>
+      </w:r>
+      <w:r>
+        <w:t>n ph</w:t>
+      </w:r>
+      <w:r>
+        <w:t>ầ</w:t>
+      </w:r>
+      <w:r>
+        <w:t>n x</w:t>
+      </w:r>
+      <w:r>
+        <w:t>ử</w:t>
+      </w:r>
+      <w:r>
+        <w:t xml:space="preserve"> lý (Backend) </w:t>
+      </w:r>
+      <w:proofErr w:type="spellStart"/>
+      <w:r>
+        <w:t>đ</w:t>
+      </w:r>
+      <w:r>
+        <w:t>ề</w:t>
+      </w:r>
+      <w:r>
+        <w:t>u</w:t>
+      </w:r>
+      <w:proofErr w:type="spellEnd"/>
       <w:r>
         <w:t xml:space="preserve"> </w:t>
       </w:r>
-      <w:r>
-        <w:rPr>
-          <w:b/>
-          <w:bCs/>
-        </w:rPr>
-        <w:t xml:space="preserve">JavaScript</w:t>
-      </w:r>
-      <w:r>
-        <w:t xml:space="preserve">:</w:t>
-      </w:r>
+      <w:proofErr w:type="spellStart"/>
+      <w:r>
+        <w:t>s</w:t>
+      </w:r>
+      <w:r>
+        <w:t>ử</w:t>
+      </w:r>
+      <w:proofErr w:type="spellEnd"/>
       <w:r>
         <w:t xml:space="preserve"> </w:t>
       </w:r>
-      <w:r>
-        <w:t xml:space="preserve">*</w:t>
-      </w:r>
+      <w:proofErr w:type="spellStart"/>
+      <w:r>
+        <w:t>d</w:t>
+      </w:r>
+      <w:r>
+        <w:t>ụ</w:t>
+      </w:r>
+      <w:r>
+        <w:t>ng</w:t>
+      </w:r>
+      <w:proofErr w:type="spellEnd"/>
       <w:r>
         <w:t xml:space="preserve"> </w:t>
       </w:r>
@@ -244,45 +1082,179 @@
           <w:b/>
           <w:bCs/>
         </w:rPr>
-        <w:t xml:space="preserve">Tính đồng nhất:</w:t>
+        <w:t>JavaScript</w:t>
+      </w:r>
+      <w:r>
+        <w:t>:</w:t>
       </w:r>
       <w:r>
         <w:t xml:space="preserve"> </w:t>
       </w:r>
-      <w:r>
-        <w:t xml:space="preserve">Việc sử dụng một ngôn ngữ duy nhất giúp việc phát triển trở nên nhanh chóng, dễ dàng chuyển đổi hoặc chia sẻ cấu trúc dữ liệu giữa giao diện và máy chủ.</w:t>
-      </w:r>
+      <w:proofErr w:type="spellStart"/>
+      <w:r>
+        <w:t>Vi</w:t>
+      </w:r>
+      <w:r>
+        <w:t>ệ</w:t>
+      </w:r>
+      <w:r>
+        <w:t>c</w:t>
+      </w:r>
+      <w:proofErr w:type="spellEnd"/>
       <w:r>
         <w:t xml:space="preserve"> </w:t>
       </w:r>
-      <w:r>
-        <w:t xml:space="preserve">*</w:t>
-      </w:r>
+      <w:proofErr w:type="spellStart"/>
+      <w:r>
+        <w:t>s</w:t>
+      </w:r>
+      <w:r>
+        <w:t>ử</w:t>
+      </w:r>
+      <w:proofErr w:type="spellEnd"/>
       <w:r>
         <w:t xml:space="preserve"> </w:t>
       </w:r>
-      <w:r>
-        <w:rPr>
-          <w:b/>
-          <w:bCs/>
-        </w:rPr>
-        <w:t xml:space="preserve">Xử lý bất đồng bộ:</w:t>
-      </w:r>
-      <w:r>
-        <w:t xml:space="preserve"> </w:t>
-      </w:r>
-      <w:r>
-        <w:t xml:space="preserve">Tận dụng khả năng xử lý nhiều yêu cầu cùng lúc mà không gây nghẽn hệ thống, giúp ứng dụng phản hồi nhanh chóng ngay cả khi có nhiều người dùng truy cập đồng thời.</w:t>
+      <w:proofErr w:type="spellStart"/>
+      <w:r>
+        <w:t>d</w:t>
+      </w:r>
+      <w:r>
+        <w:t>ụ</w:t>
+      </w:r>
+      <w:r>
+        <w:t>ng</w:t>
+      </w:r>
+      <w:proofErr w:type="spellEnd"/>
+      <w:r>
+        <w:t xml:space="preserve"> m</w:t>
+      </w:r>
+      <w:r>
+        <w:t>ộ</w:t>
+      </w:r>
+      <w:r>
+        <w:t>t</w:t>
+      </w:r>
+      <w:r>
+        <w:t xml:space="preserve"> ngôn ng</w:t>
+      </w:r>
+      <w:r>
+        <w:t>ữ</w:t>
+      </w:r>
+      <w:r>
+        <w:t xml:space="preserve"> duy nh</w:t>
+      </w:r>
+      <w:r>
+        <w:t>ấ</w:t>
+      </w:r>
+      <w:r>
+        <w:t>t giúp vi</w:t>
+      </w:r>
+      <w:r>
+        <w:t>ệ</w:t>
+      </w:r>
+      <w:r>
+        <w:t>c phát tri</w:t>
+      </w:r>
+      <w:r>
+        <w:t>ể</w:t>
+      </w:r>
+      <w:r>
+        <w:t>n tr</w:t>
+      </w:r>
+      <w:r>
+        <w:t>ở</w:t>
+      </w:r>
+      <w:r>
+        <w:t xml:space="preserve"> nên nhanh chóng, d</w:t>
+      </w:r>
+      <w:r>
+        <w:t>ễ</w:t>
+      </w:r>
+      <w:r>
+        <w:t xml:space="preserve"> dàng chuy</w:t>
+      </w:r>
+      <w:r>
+        <w:t>ể</w:t>
+      </w:r>
+      <w:r>
+        <w:t>n đ</w:t>
+      </w:r>
+      <w:r>
+        <w:t>ổ</w:t>
+      </w:r>
+      <w:r>
+        <w:t>i ho</w:t>
+      </w:r>
+      <w:r>
+        <w:t>ặ</w:t>
+      </w:r>
+      <w:r>
+        <w:t>c chia s</w:t>
+      </w:r>
+      <w:r>
+        <w:t>ẻ</w:t>
+      </w:r>
+      <w:r>
+        <w:t xml:space="preserve"> c</w:t>
+      </w:r>
+      <w:r>
+        <w:t>ấ</w:t>
+      </w:r>
+      <w:r>
+        <w:t>u trúc d</w:t>
+      </w:r>
+      <w:r>
+        <w:t>ữ</w:t>
+      </w:r>
+      <w:r>
+        <w:t xml:space="preserve"> li</w:t>
+      </w:r>
+      <w:r>
+        <w:t>ệ</w:t>
+      </w:r>
+      <w:r>
+        <w:t>u gi</w:t>
+      </w:r>
+      <w:r>
+        <w:t>ữ</w:t>
+      </w:r>
+      <w:r>
+        <w:t>a giao di</w:t>
+      </w:r>
+      <w:r>
+        <w:t>ệ</w:t>
+      </w:r>
+      <w:r>
+        <w:t>n và máy ch</w:t>
+      </w:r>
+      <w:r>
+        <w:t>ủ</w:t>
+      </w:r>
+      <w:r>
+        <w:t xml:space="preserve">. </w:t>
       </w:r>
     </w:p>
-    <w:bookmarkEnd w:id="14"/>
-    <w:bookmarkStart w:id="15" w:name="Xda69e3fdbf0c66e3bce1789e764ebb434677fdb"/>
     <w:p>
       <w:pPr>
         <w:pStyle w:val="Heading3"/>
       </w:pPr>
-      <w:r>
-        <w:t xml:space="preserve">2.2. Khung phát triển giao diện: Svelte (SvelteKit)</w:t>
+      <w:bookmarkStart w:id="5" w:name="Xda69e3fdbf0c66e3bce1789e764ebb434677fdb"/>
+      <w:bookmarkEnd w:id="4"/>
+      <w:r>
+        <w:t>2.2. Khung phát tri</w:t>
+      </w:r>
+      <w:r>
+        <w:t>ể</w:t>
+      </w:r>
+      <w:r>
+        <w:t>n giao di</w:t>
+      </w:r>
+      <w:r>
+        <w:t>ệ</w:t>
+      </w:r>
+      <w:r>
+        <w:t>n: Svelte (SvelteKit)</w:t>
       </w:r>
     </w:p>
     <w:p>
@@ -290,7 +1262,40 @@
         <w:pStyle w:val="FirstParagraph"/>
       </w:pPr>
       <w:r>
-        <w:t xml:space="preserve">Giao diện của trang web được xây dựng bằng công nghệ</w:t>
+        <w:t>Giao di</w:t>
+      </w:r>
+      <w:r>
+        <w:t>ệ</w:t>
+      </w:r>
+      <w:r>
+        <w:t>n c</w:t>
+      </w:r>
+      <w:r>
+        <w:t>ủ</w:t>
+      </w:r>
+      <w:r>
+        <w:t>a trang web đư</w:t>
+      </w:r>
+      <w:r>
+        <w:t>ợ</w:t>
+      </w:r>
+      <w:r>
+        <w:t>c xây d</w:t>
+      </w:r>
+      <w:r>
+        <w:t>ự</w:t>
+      </w:r>
+      <w:r>
+        <w:t>ng b</w:t>
+      </w:r>
+      <w:r>
+        <w:t>ằ</w:t>
+      </w:r>
+      <w:r>
+        <w:t>ng công ngh</w:t>
+      </w:r>
+      <w:r>
+        <w:t>ệ</w:t>
       </w:r>
       <w:r>
         <w:t xml:space="preserve"> </w:t>
@@ -300,86 +1305,10 @@
           <w:b/>
           <w:bCs/>
         </w:rPr>
-        <w:t xml:space="preserve">Svelte</w:t>
-      </w:r>
-      <w:r>
-        <w:t xml:space="preserve">:</w:t>
-      </w:r>
-      <w:r>
-        <w:t xml:space="preserve"> </w:t>
-      </w:r>
-      <w:r>
-        <w:t xml:space="preserve">*</w:t>
-      </w:r>
-      <w:r>
-        <w:t xml:space="preserve"> </w:t>
-      </w:r>
-      <w:r>
-        <w:rPr>
-          <w:b/>
-          <w:bCs/>
-        </w:rPr>
-        <w:t xml:space="preserve">Cơ chế biên dịch tối ưu:</w:t>
-      </w:r>
-      <w:r>
-        <w:t xml:space="preserve"> </w:t>
-      </w:r>
-      <w:r>
-        <w:t xml:space="preserve">Khác với các thư viện phổ biến khác phải chạy một hệ thống giám sát giao diện ảo ngay trên trình duyệt của người dùng (gây nặng máy), Svelte tự động biên dịch mã nguồn thành JavaScript siêu nhẹ và tối giản trước khi tải lên mạng. Nhờ đó, trình duyệt không phải xử lý thừa, giúp tốc độ tải trang đạt mức tối đa.</w:t>
-      </w:r>
-      <w:r>
-        <w:t xml:space="preserve"> </w:t>
-      </w:r>
-      <w:r>
-        <w:t xml:space="preserve">*</w:t>
-      </w:r>
-      <w:r>
-        <w:t xml:space="preserve"> </w:t>
-      </w:r>
-      <w:r>
-        <w:rPr>
-          <w:b/>
-          <w:bCs/>
-        </w:rPr>
-        <w:t xml:space="preserve">Tương tác mượt mà:</w:t>
-      </w:r>
-      <w:r>
-        <w:t xml:space="preserve"> </w:t>
-      </w:r>
-      <w:r>
-        <w:t xml:space="preserve">Svelte hoạt động như một ứng dụng chạy trực tiếp trên trình duyệt. Khi người dùng chuyển trang hoặc bấm nút, chỉ các phần dữ liệu thay đổi được cập nhật mà không cần tải lại toàn bộ trang web.</w:t>
-      </w:r>
-      <w:r>
-        <w:t xml:space="preserve"> </w:t>
-      </w:r>
-      <w:r>
-        <w:t xml:space="preserve">*</w:t>
-      </w:r>
-      <w:r>
-        <w:t xml:space="preserve"> </w:t>
-      </w:r>
-      <w:r>
-        <w:rPr>
-          <w:b/>
-          <w:bCs/>
-        </w:rPr>
-        <w:t xml:space="preserve">Trình bày giao diện:</w:t>
-      </w:r>
-      <w:r>
-        <w:t xml:space="preserve"> </w:t>
-      </w:r>
-      <w:r>
-        <w:t xml:space="preserve">Kết hợp với công nghệ Tailwind CSS để thiết kế giao diện thích ứng tốt trên cả máy tính lẫn điện thoại di động.</w:t>
-      </w:r>
-    </w:p>
-    <w:bookmarkEnd w:id="15"/>
-    <w:bookmarkStart w:id="16" w:name="Xfb4d95ce0137fa774b835dfd6d529e00c29d16f"/>
-    <w:p>
-      <w:pPr>
-        <w:pStyle w:val="Heading3"/>
-      </w:pPr>
-      <w:r>
-        <w:t xml:space="preserve">2.3. Hệ thống xử lý dữ liệu không máy chủ: Cloudflare Workers</w:t>
+        <w:t>Svelte</w:t>
+      </w:r>
+      <w:r>
+        <w:t xml:space="preserve">: </w:t>
       </w:r>
     </w:p>
     <w:p>
@@ -387,74 +1316,341 @@
         <w:pStyle w:val="FirstParagraph"/>
       </w:pPr>
       <w:r>
-        <w:t xml:space="preserve">Toàn bộ mã nguồn xử lý logic (Backend) và các đường dẫn kết nối (API) được vận hành trên</w:t>
-      </w:r>
-      <w:r>
+        <w:t xml:space="preserve">* </w:t>
+      </w:r>
+      <w:proofErr w:type="spellStart"/>
+      <w:r>
+        <w:rPr>
+          <w:b/>
+          <w:bCs/>
+        </w:rPr>
+        <w:t>Cơ</w:t>
+      </w:r>
+      <w:proofErr w:type="spellEnd"/>
+      <w:r>
+        <w:rPr>
+          <w:b/>
+          <w:bCs/>
+        </w:rPr>
         <w:t xml:space="preserve"> </w:t>
       </w:r>
-      <w:r>
-        <w:rPr>
-          <w:b/>
-          <w:bCs/>
-        </w:rPr>
-        <w:t xml:space="preserve">Cloudflare Workers</w:t>
-      </w:r>
-      <w:r>
-        <w:t xml:space="preserve">:</w:t>
-      </w:r>
-      <w:r>
+      <w:proofErr w:type="spellStart"/>
+      <w:r>
+        <w:rPr>
+          <w:b/>
+          <w:bCs/>
+        </w:rPr>
+        <w:t>ch</w:t>
+      </w:r>
+      <w:r>
+        <w:rPr>
+          <w:b/>
+          <w:bCs/>
+        </w:rPr>
+        <w:t>ế</w:t>
+      </w:r>
+      <w:proofErr w:type="spellEnd"/>
+      <w:r>
+        <w:rPr>
+          <w:b/>
+          <w:bCs/>
+        </w:rPr>
         <w:t xml:space="preserve"> </w:t>
       </w:r>
-      <w:r>
-        <w:t xml:space="preserve">*</w:t>
-      </w:r>
+      <w:proofErr w:type="spellStart"/>
+      <w:r>
+        <w:rPr>
+          <w:b/>
+          <w:bCs/>
+        </w:rPr>
+        <w:t>biên</w:t>
+      </w:r>
+      <w:proofErr w:type="spellEnd"/>
+      <w:r>
+        <w:rPr>
+          <w:b/>
+          <w:bCs/>
+        </w:rPr>
+        <w:t xml:space="preserve"> d</w:t>
+      </w:r>
+      <w:r>
+        <w:rPr>
+          <w:b/>
+          <w:bCs/>
+        </w:rPr>
+        <w:t>ị</w:t>
+      </w:r>
+      <w:r>
+        <w:rPr>
+          <w:b/>
+          <w:bCs/>
+        </w:rPr>
+        <w:t>ch t</w:t>
+      </w:r>
+      <w:r>
+        <w:rPr>
+          <w:b/>
+          <w:bCs/>
+        </w:rPr>
+        <w:t>ố</w:t>
+      </w:r>
+      <w:r>
+        <w:rPr>
+          <w:b/>
+          <w:bCs/>
+        </w:rPr>
+        <w:t>i ưu:</w:t>
+      </w:r>
+      <w:r>
+        <w:t xml:space="preserve"> Khác v</w:t>
+      </w:r>
+      <w:r>
+        <w:t>ớ</w:t>
+      </w:r>
+      <w:r>
+        <w:t>i các thư vi</w:t>
+      </w:r>
+      <w:r>
+        <w:t>ệ</w:t>
+      </w:r>
+      <w:r>
+        <w:t>n ph</w:t>
+      </w:r>
+      <w:r>
+        <w:t>ổ</w:t>
+      </w:r>
+      <w:r>
+        <w:t xml:space="preserve"> bi</w:t>
+      </w:r>
+      <w:r>
+        <w:t>ế</w:t>
+      </w:r>
+      <w:r>
+        <w:t>n khác ph</w:t>
+      </w:r>
+      <w:r>
+        <w:t>ả</w:t>
+      </w:r>
+      <w:r>
+        <w:t>i ch</w:t>
+      </w:r>
+      <w:r>
+        <w:t>ạ</w:t>
+      </w:r>
+      <w:r>
+        <w:t>y m</w:t>
+      </w:r>
+      <w:r>
+        <w:t>ộ</w:t>
+      </w:r>
+      <w:r>
+        <w:t>t h</w:t>
+      </w:r>
+      <w:r>
+        <w:t>ệ</w:t>
+      </w:r>
+      <w:r>
+        <w:t xml:space="preserve"> th</w:t>
+      </w:r>
+      <w:r>
+        <w:t>ố</w:t>
+      </w:r>
+      <w:r>
+        <w:t>ng giám sát giao di</w:t>
+      </w:r>
+      <w:r>
+        <w:t>ệ</w:t>
+      </w:r>
+      <w:r>
+        <w:t xml:space="preserve">n </w:t>
+      </w:r>
+      <w:r>
+        <w:t>ả</w:t>
+      </w:r>
+      <w:r>
+        <w:t>o ngay trên trình duy</w:t>
+      </w:r>
+      <w:r>
+        <w:t>ệ</w:t>
+      </w:r>
+      <w:r>
+        <w:t>t c</w:t>
+      </w:r>
+      <w:r>
+        <w:t>ủ</w:t>
+      </w:r>
+      <w:r>
+        <w:t>a ngư</w:t>
+      </w:r>
+      <w:r>
+        <w:t>ờ</w:t>
+      </w:r>
+      <w:r>
+        <w:t>i dùng (gây n</w:t>
+      </w:r>
+      <w:r>
+        <w:t>ặ</w:t>
+      </w:r>
+      <w:r>
+        <w:t>ng máy), Svelte t</w:t>
+      </w:r>
+      <w:r>
+        <w:t>ự</w:t>
+      </w:r>
+      <w:r>
+        <w:t xml:space="preserve"> đ</w:t>
+      </w:r>
+      <w:r>
+        <w:t>ộ</w:t>
+      </w:r>
+      <w:r>
+        <w:t>ng biên d</w:t>
+      </w:r>
+      <w:r>
+        <w:t>ị</w:t>
+      </w:r>
+      <w:r>
+        <w:t>ch mã ngu</w:t>
+      </w:r>
+      <w:r>
+        <w:t>ồ</w:t>
+      </w:r>
+      <w:r>
+        <w:t>n thành JavaScript siêu nh</w:t>
+      </w:r>
+      <w:r>
+        <w:t>ẹ</w:t>
+      </w:r>
+      <w:r>
+        <w:t xml:space="preserve"> và t</w:t>
+      </w:r>
+      <w:r>
+        <w:t>ố</w:t>
+      </w:r>
+      <w:r>
+        <w:t>i gi</w:t>
+      </w:r>
+      <w:r>
+        <w:t>ả</w:t>
+      </w:r>
+      <w:r>
+        <w:t>n trư</w:t>
+      </w:r>
+      <w:r>
+        <w:t>ớ</w:t>
+      </w:r>
+      <w:r>
+        <w:t>c khi t</w:t>
+      </w:r>
+      <w:r>
+        <w:t>ả</w:t>
+      </w:r>
+      <w:r>
+        <w:t>i lên m</w:t>
+      </w:r>
+      <w:r>
+        <w:t>ạ</w:t>
+      </w:r>
+      <w:r>
+        <w:t>ng. Nh</w:t>
+      </w:r>
+      <w:r>
+        <w:t>ờ</w:t>
+      </w:r>
+      <w:r>
+        <w:t xml:space="preserve"> đó, trình duy</w:t>
+      </w:r>
+      <w:r>
+        <w:t>ệ</w:t>
+      </w:r>
+      <w:r>
+        <w:t>t không ph</w:t>
+      </w:r>
+      <w:r>
+        <w:t>ả</w:t>
+      </w:r>
+      <w:r>
+        <w:t>i x</w:t>
+      </w:r>
+      <w:r>
+        <w:t>ử</w:t>
+      </w:r>
+      <w:r>
+        <w:t xml:space="preserve"> lý th</w:t>
+      </w:r>
+      <w:r>
+        <w:t>ừ</w:t>
+      </w:r>
+      <w:r>
+        <w:t>a, giúp t</w:t>
+      </w:r>
+      <w:r>
+        <w:t>ố</w:t>
+      </w:r>
+      <w:r>
+        <w:t>c đ</w:t>
+      </w:r>
+      <w:r>
+        <w:t>ộ</w:t>
+      </w:r>
+      <w:r>
+        <w:t xml:space="preserve"> t</w:t>
+      </w:r>
+      <w:r>
+        <w:t>ả</w:t>
+      </w:r>
+      <w:r>
+        <w:t xml:space="preserve">i trang </w:t>
+      </w:r>
+      <w:proofErr w:type="spellStart"/>
+      <w:r>
+        <w:t>đ</w:t>
+      </w:r>
+      <w:r>
+        <w:t>ạ</w:t>
+      </w:r>
+      <w:r>
+        <w:t>t</w:t>
+      </w:r>
+      <w:proofErr w:type="spellEnd"/>
       <w:r>
         <w:t xml:space="preserve"> </w:t>
       </w:r>
-      <w:r>
-        <w:rPr>
-          <w:b/>
-          <w:bCs/>
-        </w:rPr>
-        <w:t xml:space="preserve">Không cần quản lý máy chủ vật lý:</w:t>
-      </w:r>
+      <w:proofErr w:type="spellStart"/>
+      <w:r>
+        <w:t>m</w:t>
+      </w:r>
+      <w:r>
+        <w:t>ứ</w:t>
+      </w:r>
+      <w:r>
+        <w:t>c</w:t>
+      </w:r>
+      <w:proofErr w:type="spellEnd"/>
       <w:r>
         <w:t xml:space="preserve"> </w:t>
       </w:r>
-      <w:r>
-        <w:t xml:space="preserve">Đây là công nghệ chạy mã nguồn trực tiếp trên mạng lưới máy chủ toàn cầu của Cloudflare. Hệ thống tự động phân phối và chạy mã nguồn tại máy chủ gần vị trí địa lý của người dùng nhất, giúp giảm thiểu thời gian chờ đợi.</w:t>
-      </w:r>
+      <w:proofErr w:type="spellStart"/>
+      <w:r>
+        <w:t>t</w:t>
+      </w:r>
+      <w:r>
+        <w:t>ố</w:t>
+      </w:r>
+      <w:r>
+        <w:t>i</w:t>
+      </w:r>
+      <w:proofErr w:type="spellEnd"/>
       <w:r>
         <w:t xml:space="preserve"> </w:t>
       </w:r>
-      <w:r>
-        <w:t xml:space="preserve">*</w:t>
-      </w:r>
-      <w:r>
-        <w:t xml:space="preserve"> </w:t>
-      </w:r>
-      <w:r>
-        <w:rPr>
-          <w:b/>
-          <w:bCs/>
-        </w:rPr>
-        <w:t xml:space="preserve">Tự động co giãn:</w:t>
-      </w:r>
-      <w:r>
-        <w:t xml:space="preserve"> </w:t>
-      </w:r>
-      <w:r>
-        <w:t xml:space="preserve">Hệ thống tự động tăng công suất xử lý khi lượng truy cập tăng đột biến và giảm xuống khi ít người dùng, giúp tối ưu chi phí vận hành và không bao giờ bị quá tải.</w:t>
-      </w:r>
-    </w:p>
-    <w:bookmarkEnd w:id="16"/>
-    <w:bookmarkStart w:id="17" w:name="cơ-sở-dữ-liệu-đám-mây-turso-libsql"/>
-    <w:p>
-      <w:pPr>
-        <w:pStyle w:val="Heading3"/>
-      </w:pPr>
-      <w:r>
-        <w:t xml:space="preserve">2.4. Cơ sở dữ liệu đám mây: Turso (libSQL)</w:t>
+      <w:proofErr w:type="spellStart"/>
+      <w:r>
+        <w:t>đa</w:t>
+      </w:r>
+      <w:proofErr w:type="spellEnd"/>
+      <w:r>
+        <w:t>.</w:t>
       </w:r>
     </w:p>
     <w:p>
@@ -462,96 +1658,181 @@
         <w:pStyle w:val="FirstParagraph"/>
       </w:pPr>
       <w:r>
-        <w:t xml:space="preserve">Hệ thống lưu trữ thông tin bài viết, người dùng và dữ liệu hệ thống trên cơ sở dữ liệu</w:t>
-      </w:r>
-      <w:r>
-        <w:t xml:space="preserve"> </w:t>
-      </w:r>
-      <w:r>
-        <w:rPr>
-          <w:b/>
-          <w:bCs/>
-        </w:rPr>
-        <w:t xml:space="preserve">Turso</w:t>
-      </w:r>
-      <w:r>
-        <w:t xml:space="preserve">:</w:t>
-      </w:r>
-      <w:r>
-        <w:t xml:space="preserve"> </w:t>
-      </w:r>
-      <w:r>
-        <w:t xml:space="preserve">*</w:t>
-      </w:r>
-      <w:r>
-        <w:t xml:space="preserve"> </w:t>
-      </w:r>
-      <w:r>
-        <w:rPr>
-          <w:b/>
-          <w:bCs/>
-        </w:rPr>
-        <w:t xml:space="preserve">Công nghệ libSQL:</w:t>
-      </w:r>
-      <w:r>
-        <w:t xml:space="preserve"> </w:t>
-      </w:r>
-      <w:r>
-        <w:t xml:space="preserve">Đây là phiên bản nâng cấp chuyên dụng của SQLite, được tối ưu riêng cho các môi trường chạy trên mạng lưới phân tán như Cloudflare Workers.</w:t>
-      </w:r>
-      <w:r>
-        <w:t xml:space="preserve"> </w:t>
-      </w:r>
-      <w:r>
-        <w:t xml:space="preserve">*</w:t>
-      </w:r>
-      <w:r>
-        <w:t xml:space="preserve"> </w:t>
-      </w:r>
-      <w:r>
-        <w:rPr>
-          <w:b/>
-          <w:bCs/>
-        </w:rPr>
-        <w:t xml:space="preserve">Truy cập tốc độ cao:</w:t>
-      </w:r>
-      <w:r>
-        <w:t xml:space="preserve"> </w:t>
-      </w:r>
-      <w:r>
-        <w:t xml:space="preserve">Dữ liệu được đặt cực kỳ gần với nơi xử lý mã nguồn của Cloudflare Workers, giúp các thao tác đọc và ghi dữ liệu diễn ra gần như ngay lập tức.</w:t>
-      </w:r>
-      <w:r>
-        <w:t xml:space="preserve"> </w:t>
-      </w:r>
-      <w:r>
-        <w:t xml:space="preserve">*</w:t>
-      </w:r>
-      <w:r>
-        <w:t xml:space="preserve"> </w:t>
-      </w:r>
-      <w:r>
-        <w:rPr>
-          <w:b/>
-          <w:bCs/>
-        </w:rPr>
-        <w:t xml:space="preserve">Quản lý cấu trúc dữ liệu:</w:t>
-      </w:r>
-      <w:r>
-        <w:t xml:space="preserve"> </w:t>
-      </w:r>
-      <w:r>
-        <w:t xml:space="preserve">Sử dụng các công cụ Drizzle ORM và Kysely để đảm bảo các câu lệnh truy vấn dữ liệu chính xác, an toàn và dễ bảo trì.</w:t>
-      </w:r>
-    </w:p>
-    <w:bookmarkEnd w:id="17"/>
-    <w:bookmarkStart w:id="18" w:name="X160108628c71b2ca1cf46951866b5713af70ea9"/>
-    <w:p>
-      <w:pPr>
-        <w:pStyle w:val="Heading3"/>
-      </w:pPr>
-      <w:r>
-        <w:t xml:space="preserve">2.5. Hệ thống xác thực và đăng nhập: Better Auth</w:t>
+        <w:t xml:space="preserve"> * </w:t>
+      </w:r>
+      <w:r>
+        <w:rPr>
+          <w:b/>
+          <w:bCs/>
+        </w:rPr>
+        <w:t>Tương tác mư</w:t>
+      </w:r>
+      <w:r>
+        <w:rPr>
+          <w:b/>
+          <w:bCs/>
+        </w:rPr>
+        <w:t>ợ</w:t>
+      </w:r>
+      <w:r>
+        <w:rPr>
+          <w:b/>
+          <w:bCs/>
+        </w:rPr>
+        <w:t>t mà:</w:t>
+      </w:r>
+      <w:r>
+        <w:t xml:space="preserve"> Svelte ho</w:t>
+      </w:r>
+      <w:r>
+        <w:t>ạ</w:t>
+      </w:r>
+      <w:r>
+        <w:t>t đ</w:t>
+      </w:r>
+      <w:r>
+        <w:t>ộ</w:t>
+      </w:r>
+      <w:r>
+        <w:t>ng như m</w:t>
+      </w:r>
+      <w:r>
+        <w:t>ộ</w:t>
+      </w:r>
+      <w:r>
+        <w:t xml:space="preserve">t </w:t>
+      </w:r>
+      <w:r>
+        <w:t>ứ</w:t>
+      </w:r>
+      <w:r>
+        <w:t>ng d</w:t>
+      </w:r>
+      <w:r>
+        <w:t>ụ</w:t>
+      </w:r>
+      <w:r>
+        <w:t>ng ch</w:t>
+      </w:r>
+      <w:r>
+        <w:t>ạ</w:t>
+      </w:r>
+      <w:r>
+        <w:t>y tr</w:t>
+      </w:r>
+      <w:r>
+        <w:t>ự</w:t>
+      </w:r>
+      <w:r>
+        <w:t>c ti</w:t>
+      </w:r>
+      <w:r>
+        <w:t>ế</w:t>
+      </w:r>
+      <w:r>
+        <w:t>p trên trình duy</w:t>
+      </w:r>
+      <w:r>
+        <w:t>ệ</w:t>
+      </w:r>
+      <w:r>
+        <w:t>t. Khi ngư</w:t>
+      </w:r>
+      <w:r>
+        <w:t>ờ</w:t>
+      </w:r>
+      <w:r>
+        <w:t>i dùng chuy</w:t>
+      </w:r>
+      <w:r>
+        <w:t>ể</w:t>
+      </w:r>
+      <w:r>
+        <w:t>n trang ho</w:t>
+      </w:r>
+      <w:r>
+        <w:t>ặ</w:t>
+      </w:r>
+      <w:r>
+        <w:t>c b</w:t>
+      </w:r>
+      <w:r>
+        <w:t>ấ</w:t>
+      </w:r>
+      <w:r>
+        <w:t>m nút, ch</w:t>
+      </w:r>
+      <w:r>
+        <w:t>ỉ</w:t>
+      </w:r>
+      <w:r>
+        <w:t xml:space="preserve"> các ph</w:t>
+      </w:r>
+      <w:r>
+        <w:t>ầ</w:t>
+      </w:r>
+      <w:r>
+        <w:t>n d</w:t>
+      </w:r>
+      <w:r>
+        <w:t>ữ</w:t>
+      </w:r>
+      <w:r>
+        <w:t xml:space="preserve"> li</w:t>
+      </w:r>
+      <w:r>
+        <w:t>ệ</w:t>
+      </w:r>
+      <w:r>
+        <w:t>u thay đ</w:t>
+      </w:r>
+      <w:r>
+        <w:t>ổ</w:t>
+      </w:r>
+      <w:r>
+        <w:t>i đư</w:t>
+      </w:r>
+      <w:r>
+        <w:t>ợ</w:t>
+      </w:r>
+      <w:r>
+        <w:t>c c</w:t>
+      </w:r>
+      <w:r>
+        <w:t>ậ</w:t>
+      </w:r>
+      <w:r>
+        <w:t>p nh</w:t>
+      </w:r>
+      <w:r>
+        <w:t>ậ</w:t>
+      </w:r>
+      <w:r>
+        <w:t>t mà không c</w:t>
+      </w:r>
+      <w:r>
+        <w:t>ầ</w:t>
+      </w:r>
+      <w:r>
+        <w:t>n t</w:t>
+      </w:r>
+      <w:r>
+        <w:t>ả</w:t>
+      </w:r>
+      <w:r>
+        <w:t>i l</w:t>
+      </w:r>
+      <w:r>
+        <w:t>ạ</w:t>
+      </w:r>
+      <w:r>
+        <w:t>i toàn b</w:t>
+      </w:r>
+      <w:r>
+        <w:t>ộ</w:t>
+      </w:r>
+      <w:r>
+        <w:t xml:space="preserve"> trang web. </w:t>
       </w:r>
     </w:p>
     <w:p>
@@ -559,74 +1840,211 @@
         <w:pStyle w:val="FirstParagraph"/>
       </w:pPr>
       <w:r>
-        <w:t xml:space="preserve">Để bảo vệ tài khoản người dùng và quản lý phiên làm việc, dự án sử dụng</w:t>
-      </w:r>
-      <w:r>
+        <w:t xml:space="preserve">* </w:t>
+      </w:r>
+      <w:proofErr w:type="spellStart"/>
+      <w:r>
+        <w:rPr>
+          <w:b/>
+          <w:bCs/>
+        </w:rPr>
+        <w:t>Trình</w:t>
+      </w:r>
+      <w:proofErr w:type="spellEnd"/>
+      <w:r>
+        <w:rPr>
+          <w:b/>
+          <w:bCs/>
+        </w:rPr>
         <w:t xml:space="preserve"> </w:t>
       </w:r>
-      <w:r>
-        <w:rPr>
-          <w:b/>
-          <w:bCs/>
-        </w:rPr>
-        <w:t xml:space="preserve">Better Auth</w:t>
-      </w:r>
-      <w:r>
-        <w:t xml:space="preserve">:</w:t>
-      </w:r>
-      <w:r>
+      <w:proofErr w:type="spellStart"/>
+      <w:r>
+        <w:rPr>
+          <w:b/>
+          <w:bCs/>
+        </w:rPr>
+        <w:t>bày</w:t>
+      </w:r>
+      <w:proofErr w:type="spellEnd"/>
+      <w:r>
+        <w:rPr>
+          <w:b/>
+          <w:bCs/>
+        </w:rPr>
         <w:t xml:space="preserve"> </w:t>
       </w:r>
-      <w:r>
-        <w:t xml:space="preserve">*</w:t>
-      </w:r>
-      <w:r>
-        <w:t xml:space="preserve"> </w:t>
-      </w:r>
-      <w:r>
-        <w:rPr>
-          <w:b/>
-          <w:bCs/>
-        </w:rPr>
-        <w:t xml:space="preserve">Bảo mật cao:</w:t>
-      </w:r>
-      <w:r>
-        <w:t xml:space="preserve"> </w:t>
-      </w:r>
-      <w:r>
-        <w:t xml:space="preserve">Được thiết kế tối ưu để chạy trên môi trường Cloudflare Workers, giúp xác thực thông tin đăng nhập của người dùng cực kỳ nhanh chóng.</w:t>
-      </w:r>
-      <w:r>
-        <w:t xml:space="preserve"> </w:t>
-      </w:r>
-      <w:r>
-        <w:t xml:space="preserve">*</w:t>
-      </w:r>
-      <w:r>
-        <w:t xml:space="preserve"> </w:t>
-      </w:r>
-      <w:r>
-        <w:rPr>
-          <w:b/>
-          <w:bCs/>
-        </w:rPr>
-        <w:t xml:space="preserve">Chống tấn công:</w:t>
-      </w:r>
-      <w:r>
-        <w:t xml:space="preserve"> </w:t>
-      </w:r>
-      <w:r>
-        <w:t xml:space="preserve">Tích hợp sẵn các giải pháp chống giả mạo yêu cầu (CSRF) và bảo vệ an toàn cho các mã khóa phiên làm việc (Session Tokens) lưu trên trình duyệt của người dùng.</w:t>
+      <w:proofErr w:type="spellStart"/>
+      <w:r>
+        <w:rPr>
+          <w:b/>
+          <w:bCs/>
+        </w:rPr>
+        <w:t>giao</w:t>
+      </w:r>
+      <w:proofErr w:type="spellEnd"/>
+      <w:r>
+        <w:rPr>
+          <w:b/>
+          <w:bCs/>
+        </w:rPr>
+        <w:t xml:space="preserve"> di</w:t>
+      </w:r>
+      <w:r>
+        <w:rPr>
+          <w:b/>
+          <w:bCs/>
+        </w:rPr>
+        <w:t>ệ</w:t>
+      </w:r>
+      <w:r>
+        <w:rPr>
+          <w:b/>
+          <w:bCs/>
+        </w:rPr>
+        <w:t>n:</w:t>
+      </w:r>
+      <w:r>
+        <w:t xml:space="preserve"> K</w:t>
+      </w:r>
+      <w:r>
+        <w:t>ế</w:t>
+      </w:r>
+      <w:r>
+        <w:t>t h</w:t>
+      </w:r>
+      <w:r>
+        <w:t>ợ</w:t>
+      </w:r>
+      <w:r>
+        <w:t>p v</w:t>
+      </w:r>
+      <w:r>
+        <w:t>ớ</w:t>
+      </w:r>
+      <w:r>
+        <w:t>i côn</w:t>
+      </w:r>
+      <w:r>
+        <w:t>g ngh</w:t>
+      </w:r>
+      <w:r>
+        <w:t>ệ</w:t>
+      </w:r>
+      <w:r>
+        <w:t xml:space="preserve"> Tailwind CSS đ</w:t>
+      </w:r>
+      <w:r>
+        <w:t>ể</w:t>
+      </w:r>
+      <w:r>
+        <w:t xml:space="preserve"> thi</w:t>
+      </w:r>
+      <w:r>
+        <w:t>ế</w:t>
+      </w:r>
+      <w:r>
+        <w:t>t k</w:t>
+      </w:r>
+      <w:r>
+        <w:t>ế</w:t>
+      </w:r>
+      <w:r>
+        <w:t xml:space="preserve"> giao di</w:t>
+      </w:r>
+      <w:r>
+        <w:t>ệ</w:t>
+      </w:r>
+      <w:r>
+        <w:t xml:space="preserve">n thích </w:t>
+      </w:r>
+      <w:r>
+        <w:t>ứ</w:t>
+      </w:r>
+      <w:r>
+        <w:t>ng t</w:t>
+      </w:r>
+      <w:r>
+        <w:t>ố</w:t>
+      </w:r>
+      <w:r>
+        <w:t>t trên c</w:t>
+      </w:r>
+      <w:r>
+        <w:t>ả</w:t>
+      </w:r>
+      <w:r>
+        <w:t xml:space="preserve"> máy tính l</w:t>
+      </w:r>
+      <w:r>
+        <w:t>ẫ</w:t>
+      </w:r>
+      <w:r>
+        <w:t>n đi</w:t>
+      </w:r>
+      <w:r>
+        <w:t>ệ</w:t>
+      </w:r>
+      <w:r>
+        <w:t>n tho</w:t>
+      </w:r>
+      <w:r>
+        <w:t>ạ</w:t>
+      </w:r>
+      <w:r>
+        <w:t>i di đ</w:t>
+      </w:r>
+      <w:r>
+        <w:t>ộ</w:t>
+      </w:r>
+      <w:r>
+        <w:t>ng.</w:t>
       </w:r>
     </w:p>
-    <w:bookmarkEnd w:id="18"/>
-    <w:bookmarkStart w:id="19" w:name="nền-tảng-lưu-trữ-và-tự-động-hóa-vercel"/>
     <w:p>
       <w:pPr>
         <w:pStyle w:val="Heading3"/>
       </w:pPr>
-      <w:r>
-        <w:t xml:space="preserve">2.6. Nền tảng lưu trữ và tự động hóa: Vercel</w:t>
+      <w:bookmarkStart w:id="6" w:name="Xfb4d95ce0137fa774b835dfd6d529e00c29d16f"/>
+      <w:bookmarkEnd w:id="5"/>
+      <w:r>
+        <w:t>2.3. H</w:t>
+      </w:r>
+      <w:r>
+        <w:t>ệ</w:t>
+      </w:r>
+      <w:r>
+        <w:t xml:space="preserve"> th</w:t>
+      </w:r>
+      <w:r>
+        <w:t>ố</w:t>
+      </w:r>
+      <w:r>
+        <w:t>ng x</w:t>
+      </w:r>
+      <w:r>
+        <w:t>ử</w:t>
+      </w:r>
+      <w:r>
+        <w:t xml:space="preserve"> lý d</w:t>
+      </w:r>
+      <w:r>
+        <w:t>ữ</w:t>
+      </w:r>
+      <w:r>
+        <w:t xml:space="preserve"> li</w:t>
+      </w:r>
+      <w:r>
+        <w:t>ệ</w:t>
+      </w:r>
+      <w:r>
+        <w:t>u không máy ch</w:t>
+      </w:r>
+      <w:r>
+        <w:t>ủ</w:t>
+      </w:r>
+      <w:r>
+        <w:t>: Cloudflare Workers</w:t>
       </w:r>
     </w:p>
     <w:p>
@@ -634,74 +2052,78 @@
         <w:pStyle w:val="FirstParagraph"/>
       </w:pPr>
       <w:r>
-        <w:t xml:space="preserve">Giao diện Svelte sau khi được đóng gói sẽ được đưa lên lưu trữ tại</w:t>
-      </w:r>
-      <w:r>
-        <w:t xml:space="preserve"> </w:t>
-      </w:r>
-      <w:r>
-        <w:rPr>
-          <w:b/>
-          <w:bCs/>
-        </w:rPr>
-        <w:t xml:space="preserve">Vercel</w:t>
-      </w:r>
-      <w:r>
-        <w:t xml:space="preserve">:</w:t>
-      </w:r>
-      <w:r>
-        <w:t xml:space="preserve"> </w:t>
-      </w:r>
-      <w:r>
-        <w:t xml:space="preserve">*</w:t>
-      </w:r>
-      <w:r>
-        <w:t xml:space="preserve"> </w:t>
-      </w:r>
-      <w:r>
-        <w:rPr>
-          <w:b/>
-          <w:bCs/>
-        </w:rPr>
-        <w:t xml:space="preserve">Tự động cập nhật:</w:t>
-      </w:r>
-      <w:r>
-        <w:t xml:space="preserve"> </w:t>
-      </w:r>
-      <w:r>
-        <w:t xml:space="preserve">Mỗi khi nhà phát triển cập nhật mã nguồn mới lên hệ thống quản lý phiên bản Git, Vercel sẽ tự động kiểm tra, biên dịch và cập nhật phiên bản mới lên trang web mà không gây gián đoạn dịch vụ.</w:t>
-      </w:r>
-      <w:r>
-        <w:t xml:space="preserve"> </w:t>
-      </w:r>
-      <w:r>
-        <w:t xml:space="preserve">*</w:t>
-      </w:r>
-      <w:r>
-        <w:t xml:space="preserve"> </w:t>
-      </w:r>
-      <w:r>
-        <w:rPr>
-          <w:b/>
-          <w:bCs/>
-        </w:rPr>
-        <w:t xml:space="preserve">Phân phối nhanh:</w:t>
-      </w:r>
-      <w:r>
-        <w:t xml:space="preserve"> </w:t>
-      </w:r>
-      <w:r>
-        <w:t xml:space="preserve">Tự động tối ưu hóa và đưa các tệp tin giao diện đến mạng lưới máy chủ lưu trữ toàn cầu để người dùng tải về nhanh nhất.</w:t>
-      </w:r>
-    </w:p>
-    <w:bookmarkEnd w:id="19"/>
-    <w:bookmarkStart w:id="20" w:name="X3116b993d09f68b02ff4edcf1976fc0c512c240"/>
-    <w:p>
-      <w:pPr>
-        <w:pStyle w:val="Heading3"/>
-      </w:pPr>
-      <w:r>
-        <w:t xml:space="preserve">2.7. Lá chắn bảo mật và quản lý tên miền: Cloudflare</w:t>
+        <w:t>Toàn b</w:t>
+      </w:r>
+      <w:r>
+        <w:t>ộ</w:t>
+      </w:r>
+      <w:r>
+        <w:t xml:space="preserve"> mã ngu</w:t>
+      </w:r>
+      <w:r>
+        <w:t>ồ</w:t>
+      </w:r>
+      <w:r>
+        <w:t>n x</w:t>
+      </w:r>
+      <w:r>
+        <w:t>ử</w:t>
+      </w:r>
+      <w:r>
+        <w:t xml:space="preserve"> lý logic (Backend) và các đư</w:t>
+      </w:r>
+      <w:r>
+        <w:t>ờ</w:t>
+      </w:r>
+      <w:r>
+        <w:t>ng d</w:t>
+      </w:r>
+      <w:r>
+        <w:t>ẫ</w:t>
+      </w:r>
+      <w:r>
+        <w:t>n k</w:t>
+      </w:r>
+      <w:r>
+        <w:t>ế</w:t>
+      </w:r>
+      <w:r>
+        <w:t>t n</w:t>
+      </w:r>
+      <w:r>
+        <w:t>ố</w:t>
+      </w:r>
+      <w:r>
+        <w:t>i (API) đư</w:t>
+      </w:r>
+      <w:r>
+        <w:t>ợ</w:t>
+      </w:r>
+      <w:r>
+        <w:t>c v</w:t>
+      </w:r>
+      <w:r>
+        <w:t>ậ</w:t>
+      </w:r>
+      <w:r>
+        <w:t xml:space="preserve">n hành trên </w:t>
+      </w:r>
+      <w:r>
+        <w:rPr>
+          <w:b/>
+          <w:bCs/>
+        </w:rPr>
+        <w:t>Cloudfla</w:t>
+      </w:r>
+      <w:r>
+        <w:rPr>
+          <w:b/>
+          <w:bCs/>
+        </w:rPr>
+        <w:t>re Workers</w:t>
+      </w:r>
+      <w:r>
+        <w:t xml:space="preserve">: </w:t>
       </w:r>
     </w:p>
     <w:p>
@@ -709,131 +2131,2804 @@
         <w:pStyle w:val="FirstParagraph"/>
       </w:pPr>
       <w:r>
-        <w:t xml:space="preserve">Mọi lưu lượng truy cập vào hệ thống đều phải đi qua lớp bảo vệ của</w:t>
-      </w:r>
-      <w:r>
+        <w:t xml:space="preserve">* </w:t>
+      </w:r>
+      <w:proofErr w:type="spellStart"/>
+      <w:r>
+        <w:rPr>
+          <w:b/>
+          <w:bCs/>
+        </w:rPr>
+        <w:t>Không</w:t>
+      </w:r>
+      <w:proofErr w:type="spellEnd"/>
+      <w:r>
+        <w:rPr>
+          <w:b/>
+          <w:bCs/>
+        </w:rPr>
         <w:t xml:space="preserve"> </w:t>
       </w:r>
-      <w:r>
-        <w:rPr>
-          <w:b/>
-          <w:bCs/>
-        </w:rPr>
-        <w:t xml:space="preserve">Cloudflare</w:t>
-      </w:r>
-      <w:r>
-        <w:t xml:space="preserve">:</w:t>
-      </w:r>
-      <w:r>
+      <w:proofErr w:type="spellStart"/>
+      <w:r>
+        <w:rPr>
+          <w:b/>
+          <w:bCs/>
+        </w:rPr>
+        <w:t>c</w:t>
+      </w:r>
+      <w:r>
+        <w:rPr>
+          <w:b/>
+          <w:bCs/>
+        </w:rPr>
+        <w:t>ầ</w:t>
+      </w:r>
+      <w:r>
+        <w:rPr>
+          <w:b/>
+          <w:bCs/>
+        </w:rPr>
+        <w:t>n</w:t>
+      </w:r>
+      <w:proofErr w:type="spellEnd"/>
+      <w:r>
+        <w:rPr>
+          <w:b/>
+          <w:bCs/>
+        </w:rPr>
         <w:t xml:space="preserve"> </w:t>
       </w:r>
-      <w:r>
-        <w:t xml:space="preserve">*</w:t>
-      </w:r>
-      <w:r>
-        <w:t xml:space="preserve"> </w:t>
-      </w:r>
-      <w:r>
-        <w:rPr>
-          <w:b/>
-          <w:bCs/>
-        </w:rPr>
-        <w:t xml:space="preserve">Quản lý tên miền:</w:t>
-      </w:r>
-      <w:r>
-        <w:t xml:space="preserve"> </w:t>
-      </w:r>
-      <w:r>
-        <w:t xml:space="preserve">Phân giải địa chỉ trang web nhanh chóng và chính xác cho các tên miền</w:t>
-      </w:r>
-      <w:r>
-        <w:t xml:space="preserve"> </w:t>
-      </w:r>
-      <w:r>
-        <w:rPr>
-          <w:rStyle w:val="VerbatimChar"/>
-        </w:rPr>
-        <w:t xml:space="preserve">dauanvanhoc.site</w:t>
-      </w:r>
-      <w:r>
-        <w:t xml:space="preserve"> </w:t>
-      </w:r>
-      <w:r>
-        <w:t xml:space="preserve">và</w:t>
-      </w:r>
-      <w:r>
-        <w:t xml:space="preserve"> </w:t>
-      </w:r>
-      <w:r>
-        <w:rPr>
-          <w:rStyle w:val="VerbatimChar"/>
-        </w:rPr>
-        <w:t xml:space="preserve">dauanvanhot.site</w:t>
-      </w:r>
-      <w:r>
-        <w:t xml:space="preserve">.</w:t>
-      </w:r>
-      <w:r>
-        <w:t xml:space="preserve"> </w:t>
-      </w:r>
-      <w:r>
-        <w:t xml:space="preserve">*</w:t>
-      </w:r>
-      <w:r>
-        <w:t xml:space="preserve"> </w:t>
-      </w:r>
-      <w:r>
-        <w:rPr>
-          <w:b/>
-          <w:bCs/>
-        </w:rPr>
-        <w:t xml:space="preserve">Chống tấn công từ chối dịch vụ (DDoS):</w:t>
-      </w:r>
-      <w:r>
-        <w:t xml:space="preserve"> </w:t>
-      </w:r>
-      <w:r>
-        <w:t xml:space="preserve">Tự động phát hiện và ngăn chặn các nguồn truy cập ảo quy mô lớn nhằm làm sập trang web.</w:t>
-      </w:r>
-      <w:r>
-        <w:t xml:space="preserve"> </w:t>
-      </w:r>
-      <w:r>
-        <w:t xml:space="preserve">*</w:t>
-      </w:r>
-      <w:r>
-        <w:t xml:space="preserve"> </w:t>
-      </w:r>
-      <w:r>
-        <w:rPr>
-          <w:b/>
-          <w:bCs/>
-        </w:rPr>
-        <w:t xml:space="preserve">Lọc thư rác và tài khoản ảo (Anti-spam):</w:t>
-      </w:r>
-      <w:r>
-        <w:t xml:space="preserve"> </w:t>
-      </w:r>
-      <w:r>
-        <w:t xml:space="preserve">Áp dụng các bộ lọc tường lửa ứng dụng (WAF) và công nghệ Turnstile để xác minh người dùng thật, chặn đứng các phần mềm tự động (bot) phá hoại hoặc spam nội dung.</w:t>
+      <w:proofErr w:type="spellStart"/>
+      <w:r>
+        <w:rPr>
+          <w:b/>
+          <w:bCs/>
+        </w:rPr>
+        <w:t>qu</w:t>
+      </w:r>
+      <w:r>
+        <w:rPr>
+          <w:b/>
+          <w:bCs/>
+        </w:rPr>
+        <w:t>ả</w:t>
+      </w:r>
+      <w:r>
+        <w:rPr>
+          <w:b/>
+          <w:bCs/>
+        </w:rPr>
+        <w:t>n</w:t>
+      </w:r>
+      <w:proofErr w:type="spellEnd"/>
+      <w:r>
+        <w:rPr>
+          <w:b/>
+          <w:bCs/>
+        </w:rPr>
+        <w:t xml:space="preserve"> lý máy ch</w:t>
+      </w:r>
+      <w:r>
+        <w:rPr>
+          <w:b/>
+          <w:bCs/>
+        </w:rPr>
+        <w:t>ủ</w:t>
+      </w:r>
+      <w:r>
+        <w:rPr>
+          <w:b/>
+          <w:bCs/>
+        </w:rPr>
+        <w:t xml:space="preserve"> v</w:t>
+      </w:r>
+      <w:r>
+        <w:rPr>
+          <w:b/>
+          <w:bCs/>
+        </w:rPr>
+        <w:t>ậ</w:t>
+      </w:r>
+      <w:r>
+        <w:rPr>
+          <w:b/>
+          <w:bCs/>
+        </w:rPr>
+        <w:t>t lý:</w:t>
+      </w:r>
+      <w:r>
+        <w:t xml:space="preserve"> Đây là công ngh</w:t>
+      </w:r>
+      <w:r>
+        <w:t>ệ</w:t>
+      </w:r>
+      <w:r>
+        <w:t xml:space="preserve"> ch</w:t>
+      </w:r>
+      <w:r>
+        <w:t>ạ</w:t>
+      </w:r>
+      <w:r>
+        <w:t>y mã ngu</w:t>
+      </w:r>
+      <w:r>
+        <w:t>ồ</w:t>
+      </w:r>
+      <w:r>
+        <w:t>n tr</w:t>
+      </w:r>
+      <w:r>
+        <w:t>ự</w:t>
+      </w:r>
+      <w:r>
+        <w:t>c ti</w:t>
+      </w:r>
+      <w:r>
+        <w:t>ế</w:t>
+      </w:r>
+      <w:r>
+        <w:t>p trên m</w:t>
+      </w:r>
+      <w:r>
+        <w:t>ạ</w:t>
+      </w:r>
+      <w:r>
+        <w:t>ng lư</w:t>
+      </w:r>
+      <w:r>
+        <w:t>ớ</w:t>
+      </w:r>
+      <w:r>
+        <w:t>i máy ch</w:t>
+      </w:r>
+      <w:r>
+        <w:t>ủ</w:t>
+      </w:r>
+      <w:r>
+        <w:t xml:space="preserve"> toàn c</w:t>
+      </w:r>
+      <w:r>
+        <w:t>ầ</w:t>
+      </w:r>
+      <w:r>
+        <w:t>u c</w:t>
+      </w:r>
+      <w:r>
+        <w:t>ủ</w:t>
+      </w:r>
+      <w:r>
+        <w:t>a Cloudflare. H</w:t>
+      </w:r>
+      <w:r>
+        <w:t>ệ</w:t>
+      </w:r>
+      <w:r>
+        <w:t xml:space="preserve"> th</w:t>
+      </w:r>
+      <w:r>
+        <w:t>ố</w:t>
+      </w:r>
+      <w:r>
+        <w:t>ng t</w:t>
+      </w:r>
+      <w:r>
+        <w:t>ự</w:t>
+      </w:r>
+      <w:r>
+        <w:t xml:space="preserve"> đ</w:t>
+      </w:r>
+      <w:r>
+        <w:t>ộ</w:t>
+      </w:r>
+      <w:r>
+        <w:t>ng phân ph</w:t>
+      </w:r>
+      <w:r>
+        <w:t>ố</w:t>
+      </w:r>
+      <w:r>
+        <w:t>i và ch</w:t>
+      </w:r>
+      <w:r>
+        <w:t>ạ</w:t>
+      </w:r>
+      <w:r>
+        <w:t>y mã ngu</w:t>
+      </w:r>
+      <w:r>
+        <w:t>ồ</w:t>
+      </w:r>
+      <w:r>
+        <w:t>n t</w:t>
+      </w:r>
+      <w:r>
+        <w:t>ạ</w:t>
+      </w:r>
+      <w:r>
+        <w:t>i máy ch</w:t>
+      </w:r>
+      <w:r>
+        <w:t>ủ</w:t>
+      </w:r>
+      <w:r>
+        <w:t xml:space="preserve"> g</w:t>
+      </w:r>
+      <w:r>
+        <w:t>ầ</w:t>
+      </w:r>
+      <w:r>
+        <w:t>n v</w:t>
+      </w:r>
+      <w:r>
+        <w:t>ị</w:t>
+      </w:r>
+      <w:r>
+        <w:t xml:space="preserve"> trí đ</w:t>
+      </w:r>
+      <w:r>
+        <w:t>ị</w:t>
+      </w:r>
+      <w:r>
+        <w:t>a lý c</w:t>
+      </w:r>
+      <w:r>
+        <w:t>ủ</w:t>
+      </w:r>
+      <w:r>
+        <w:t>a ngư</w:t>
+      </w:r>
+      <w:r>
+        <w:t>ờ</w:t>
+      </w:r>
+      <w:r>
+        <w:t>i dùng nh</w:t>
+      </w:r>
+      <w:r>
+        <w:t>ấ</w:t>
+      </w:r>
+      <w:r>
+        <w:t>t, giúp gi</w:t>
+      </w:r>
+      <w:r>
+        <w:t>ả</w:t>
+      </w:r>
+      <w:r>
+        <w:t>m thi</w:t>
+      </w:r>
+      <w:r>
+        <w:t>ể</w:t>
+      </w:r>
+      <w:r>
+        <w:t>u th</w:t>
+      </w:r>
+      <w:r>
+        <w:t>ờ</w:t>
+      </w:r>
+      <w:r>
+        <w:t>i gia</w:t>
+      </w:r>
+      <w:r>
+        <w:t>n ch</w:t>
+      </w:r>
+      <w:r>
+        <w:t>ờ</w:t>
+      </w:r>
+      <w:r>
+        <w:t xml:space="preserve"> đ</w:t>
+      </w:r>
+      <w:r>
+        <w:t>ợ</w:t>
+      </w:r>
+      <w:r>
+        <w:t xml:space="preserve">i. </w:t>
       </w:r>
     </w:p>
     <w:p>
-      <w:r>
-        <w:pict>
-          <v:rect style="width:0;height:1.5pt" o:hralign="center" o:hrstd="t" o:hr="t"/>
+      <w:pPr>
+        <w:pStyle w:val="FirstParagraph"/>
+      </w:pPr>
+      <w:r>
+        <w:t xml:space="preserve">* </w:t>
+      </w:r>
+      <w:proofErr w:type="spellStart"/>
+      <w:r>
+        <w:rPr>
+          <w:b/>
+          <w:bCs/>
+        </w:rPr>
+        <w:t>T</w:t>
+      </w:r>
+      <w:r>
+        <w:rPr>
+          <w:b/>
+          <w:bCs/>
+        </w:rPr>
+        <w:t>ự</w:t>
+      </w:r>
+      <w:proofErr w:type="spellEnd"/>
+      <w:r>
+        <w:rPr>
+          <w:b/>
+          <w:bCs/>
+        </w:rPr>
+        <w:t xml:space="preserve"> </w:t>
+      </w:r>
+      <w:proofErr w:type="spellStart"/>
+      <w:r>
+        <w:rPr>
+          <w:b/>
+          <w:bCs/>
+        </w:rPr>
+        <w:t>đ</w:t>
+      </w:r>
+      <w:r>
+        <w:rPr>
+          <w:b/>
+          <w:bCs/>
+        </w:rPr>
+        <w:t>ộ</w:t>
+      </w:r>
+      <w:r>
+        <w:rPr>
+          <w:b/>
+          <w:bCs/>
+        </w:rPr>
+        <w:t>ng</w:t>
+      </w:r>
+      <w:proofErr w:type="spellEnd"/>
+      <w:r>
+        <w:rPr>
+          <w:b/>
+          <w:bCs/>
+        </w:rPr>
+        <w:t xml:space="preserve"> Scale</w:t>
+      </w:r>
+      <w:r>
+        <w:rPr>
+          <w:b/>
+          <w:bCs/>
+        </w:rPr>
+        <w:t>:</w:t>
+      </w:r>
+      <w:r>
+        <w:t xml:space="preserve"> H</w:t>
+      </w:r>
+      <w:r>
+        <w:t>ệ</w:t>
+      </w:r>
+      <w:r>
+        <w:t xml:space="preserve"> th</w:t>
+      </w:r>
+      <w:r>
+        <w:t>ố</w:t>
+      </w:r>
+      <w:r>
+        <w:t>ng t</w:t>
+      </w:r>
+      <w:r>
+        <w:t>ự</w:t>
+      </w:r>
+      <w:r>
+        <w:t xml:space="preserve"> đ</w:t>
+      </w:r>
+      <w:r>
+        <w:t>ộ</w:t>
+      </w:r>
+      <w:r>
+        <w:t>ng tăng công su</w:t>
+      </w:r>
+      <w:r>
+        <w:t>ấ</w:t>
+      </w:r>
+      <w:r>
+        <w:t>t x</w:t>
+      </w:r>
+      <w:r>
+        <w:t>ử</w:t>
+      </w:r>
+      <w:r>
+        <w:t xml:space="preserve"> lý khi lư</w:t>
+      </w:r>
+      <w:r>
+        <w:t>ợ</w:t>
+      </w:r>
+      <w:r>
+        <w:t>ng truy c</w:t>
+      </w:r>
+      <w:r>
+        <w:t>ậ</w:t>
+      </w:r>
+      <w:r>
+        <w:t>p tăng đ</w:t>
+      </w:r>
+      <w:r>
+        <w:t>ộ</w:t>
+      </w:r>
+      <w:r>
+        <w:t>t bi</w:t>
+      </w:r>
+      <w:r>
+        <w:t>ế</w:t>
+      </w:r>
+      <w:r>
+        <w:t>n và gi</w:t>
+      </w:r>
+      <w:r>
+        <w:t>ả</w:t>
+      </w:r>
+      <w:r>
+        <w:t>m xu</w:t>
+      </w:r>
+      <w:r>
+        <w:t>ố</w:t>
+      </w:r>
+      <w:r>
+        <w:t>ng khi ít ngư</w:t>
+      </w:r>
+      <w:r>
+        <w:t>ờ</w:t>
+      </w:r>
+      <w:r>
+        <w:t>i dùng, giúp t</w:t>
+      </w:r>
+      <w:r>
+        <w:t>ố</w:t>
+      </w:r>
+      <w:r>
+        <w:t>i ưu chi phí v</w:t>
+      </w:r>
+      <w:r>
+        <w:t>ậ</w:t>
+      </w:r>
+      <w:r>
+        <w:t>n hành và không bao gi</w:t>
+      </w:r>
+      <w:r>
+        <w:t>ờ</w:t>
+      </w:r>
+      <w:r>
+        <w:t xml:space="preserve"> b</w:t>
+      </w:r>
+      <w:r>
+        <w:t>ị</w:t>
+      </w:r>
+      <w:r>
+        <w:t xml:space="preserve"> quá t</w:t>
+      </w:r>
+      <w:r>
+        <w:t>ả</w:t>
+      </w:r>
+      <w:r>
+        <w:t>i.</w:t>
+      </w:r>
+    </w:p>
+    <w:p>
+      <w:pPr>
+        <w:pStyle w:val="Heading3"/>
+      </w:pPr>
+      <w:bookmarkStart w:id="7" w:name="cơ-sở-dữ-liệu-đám-mây-turso-libsql"/>
+      <w:bookmarkEnd w:id="6"/>
+      <w:r>
+        <w:t>2.4. Cơ s</w:t>
+      </w:r>
+      <w:r>
+        <w:t>ở</w:t>
+      </w:r>
+      <w:r>
+        <w:t xml:space="preserve"> d</w:t>
+      </w:r>
+      <w:r>
+        <w:t>ữ</w:t>
+      </w:r>
+      <w:r>
+        <w:t xml:space="preserve"> li</w:t>
+      </w:r>
+      <w:r>
+        <w:t>ệ</w:t>
+      </w:r>
+      <w:r>
+        <w:t>u đám mây: Turso (libSQL)</w:t>
+      </w:r>
+    </w:p>
+    <w:p>
+      <w:pPr>
+        <w:pStyle w:val="FirstParagraph"/>
+      </w:pPr>
+      <w:r>
+        <w:t>H</w:t>
+      </w:r>
+      <w:r>
+        <w:t>ệ</w:t>
+      </w:r>
+      <w:r>
+        <w:t xml:space="preserve"> th</w:t>
+      </w:r>
+      <w:r>
+        <w:t>ố</w:t>
+      </w:r>
+      <w:r>
+        <w:t xml:space="preserve">ng </w:t>
+      </w:r>
+      <w:proofErr w:type="spellStart"/>
+      <w:r>
+        <w:t>lưu</w:t>
+      </w:r>
+      <w:proofErr w:type="spellEnd"/>
+      <w:r>
+        <w:t xml:space="preserve"> </w:t>
+      </w:r>
+      <w:proofErr w:type="spellStart"/>
+      <w:r>
+        <w:t>tr</w:t>
+      </w:r>
+      <w:r>
+        <w:t>ữ</w:t>
+      </w:r>
+      <w:proofErr w:type="spellEnd"/>
+      <w:r>
+        <w:t xml:space="preserve"> </w:t>
+      </w:r>
+      <w:proofErr w:type="spellStart"/>
+      <w:r>
+        <w:t>thôn</w:t>
+      </w:r>
+      <w:r>
+        <w:t>g</w:t>
+      </w:r>
+      <w:proofErr w:type="spellEnd"/>
+      <w:r>
+        <w:t xml:space="preserve"> tin media</w:t>
+      </w:r>
+      <w:r>
+        <w:t>, n</w:t>
+      </w:r>
+      <w:proofErr w:type="spellStart"/>
+      <w:r>
+        <w:t>gư</w:t>
+      </w:r>
+      <w:r>
+        <w:t>ờ</w:t>
+      </w:r>
+      <w:r>
+        <w:t>i</w:t>
+      </w:r>
+      <w:proofErr w:type="spellEnd"/>
+      <w:r>
+        <w:t xml:space="preserve"> </w:t>
+      </w:r>
+      <w:proofErr w:type="spellStart"/>
+      <w:r>
+        <w:t>dùng</w:t>
+      </w:r>
+      <w:proofErr w:type="spellEnd"/>
+      <w:r>
+        <w:t xml:space="preserve"> và d</w:t>
+      </w:r>
+      <w:r>
+        <w:t>ữ</w:t>
+      </w:r>
+      <w:r>
+        <w:t xml:space="preserve"> li</w:t>
+      </w:r>
+      <w:r>
+        <w:t>ệ</w:t>
+      </w:r>
+      <w:r>
+        <w:t>u h</w:t>
+      </w:r>
+      <w:r>
+        <w:t>ệ</w:t>
+      </w:r>
+      <w:r>
+        <w:t xml:space="preserve"> th</w:t>
+      </w:r>
+      <w:r>
+        <w:t>ố</w:t>
+      </w:r>
+      <w:r>
+        <w:t>ng trên cơ s</w:t>
+      </w:r>
+      <w:r>
+        <w:t>ở</w:t>
+      </w:r>
+      <w:r>
+        <w:t xml:space="preserve"> d</w:t>
+      </w:r>
+      <w:r>
+        <w:t>ữ</w:t>
+      </w:r>
+      <w:r>
+        <w:t xml:space="preserve"> li</w:t>
+      </w:r>
+      <w:r>
+        <w:t>ệ</w:t>
+      </w:r>
+      <w:r>
+        <w:t xml:space="preserve">u </w:t>
+      </w:r>
+      <w:r>
+        <w:rPr>
+          <w:b/>
+          <w:bCs/>
+        </w:rPr>
+        <w:t>Turso</w:t>
+      </w:r>
+      <w:r>
+        <w:t xml:space="preserve">: </w:t>
+      </w:r>
+    </w:p>
+    <w:p>
+      <w:pPr>
+        <w:pStyle w:val="FirstParagraph"/>
+      </w:pPr>
+      <w:r>
+        <w:t xml:space="preserve">* </w:t>
+      </w:r>
+      <w:proofErr w:type="spellStart"/>
+      <w:r>
+        <w:rPr>
+          <w:b/>
+          <w:bCs/>
+        </w:rPr>
+        <w:t>Công</w:t>
+      </w:r>
+      <w:proofErr w:type="spellEnd"/>
+      <w:r>
+        <w:rPr>
+          <w:b/>
+          <w:bCs/>
+        </w:rPr>
+        <w:t xml:space="preserve"> </w:t>
+      </w:r>
+      <w:proofErr w:type="spellStart"/>
+      <w:r>
+        <w:rPr>
+          <w:b/>
+          <w:bCs/>
+        </w:rPr>
+        <w:t>ngh</w:t>
+      </w:r>
+      <w:r>
+        <w:rPr>
+          <w:b/>
+          <w:bCs/>
+        </w:rPr>
+        <w:t>ệ</w:t>
+      </w:r>
+      <w:proofErr w:type="spellEnd"/>
+      <w:r>
+        <w:rPr>
+          <w:b/>
+          <w:bCs/>
+        </w:rPr>
+        <w:t xml:space="preserve"> </w:t>
+      </w:r>
+      <w:proofErr w:type="spellStart"/>
+      <w:r>
+        <w:rPr>
+          <w:b/>
+          <w:bCs/>
+        </w:rPr>
+        <w:t>libSQL</w:t>
+      </w:r>
+      <w:proofErr w:type="spellEnd"/>
+      <w:r>
+        <w:rPr>
+          <w:b/>
+          <w:bCs/>
+        </w:rPr>
+        <w:t>:</w:t>
+      </w:r>
+      <w:r>
+        <w:t xml:space="preserve"> Đây là phiên b</w:t>
+      </w:r>
+      <w:r>
+        <w:t>ả</w:t>
+      </w:r>
+      <w:r>
+        <w:t>n nâng c</w:t>
+      </w:r>
+      <w:r>
+        <w:t>ấ</w:t>
+      </w:r>
+      <w:r>
+        <w:t>p chuyên d</w:t>
+      </w:r>
+      <w:r>
+        <w:t>ụ</w:t>
+      </w:r>
+      <w:r>
+        <w:t>ng c</w:t>
+      </w:r>
+      <w:r>
+        <w:t>ủ</w:t>
+      </w:r>
+      <w:r>
+        <w:t>a SQLite, đư</w:t>
+      </w:r>
+      <w:r>
+        <w:t>ợ</w:t>
+      </w:r>
+      <w:r>
+        <w:t>c t</w:t>
+      </w:r>
+      <w:r>
+        <w:t>ố</w:t>
+      </w:r>
+      <w:r>
+        <w:t>i ưu riêng cho các môi trư</w:t>
+      </w:r>
+      <w:r>
+        <w:t>ờ</w:t>
+      </w:r>
+      <w:r>
+        <w:t>ng ch</w:t>
+      </w:r>
+      <w:r>
+        <w:t>ạ</w:t>
+      </w:r>
+      <w:r>
+        <w:t>y trên m</w:t>
+      </w:r>
+      <w:r>
+        <w:t>ạ</w:t>
+      </w:r>
+      <w:r>
+        <w:t>ng lư</w:t>
+      </w:r>
+      <w:r>
+        <w:t>ớ</w:t>
+      </w:r>
+      <w:r>
+        <w:t xml:space="preserve">i phân tán như Cloudflare Workers. </w:t>
+      </w:r>
+    </w:p>
+    <w:p>
+      <w:pPr>
+        <w:pStyle w:val="FirstParagraph"/>
+      </w:pPr>
+      <w:r>
+        <w:t xml:space="preserve">* </w:t>
+      </w:r>
+      <w:proofErr w:type="spellStart"/>
+      <w:r>
+        <w:rPr>
+          <w:b/>
+          <w:bCs/>
+        </w:rPr>
+        <w:t>Truy</w:t>
+      </w:r>
+      <w:proofErr w:type="spellEnd"/>
+      <w:r>
+        <w:rPr>
+          <w:b/>
+          <w:bCs/>
+        </w:rPr>
+        <w:t xml:space="preserve"> </w:t>
+      </w:r>
+      <w:proofErr w:type="spellStart"/>
+      <w:r>
+        <w:rPr>
+          <w:b/>
+          <w:bCs/>
+        </w:rPr>
+        <w:t>c</w:t>
+      </w:r>
+      <w:r>
+        <w:rPr>
+          <w:b/>
+          <w:bCs/>
+        </w:rPr>
+        <w:t>ậ</w:t>
+      </w:r>
+      <w:r>
+        <w:rPr>
+          <w:b/>
+          <w:bCs/>
+        </w:rPr>
+        <w:t>p</w:t>
+      </w:r>
+      <w:proofErr w:type="spellEnd"/>
+      <w:r>
+        <w:rPr>
+          <w:b/>
+          <w:bCs/>
+        </w:rPr>
+        <w:t xml:space="preserve"> </w:t>
+      </w:r>
+      <w:proofErr w:type="spellStart"/>
+      <w:r>
+        <w:rPr>
+          <w:b/>
+          <w:bCs/>
+        </w:rPr>
+        <w:t>t</w:t>
+      </w:r>
+      <w:r>
+        <w:rPr>
+          <w:b/>
+          <w:bCs/>
+        </w:rPr>
+        <w:t>ố</w:t>
+      </w:r>
+      <w:r>
+        <w:rPr>
+          <w:b/>
+          <w:bCs/>
+        </w:rPr>
+        <w:t>c</w:t>
+      </w:r>
+      <w:proofErr w:type="spellEnd"/>
+      <w:r>
+        <w:rPr>
+          <w:b/>
+          <w:bCs/>
+        </w:rPr>
+        <w:t xml:space="preserve"> đ</w:t>
+      </w:r>
+      <w:r>
+        <w:rPr>
+          <w:b/>
+          <w:bCs/>
+        </w:rPr>
+        <w:t>ộ</w:t>
+      </w:r>
+      <w:r>
+        <w:rPr>
+          <w:b/>
+          <w:bCs/>
+        </w:rPr>
+        <w:t xml:space="preserve"> cao:</w:t>
+      </w:r>
+      <w:r>
+        <w:t xml:space="preserve"> </w:t>
+      </w:r>
+      <w:r>
+        <w:t>D</w:t>
+      </w:r>
+      <w:r>
+        <w:t>ữ</w:t>
+      </w:r>
+      <w:r>
+        <w:t xml:space="preserve"> li</w:t>
+      </w:r>
+      <w:r>
+        <w:t>ệ</w:t>
+      </w:r>
+      <w:r>
+        <w:t>u đư</w:t>
+      </w:r>
+      <w:r>
+        <w:t>ợ</w:t>
+      </w:r>
+      <w:r>
+        <w:t>c đ</w:t>
+      </w:r>
+      <w:r>
+        <w:t>ặ</w:t>
+      </w:r>
+      <w:r>
+        <w:t>t c</w:t>
+      </w:r>
+      <w:r>
+        <w:t>ự</w:t>
+      </w:r>
+      <w:r>
+        <w:t>c k</w:t>
+      </w:r>
+      <w:r>
+        <w:t>ỳ</w:t>
+      </w:r>
+      <w:r>
+        <w:t xml:space="preserve"> g</w:t>
+      </w:r>
+      <w:r>
+        <w:t>ầ</w:t>
+      </w:r>
+      <w:r>
+        <w:t>n v</w:t>
+      </w:r>
+      <w:r>
+        <w:t>ớ</w:t>
+      </w:r>
+      <w:r>
+        <w:t>i nơi x</w:t>
+      </w:r>
+      <w:r>
+        <w:t>ử</w:t>
+      </w:r>
+      <w:r>
+        <w:t xml:space="preserve"> lý mã ngu</w:t>
+      </w:r>
+      <w:r>
+        <w:t>ồ</w:t>
+      </w:r>
+      <w:r>
+        <w:t>n c</w:t>
+      </w:r>
+      <w:r>
+        <w:t>ủ</w:t>
+      </w:r>
+      <w:r>
+        <w:t>a Cloudflare Workers, giúp các thao tác đ</w:t>
+      </w:r>
+      <w:r>
+        <w:t>ọ</w:t>
+      </w:r>
+      <w:r>
+        <w:t>c và ghi d</w:t>
+      </w:r>
+      <w:r>
+        <w:t>ữ</w:t>
+      </w:r>
+      <w:r>
+        <w:t xml:space="preserve"> li</w:t>
+      </w:r>
+      <w:r>
+        <w:t>ệ</w:t>
+      </w:r>
+      <w:r>
+        <w:t>u di</w:t>
+      </w:r>
+      <w:r>
+        <w:t>ễ</w:t>
+      </w:r>
+      <w:r>
+        <w:t>n ra g</w:t>
+      </w:r>
+      <w:r>
+        <w:t>ầ</w:t>
+      </w:r>
+      <w:r>
+        <w:t>n như ngay l</w:t>
+      </w:r>
+      <w:r>
+        <w:t>ậ</w:t>
+      </w:r>
+      <w:r>
+        <w:t>p t</w:t>
+      </w:r>
+      <w:r>
+        <w:t>ứ</w:t>
+      </w:r>
+      <w:r>
+        <w:t xml:space="preserve">c. </w:t>
+      </w:r>
+    </w:p>
+    <w:p>
+      <w:pPr>
+        <w:pStyle w:val="FirstParagraph"/>
+      </w:pPr>
+      <w:r>
+        <w:lastRenderedPageBreak/>
+        <w:t xml:space="preserve">* </w:t>
+      </w:r>
+      <w:proofErr w:type="spellStart"/>
+      <w:r>
+        <w:rPr>
+          <w:b/>
+          <w:bCs/>
+        </w:rPr>
+        <w:t>Qu</w:t>
+      </w:r>
+      <w:r>
+        <w:rPr>
+          <w:b/>
+          <w:bCs/>
+        </w:rPr>
+        <w:t>ả</w:t>
+      </w:r>
+      <w:r>
+        <w:rPr>
+          <w:b/>
+          <w:bCs/>
+        </w:rPr>
+        <w:t>n</w:t>
+      </w:r>
+      <w:proofErr w:type="spellEnd"/>
+      <w:r>
+        <w:rPr>
+          <w:b/>
+          <w:bCs/>
+        </w:rPr>
+        <w:t xml:space="preserve"> </w:t>
+      </w:r>
+      <w:proofErr w:type="spellStart"/>
+      <w:r>
+        <w:rPr>
+          <w:b/>
+          <w:bCs/>
+        </w:rPr>
+        <w:t>lý</w:t>
+      </w:r>
+      <w:proofErr w:type="spellEnd"/>
+      <w:r>
+        <w:rPr>
+          <w:b/>
+          <w:bCs/>
+        </w:rPr>
+        <w:t xml:space="preserve"> </w:t>
+      </w:r>
+      <w:proofErr w:type="spellStart"/>
+      <w:r>
+        <w:rPr>
+          <w:b/>
+          <w:bCs/>
+        </w:rPr>
+        <w:t>c</w:t>
+      </w:r>
+      <w:r>
+        <w:rPr>
+          <w:b/>
+          <w:bCs/>
+        </w:rPr>
+        <w:t>ấ</w:t>
+      </w:r>
+      <w:r>
+        <w:rPr>
+          <w:b/>
+          <w:bCs/>
+        </w:rPr>
+        <w:t>u</w:t>
+      </w:r>
+      <w:proofErr w:type="spellEnd"/>
+      <w:r>
+        <w:rPr>
+          <w:b/>
+          <w:bCs/>
+        </w:rPr>
+        <w:t xml:space="preserve"> trúc d</w:t>
+      </w:r>
+      <w:r>
+        <w:rPr>
+          <w:b/>
+          <w:bCs/>
+        </w:rPr>
+        <w:t>ữ</w:t>
+      </w:r>
+      <w:r>
+        <w:rPr>
+          <w:b/>
+          <w:bCs/>
+        </w:rPr>
+        <w:t xml:space="preserve"> li</w:t>
+      </w:r>
+      <w:r>
+        <w:rPr>
+          <w:b/>
+          <w:bCs/>
+        </w:rPr>
+        <w:t>ệ</w:t>
+      </w:r>
+      <w:r>
+        <w:rPr>
+          <w:b/>
+          <w:bCs/>
+        </w:rPr>
+        <w:t>u:</w:t>
+      </w:r>
+      <w:r>
+        <w:t xml:space="preserve"> S</w:t>
+      </w:r>
+      <w:r>
+        <w:t>ử</w:t>
+      </w:r>
+      <w:r>
+        <w:t xml:space="preserve"> d</w:t>
+      </w:r>
+      <w:r>
+        <w:t>ụ</w:t>
+      </w:r>
+      <w:r>
+        <w:t>ng các công c</w:t>
+      </w:r>
+      <w:r>
+        <w:t>ụ</w:t>
+      </w:r>
+      <w:r>
+        <w:t xml:space="preserve"> Drizzle ORM và Kysely đ</w:t>
+      </w:r>
+      <w:r>
+        <w:t>ể</w:t>
+      </w:r>
+      <w:r>
+        <w:t xml:space="preserve"> đ</w:t>
+      </w:r>
+      <w:r>
+        <w:t>ả</w:t>
+      </w:r>
+      <w:r>
+        <w:t>m b</w:t>
+      </w:r>
+      <w:r>
+        <w:t>ả</w:t>
+      </w:r>
+      <w:r>
+        <w:t>o các câu l</w:t>
+      </w:r>
+      <w:r>
+        <w:t>ệ</w:t>
+      </w:r>
+      <w:r>
+        <w:t>nh truy v</w:t>
+      </w:r>
+      <w:r>
+        <w:t>ấ</w:t>
+      </w:r>
+      <w:r>
+        <w:t>n d</w:t>
+      </w:r>
+      <w:r>
+        <w:t>ữ</w:t>
+      </w:r>
+      <w:r>
+        <w:t xml:space="preserve"> li</w:t>
+      </w:r>
+      <w:r>
+        <w:t>ệ</w:t>
+      </w:r>
+      <w:r>
+        <w:t>u chí</w:t>
+      </w:r>
+      <w:r>
+        <w:t xml:space="preserve">nh xác, </w:t>
+      </w:r>
+      <w:proofErr w:type="gramStart"/>
+      <w:r>
+        <w:t>an</w:t>
+      </w:r>
+      <w:proofErr w:type="gramEnd"/>
+      <w:r>
+        <w:t xml:space="preserve"> toàn và d</w:t>
+      </w:r>
+      <w:r>
+        <w:t>ễ</w:t>
+      </w:r>
+      <w:r>
+        <w:t xml:space="preserve"> b</w:t>
+      </w:r>
+      <w:r>
+        <w:t>ả</w:t>
+      </w:r>
+      <w:r>
+        <w:t>o trì.</w:t>
+      </w:r>
+    </w:p>
+    <w:p>
+      <w:pPr>
+        <w:pStyle w:val="Heading3"/>
+      </w:pPr>
+      <w:bookmarkStart w:id="8" w:name="X160108628c71b2ca1cf46951866b5713af70ea9"/>
+      <w:bookmarkEnd w:id="7"/>
+      <w:r>
+        <w:t>2.5. H</w:t>
+      </w:r>
+      <w:r>
+        <w:t>ệ</w:t>
+      </w:r>
+      <w:r>
+        <w:t xml:space="preserve"> th</w:t>
+      </w:r>
+      <w:r>
+        <w:t>ố</w:t>
+      </w:r>
+      <w:r>
+        <w:t>ng xác th</w:t>
+      </w:r>
+      <w:r>
+        <w:t>ự</w:t>
+      </w:r>
+      <w:r>
+        <w:t>c và đăng nh</w:t>
+      </w:r>
+      <w:r>
+        <w:t>ậ</w:t>
+      </w:r>
+      <w:r>
+        <w:t>p: Better Auth</w:t>
+      </w:r>
+    </w:p>
+    <w:p>
+      <w:pPr>
+        <w:pStyle w:val="FirstParagraph"/>
+      </w:pPr>
+      <w:r>
+        <w:t>Đ</w:t>
+      </w:r>
+      <w:r>
+        <w:t>ể</w:t>
+      </w:r>
+      <w:r>
+        <w:t xml:space="preserve"> b</w:t>
+      </w:r>
+      <w:r>
+        <w:t>ả</w:t>
+      </w:r>
+      <w:r>
+        <w:t>o v</w:t>
+      </w:r>
+      <w:r>
+        <w:t>ệ</w:t>
+      </w:r>
+      <w:r>
+        <w:t xml:space="preserve"> tài kho</w:t>
+      </w:r>
+      <w:r>
+        <w:t>ả</w:t>
+      </w:r>
+      <w:r>
+        <w:t>n ngư</w:t>
+      </w:r>
+      <w:r>
+        <w:t>ờ</w:t>
+      </w:r>
+      <w:r>
+        <w:t>i dùng và qu</w:t>
+      </w:r>
+      <w:r>
+        <w:t>ả</w:t>
+      </w:r>
+      <w:r>
+        <w:t>n lý phiên làm vi</w:t>
+      </w:r>
+      <w:r>
+        <w:t>ệ</w:t>
+      </w:r>
+      <w:r>
+        <w:t>c, d</w:t>
+      </w:r>
+      <w:r>
+        <w:t>ự</w:t>
+      </w:r>
+      <w:r>
+        <w:t xml:space="preserve"> án s</w:t>
+      </w:r>
+      <w:r>
+        <w:t>ử</w:t>
+      </w:r>
+      <w:r>
+        <w:t xml:space="preserve"> </w:t>
+      </w:r>
+      <w:proofErr w:type="spellStart"/>
+      <w:r>
+        <w:t>d</w:t>
+      </w:r>
+      <w:r>
+        <w:t>ụ</w:t>
+      </w:r>
+      <w:r>
+        <w:t>ng</w:t>
+      </w:r>
+      <w:proofErr w:type="spellEnd"/>
+      <w:r>
+        <w:t xml:space="preserve"> </w:t>
+      </w:r>
+      <w:r>
+        <w:rPr>
+          <w:b/>
+          <w:bCs/>
+        </w:rPr>
+        <w:t>Better Auth</w:t>
+      </w:r>
+      <w:r>
+        <w:t>: *</w:t>
+      </w:r>
+    </w:p>
+    <w:p>
+      <w:pPr>
+        <w:pStyle w:val="FirstParagraph"/>
+      </w:pPr>
+      <w:r>
+        <w:t xml:space="preserve"> </w:t>
+      </w:r>
+      <w:r>
+        <w:rPr>
+          <w:b/>
+          <w:bCs/>
+        </w:rPr>
+        <w:t>B</w:t>
+      </w:r>
+      <w:r>
+        <w:rPr>
+          <w:b/>
+          <w:bCs/>
+        </w:rPr>
+        <w:t>ả</w:t>
+      </w:r>
+      <w:r>
+        <w:rPr>
+          <w:b/>
+          <w:bCs/>
+        </w:rPr>
+        <w:t>o m</w:t>
+      </w:r>
+      <w:r>
+        <w:rPr>
+          <w:b/>
+          <w:bCs/>
+        </w:rPr>
+        <w:t>ậ</w:t>
+      </w:r>
+      <w:r>
+        <w:rPr>
+          <w:b/>
+          <w:bCs/>
+        </w:rPr>
+        <w:t>t cao:</w:t>
+      </w:r>
+      <w:r>
+        <w:t xml:space="preserve"> Đư</w:t>
+      </w:r>
+      <w:r>
+        <w:t>ợ</w:t>
+      </w:r>
+      <w:r>
+        <w:t>c thi</w:t>
+      </w:r>
+      <w:r>
+        <w:t>ế</w:t>
+      </w:r>
+      <w:r>
+        <w:t>t k</w:t>
+      </w:r>
+      <w:r>
+        <w:t>ế</w:t>
+      </w:r>
+      <w:r>
+        <w:t xml:space="preserve"> t</w:t>
+      </w:r>
+      <w:r>
+        <w:t>ố</w:t>
+      </w:r>
+      <w:r>
+        <w:t>i ưu đ</w:t>
+      </w:r>
+      <w:r>
+        <w:t>ể</w:t>
+      </w:r>
+      <w:r>
+        <w:t xml:space="preserve"> ch</w:t>
+      </w:r>
+      <w:r>
+        <w:t>ạ</w:t>
+      </w:r>
+      <w:r>
+        <w:t>y trên môi trư</w:t>
+      </w:r>
+      <w:r>
+        <w:t>ờ</w:t>
+      </w:r>
+      <w:r>
+        <w:t>ng Cloudflare Workers, giúp xác th</w:t>
+      </w:r>
+      <w:r>
+        <w:t>ự</w:t>
+      </w:r>
+      <w:r>
+        <w:t>c thông tin đăng nh</w:t>
+      </w:r>
+      <w:r>
+        <w:t>ậ</w:t>
+      </w:r>
+      <w:r>
+        <w:t>p c</w:t>
+      </w:r>
+      <w:r>
+        <w:t>ủ</w:t>
+      </w:r>
+      <w:r>
+        <w:t>a ngư</w:t>
+      </w:r>
+      <w:r>
+        <w:t>ờ</w:t>
+      </w:r>
+      <w:r>
+        <w:t>i dùng c</w:t>
+      </w:r>
+      <w:r>
+        <w:t>ự</w:t>
+      </w:r>
+      <w:r>
+        <w:t>c k</w:t>
+      </w:r>
+      <w:r>
+        <w:t>ỳ</w:t>
+      </w:r>
+      <w:r>
+        <w:t xml:space="preserve"> nhanh chóng. </w:t>
+      </w:r>
+    </w:p>
+    <w:p>
+      <w:pPr>
+        <w:pStyle w:val="FirstParagraph"/>
+      </w:pPr>
+      <w:r>
+        <w:t xml:space="preserve">* </w:t>
+      </w:r>
+      <w:proofErr w:type="spellStart"/>
+      <w:r>
+        <w:rPr>
+          <w:b/>
+          <w:bCs/>
+        </w:rPr>
+        <w:t>Ch</w:t>
+      </w:r>
+      <w:r>
+        <w:rPr>
+          <w:b/>
+          <w:bCs/>
+        </w:rPr>
+        <w:t>ố</w:t>
+      </w:r>
+      <w:r>
+        <w:rPr>
+          <w:b/>
+          <w:bCs/>
+        </w:rPr>
+        <w:t>ng</w:t>
+      </w:r>
+      <w:proofErr w:type="spellEnd"/>
+      <w:r>
+        <w:rPr>
+          <w:b/>
+          <w:bCs/>
+        </w:rPr>
+        <w:t xml:space="preserve"> </w:t>
+      </w:r>
+      <w:proofErr w:type="spellStart"/>
+      <w:r>
+        <w:rPr>
+          <w:b/>
+          <w:bCs/>
+        </w:rPr>
+        <w:t>t</w:t>
+      </w:r>
+      <w:r>
+        <w:rPr>
+          <w:b/>
+          <w:bCs/>
+        </w:rPr>
+        <w:t>ấ</w:t>
+      </w:r>
+      <w:r>
+        <w:rPr>
+          <w:b/>
+          <w:bCs/>
+        </w:rPr>
+        <w:t>n</w:t>
+      </w:r>
+      <w:proofErr w:type="spellEnd"/>
+      <w:r>
+        <w:rPr>
+          <w:b/>
+          <w:bCs/>
+        </w:rPr>
+        <w:t xml:space="preserve"> </w:t>
+      </w:r>
+      <w:proofErr w:type="spellStart"/>
+      <w:r>
+        <w:rPr>
+          <w:b/>
+          <w:bCs/>
+        </w:rPr>
+        <w:t>công</w:t>
+      </w:r>
+      <w:proofErr w:type="spellEnd"/>
+      <w:r>
+        <w:rPr>
+          <w:b/>
+          <w:bCs/>
+        </w:rPr>
+        <w:t>:</w:t>
+      </w:r>
+      <w:r>
+        <w:t xml:space="preserve"> Tích h</w:t>
+      </w:r>
+      <w:r>
+        <w:t>ợ</w:t>
+      </w:r>
+      <w:r>
+        <w:t>p s</w:t>
+      </w:r>
+      <w:r>
+        <w:t>ẵ</w:t>
+      </w:r>
+      <w:r>
+        <w:t>n các gi</w:t>
+      </w:r>
+      <w:r>
+        <w:t>ả</w:t>
+      </w:r>
+      <w:r>
+        <w:t>i pháp ch</w:t>
+      </w:r>
+      <w:r>
+        <w:t>ố</w:t>
+      </w:r>
+      <w:r>
+        <w:t>ng gi</w:t>
+      </w:r>
+      <w:r>
+        <w:t>ả</w:t>
+      </w:r>
+      <w:r>
+        <w:t xml:space="preserve"> m</w:t>
+      </w:r>
+      <w:r>
+        <w:t>ạ</w:t>
+      </w:r>
+      <w:r>
+        <w:t>o yêu c</w:t>
+      </w:r>
+      <w:r>
+        <w:t>ầ</w:t>
+      </w:r>
+      <w:r>
+        <w:t>u (CSRF) và b</w:t>
+      </w:r>
+      <w:r>
+        <w:t>ả</w:t>
+      </w:r>
+      <w:r>
+        <w:t>o v</w:t>
+      </w:r>
+      <w:r>
+        <w:t>ệ</w:t>
+      </w:r>
+      <w:r>
+        <w:t xml:space="preserve"> an toàn cho các mã khóa phiên làm vi</w:t>
+      </w:r>
+      <w:r>
+        <w:t>ệ</w:t>
+      </w:r>
+      <w:r>
+        <w:t>c (Session Tokens) lưu trên trình duy</w:t>
+      </w:r>
+      <w:r>
+        <w:t>ệ</w:t>
+      </w:r>
+      <w:r>
+        <w:t>t c</w:t>
+      </w:r>
+      <w:r>
+        <w:t>ủ</w:t>
+      </w:r>
+      <w:r>
+        <w:t>a ngư</w:t>
+      </w:r>
+      <w:r>
+        <w:t>ờ</w:t>
+      </w:r>
+      <w:r>
+        <w:t>i dùng.</w:t>
+      </w:r>
+    </w:p>
+    <w:p>
+      <w:pPr>
+        <w:pStyle w:val="Heading3"/>
+      </w:pPr>
+      <w:bookmarkStart w:id="9" w:name="nền-tảng-lưu-trữ-và-tự-động-hóa-vercel"/>
+      <w:bookmarkEnd w:id="8"/>
+      <w:r>
+        <w:t>2.6. N</w:t>
+      </w:r>
+      <w:r>
+        <w:t>ề</w:t>
+      </w:r>
+      <w:r>
+        <w:t>n t</w:t>
+      </w:r>
+      <w:r>
+        <w:t>ả</w:t>
+      </w:r>
+      <w:r>
+        <w:t>ng lưu tr</w:t>
+      </w:r>
+      <w:r>
+        <w:t>ữ</w:t>
+      </w:r>
+      <w:r>
+        <w:t xml:space="preserve"> và t</w:t>
+      </w:r>
+      <w:r>
+        <w:t>ự</w:t>
+      </w:r>
+      <w:r>
+        <w:t xml:space="preserve"> đ</w:t>
+      </w:r>
+      <w:r>
+        <w:t>ộ</w:t>
+      </w:r>
+      <w:r>
+        <w:t>ng hóa: Vercel</w:t>
+      </w:r>
+    </w:p>
+    <w:p>
+      <w:pPr>
+        <w:pStyle w:val="FirstParagraph"/>
+      </w:pPr>
+      <w:r>
+        <w:t>Giao di</w:t>
+      </w:r>
+      <w:r>
+        <w:t>ệ</w:t>
+      </w:r>
+      <w:r>
+        <w:t>n Svelte sau khi đư</w:t>
+      </w:r>
+      <w:r>
+        <w:t>ợ</w:t>
+      </w:r>
+      <w:r>
+        <w:t>c đóng gói s</w:t>
+      </w:r>
+      <w:r>
+        <w:t>ẽ</w:t>
+      </w:r>
+      <w:r>
+        <w:t xml:space="preserve"> đư</w:t>
+      </w:r>
+      <w:r>
+        <w:t>ợ</w:t>
+      </w:r>
+      <w:r>
+        <w:t>c đưa lên lưu tr</w:t>
+      </w:r>
+      <w:r>
+        <w:t>ữ</w:t>
+      </w:r>
+      <w:r>
+        <w:t xml:space="preserve"> t</w:t>
+      </w:r>
+      <w:r>
+        <w:t>ạ</w:t>
+      </w:r>
+      <w:r>
+        <w:t xml:space="preserve">i </w:t>
+      </w:r>
+      <w:r>
+        <w:rPr>
+          <w:b/>
+          <w:bCs/>
+        </w:rPr>
+        <w:t>Vercel</w:t>
+      </w:r>
+      <w:r>
+        <w:t xml:space="preserve">: </w:t>
+      </w:r>
+    </w:p>
+    <w:p>
+      <w:pPr>
+        <w:pStyle w:val="FirstParagraph"/>
+      </w:pPr>
+      <w:r>
+        <w:t xml:space="preserve">* </w:t>
+      </w:r>
+      <w:proofErr w:type="spellStart"/>
+      <w:r>
+        <w:rPr>
+          <w:b/>
+          <w:bCs/>
+        </w:rPr>
+        <w:t>T</w:t>
+      </w:r>
+      <w:r>
+        <w:rPr>
+          <w:b/>
+          <w:bCs/>
+        </w:rPr>
+        <w:t>ự</w:t>
+      </w:r>
+      <w:proofErr w:type="spellEnd"/>
+      <w:r>
+        <w:rPr>
+          <w:b/>
+          <w:bCs/>
+        </w:rPr>
+        <w:t xml:space="preserve"> </w:t>
+      </w:r>
+      <w:proofErr w:type="spellStart"/>
+      <w:r>
+        <w:rPr>
+          <w:b/>
+          <w:bCs/>
+        </w:rPr>
+        <w:t>đ</w:t>
+      </w:r>
+      <w:r>
+        <w:rPr>
+          <w:b/>
+          <w:bCs/>
+        </w:rPr>
+        <w:t>ộ</w:t>
+      </w:r>
+      <w:r>
+        <w:rPr>
+          <w:b/>
+          <w:bCs/>
+        </w:rPr>
+        <w:t>ng</w:t>
+      </w:r>
+      <w:proofErr w:type="spellEnd"/>
+      <w:r>
+        <w:rPr>
+          <w:b/>
+          <w:bCs/>
+        </w:rPr>
+        <w:t xml:space="preserve"> </w:t>
+      </w:r>
+      <w:proofErr w:type="spellStart"/>
+      <w:r>
+        <w:rPr>
+          <w:b/>
+          <w:bCs/>
+        </w:rPr>
+        <w:t>c</w:t>
+      </w:r>
+      <w:r>
+        <w:rPr>
+          <w:b/>
+          <w:bCs/>
+        </w:rPr>
+        <w:t>ậ</w:t>
+      </w:r>
+      <w:r>
+        <w:rPr>
+          <w:b/>
+          <w:bCs/>
+        </w:rPr>
+        <w:t>p</w:t>
+      </w:r>
+      <w:proofErr w:type="spellEnd"/>
+      <w:r>
+        <w:rPr>
+          <w:b/>
+          <w:bCs/>
+        </w:rPr>
+        <w:t xml:space="preserve"> nh</w:t>
+      </w:r>
+      <w:r>
+        <w:rPr>
+          <w:b/>
+          <w:bCs/>
+        </w:rPr>
+        <w:t>ậ</w:t>
+      </w:r>
+      <w:r>
+        <w:rPr>
+          <w:b/>
+          <w:bCs/>
+        </w:rPr>
+        <w:t>t:</w:t>
+      </w:r>
+      <w:r>
+        <w:t xml:space="preserve"> M</w:t>
+      </w:r>
+      <w:r>
+        <w:t>ỗ</w:t>
+      </w:r>
+      <w:r>
+        <w:t>i khi nhà phát tri</w:t>
+      </w:r>
+      <w:r>
+        <w:t>ể</w:t>
+      </w:r>
+      <w:r>
+        <w:t>n c</w:t>
+      </w:r>
+      <w:r>
+        <w:t>ậ</w:t>
+      </w:r>
+      <w:r>
+        <w:t>p nh</w:t>
+      </w:r>
+      <w:r>
+        <w:t>ậ</w:t>
+      </w:r>
+      <w:r>
+        <w:t>t mã ngu</w:t>
+      </w:r>
+      <w:r>
+        <w:t>ồ</w:t>
+      </w:r>
+      <w:r>
+        <w:t>n m</w:t>
+      </w:r>
+      <w:r>
+        <w:t>ớ</w:t>
+      </w:r>
+      <w:r>
+        <w:t>i lên h</w:t>
+      </w:r>
+      <w:r>
+        <w:t>ệ</w:t>
+      </w:r>
+      <w:r>
+        <w:t xml:space="preserve"> th</w:t>
+      </w:r>
+      <w:r>
+        <w:t>ố</w:t>
+      </w:r>
+      <w:r>
+        <w:t>ng qu</w:t>
+      </w:r>
+      <w:r>
+        <w:t>ả</w:t>
+      </w:r>
+      <w:r>
+        <w:t>n lý phiên b</w:t>
+      </w:r>
+      <w:r>
+        <w:t>ả</w:t>
+      </w:r>
+      <w:r>
+        <w:t>n Git, Vercel s</w:t>
+      </w:r>
+      <w:r>
+        <w:t>ẽ</w:t>
+      </w:r>
+      <w:r>
+        <w:t xml:space="preserve"> t</w:t>
+      </w:r>
+      <w:r>
+        <w:t>ự</w:t>
+      </w:r>
+      <w:r>
+        <w:t xml:space="preserve"> đ</w:t>
+      </w:r>
+      <w:r>
+        <w:t>ộ</w:t>
+      </w:r>
+      <w:r>
+        <w:t>ng ki</w:t>
+      </w:r>
+      <w:r>
+        <w:t>ể</w:t>
+      </w:r>
+      <w:r>
+        <w:t>m tra, biên d</w:t>
+      </w:r>
+      <w:r>
+        <w:t>ị</w:t>
+      </w:r>
+      <w:r>
+        <w:t>ch và c</w:t>
+      </w:r>
+      <w:r>
+        <w:t>ậ</w:t>
+      </w:r>
+      <w:r>
+        <w:t>p nh</w:t>
+      </w:r>
+      <w:r>
+        <w:t>ậ</w:t>
+      </w:r>
+      <w:r>
+        <w:t xml:space="preserve">t phiên </w:t>
+      </w:r>
+      <w:r>
+        <w:t>b</w:t>
+      </w:r>
+      <w:r>
+        <w:t>ả</w:t>
+      </w:r>
+      <w:r>
+        <w:t>n m</w:t>
+      </w:r>
+      <w:r>
+        <w:t>ớ</w:t>
+      </w:r>
+      <w:r>
+        <w:t>i lên trang web mà không gây gián đo</w:t>
+      </w:r>
+      <w:r>
+        <w:t>ạ</w:t>
+      </w:r>
+      <w:r>
+        <w:t>n d</w:t>
+      </w:r>
+      <w:r>
+        <w:t>ị</w:t>
+      </w:r>
+      <w:r>
+        <w:t>ch v</w:t>
+      </w:r>
+      <w:r>
+        <w:t>ụ</w:t>
+      </w:r>
+      <w:r>
+        <w:t xml:space="preserve">. </w:t>
+      </w:r>
+    </w:p>
+    <w:p>
+      <w:pPr>
+        <w:pStyle w:val="FirstParagraph"/>
+      </w:pPr>
+      <w:r>
+        <w:t xml:space="preserve">* </w:t>
+      </w:r>
+      <w:proofErr w:type="spellStart"/>
+      <w:r>
+        <w:rPr>
+          <w:b/>
+          <w:bCs/>
+        </w:rPr>
+        <w:t>Phân</w:t>
+      </w:r>
+      <w:proofErr w:type="spellEnd"/>
+      <w:r>
+        <w:rPr>
+          <w:b/>
+          <w:bCs/>
+        </w:rPr>
+        <w:t xml:space="preserve"> </w:t>
+      </w:r>
+      <w:proofErr w:type="spellStart"/>
+      <w:r>
+        <w:rPr>
+          <w:b/>
+          <w:bCs/>
+        </w:rPr>
+        <w:t>ph</w:t>
+      </w:r>
+      <w:r>
+        <w:rPr>
+          <w:b/>
+          <w:bCs/>
+        </w:rPr>
+        <w:t>ố</w:t>
+      </w:r>
+      <w:r>
+        <w:rPr>
+          <w:b/>
+          <w:bCs/>
+        </w:rPr>
+        <w:t>i</w:t>
+      </w:r>
+      <w:proofErr w:type="spellEnd"/>
+      <w:r>
+        <w:rPr>
+          <w:b/>
+          <w:bCs/>
+        </w:rPr>
+        <w:t xml:space="preserve"> </w:t>
+      </w:r>
+      <w:proofErr w:type="spellStart"/>
+      <w:r>
+        <w:rPr>
+          <w:b/>
+          <w:bCs/>
+        </w:rPr>
+        <w:t>nhanh</w:t>
+      </w:r>
+      <w:proofErr w:type="spellEnd"/>
+      <w:r>
+        <w:rPr>
+          <w:b/>
+          <w:bCs/>
+        </w:rPr>
+        <w:t>:</w:t>
+      </w:r>
+      <w:r>
+        <w:t xml:space="preserve"> T</w:t>
+      </w:r>
+      <w:r>
+        <w:t>ự</w:t>
+      </w:r>
+      <w:r>
+        <w:t xml:space="preserve"> đ</w:t>
+      </w:r>
+      <w:r>
+        <w:t>ộ</w:t>
+      </w:r>
+      <w:r>
+        <w:t>ng t</w:t>
+      </w:r>
+      <w:r>
+        <w:t>ố</w:t>
+      </w:r>
+      <w:r>
+        <w:t>i ưu hóa và đưa các t</w:t>
+      </w:r>
+      <w:r>
+        <w:t>ệ</w:t>
+      </w:r>
+      <w:r>
+        <w:t>p tin giao di</w:t>
+      </w:r>
+      <w:r>
+        <w:t>ệ</w:t>
+      </w:r>
+      <w:r>
+        <w:t>n đ</w:t>
+      </w:r>
+      <w:r>
+        <w:t>ế</w:t>
+      </w:r>
+      <w:r>
+        <w:t>n m</w:t>
+      </w:r>
+      <w:r>
+        <w:t>ạ</w:t>
+      </w:r>
+      <w:r>
+        <w:t>ng lư</w:t>
+      </w:r>
+      <w:r>
+        <w:t>ớ</w:t>
+      </w:r>
+      <w:r>
+        <w:t>i máy ch</w:t>
+      </w:r>
+      <w:r>
+        <w:t>ủ</w:t>
+      </w:r>
+      <w:r>
+        <w:t xml:space="preserve"> lưu tr</w:t>
+      </w:r>
+      <w:r>
+        <w:t>ữ</w:t>
+      </w:r>
+      <w:r>
+        <w:t xml:space="preserve"> toàn c</w:t>
+      </w:r>
+      <w:r>
+        <w:t>ầ</w:t>
+      </w:r>
+      <w:r>
+        <w:t>u đ</w:t>
+      </w:r>
+      <w:r>
+        <w:t>ể</w:t>
+      </w:r>
+      <w:r>
+        <w:t xml:space="preserve"> ngư</w:t>
+      </w:r>
+      <w:r>
+        <w:t>ờ</w:t>
+      </w:r>
+      <w:r>
+        <w:t>i dùng t</w:t>
+      </w:r>
+      <w:r>
+        <w:t>ả</w:t>
+      </w:r>
+      <w:r>
+        <w:t>i v</w:t>
+      </w:r>
+      <w:r>
+        <w:t>ề</w:t>
+      </w:r>
+      <w:r>
+        <w:t xml:space="preserve"> nhanh nh</w:t>
+      </w:r>
+      <w:r>
+        <w:t>ấ</w:t>
+      </w:r>
+      <w:r>
+        <w:t>t.</w:t>
+      </w:r>
+    </w:p>
+    <w:p>
+      <w:pPr>
+        <w:pStyle w:val="Heading3"/>
+      </w:pPr>
+      <w:bookmarkStart w:id="10" w:name="X3116b993d09f68b02ff4edcf1976fc0c512c240"/>
+      <w:bookmarkEnd w:id="9"/>
+      <w:r>
+        <w:t>2.7. Lá ch</w:t>
+      </w:r>
+      <w:r>
+        <w:t>ắ</w:t>
+      </w:r>
+      <w:r>
+        <w:t>n b</w:t>
+      </w:r>
+      <w:r>
+        <w:t>ả</w:t>
+      </w:r>
+      <w:r>
+        <w:t>o m</w:t>
+      </w:r>
+      <w:r>
+        <w:t>ậ</w:t>
+      </w:r>
+      <w:r>
+        <w:t>t và qu</w:t>
+      </w:r>
+      <w:r>
+        <w:t>ả</w:t>
+      </w:r>
+      <w:r>
+        <w:t>n lý tên mi</w:t>
+      </w:r>
+      <w:r>
+        <w:t>ề</w:t>
+      </w:r>
+      <w:r>
+        <w:t>n: Cloudflare</w:t>
+      </w:r>
+    </w:p>
+    <w:p>
+      <w:pPr>
+        <w:pStyle w:val="FirstParagraph"/>
+      </w:pPr>
+      <w:r>
+        <w:t>M</w:t>
+      </w:r>
+      <w:r>
+        <w:t>ọ</w:t>
+      </w:r>
+      <w:r>
+        <w:t>i lưu lư</w:t>
+      </w:r>
+      <w:r>
+        <w:t>ợ</w:t>
+      </w:r>
+      <w:r>
+        <w:t>ng truy c</w:t>
+      </w:r>
+      <w:r>
+        <w:t>ậ</w:t>
+      </w:r>
+      <w:r>
+        <w:t>p vào h</w:t>
+      </w:r>
+      <w:r>
+        <w:t>ệ</w:t>
+      </w:r>
+      <w:r>
+        <w:t xml:space="preserve"> th</w:t>
+      </w:r>
+      <w:r>
+        <w:t>ố</w:t>
+      </w:r>
+      <w:r>
+        <w:t>ng đ</w:t>
+      </w:r>
+      <w:r>
+        <w:t>ề</w:t>
+      </w:r>
+      <w:r>
+        <w:t>u ph</w:t>
+      </w:r>
+      <w:r>
+        <w:t>ả</w:t>
+      </w:r>
+      <w:r>
+        <w:t>i đi qua l</w:t>
+      </w:r>
+      <w:r>
+        <w:t>ớ</w:t>
+      </w:r>
+      <w:r>
+        <w:t>p b</w:t>
+      </w:r>
+      <w:r>
+        <w:t>ả</w:t>
+      </w:r>
+      <w:r>
+        <w:t>o v</w:t>
+      </w:r>
+      <w:r>
+        <w:t>ệ</w:t>
+      </w:r>
+      <w:r>
+        <w:t xml:space="preserve"> c</w:t>
+      </w:r>
+      <w:r>
+        <w:t>ủ</w:t>
+      </w:r>
+      <w:r>
+        <w:t xml:space="preserve">a </w:t>
+      </w:r>
+      <w:r>
+        <w:rPr>
+          <w:b/>
+          <w:bCs/>
+        </w:rPr>
+        <w:t>Cloudflare</w:t>
+      </w:r>
+      <w:r>
+        <w:t xml:space="preserve">: </w:t>
+      </w:r>
+    </w:p>
+    <w:p>
+      <w:pPr>
+        <w:pStyle w:val="FirstParagraph"/>
+      </w:pPr>
+      <w:r>
+        <w:t xml:space="preserve">* </w:t>
+      </w:r>
+      <w:proofErr w:type="spellStart"/>
+      <w:r>
+        <w:rPr>
+          <w:b/>
+          <w:bCs/>
+        </w:rPr>
+        <w:t>Qu</w:t>
+      </w:r>
+      <w:r>
+        <w:rPr>
+          <w:b/>
+          <w:bCs/>
+        </w:rPr>
+        <w:t>ả</w:t>
+      </w:r>
+      <w:r>
+        <w:rPr>
+          <w:b/>
+          <w:bCs/>
+        </w:rPr>
+        <w:t>n</w:t>
+      </w:r>
+      <w:proofErr w:type="spellEnd"/>
+      <w:r>
+        <w:rPr>
+          <w:b/>
+          <w:bCs/>
+        </w:rPr>
+        <w:t xml:space="preserve"> </w:t>
+      </w:r>
+      <w:proofErr w:type="spellStart"/>
+      <w:r>
+        <w:rPr>
+          <w:b/>
+          <w:bCs/>
+        </w:rPr>
+        <w:t>lý</w:t>
+      </w:r>
+      <w:proofErr w:type="spellEnd"/>
+      <w:r>
+        <w:rPr>
+          <w:b/>
+          <w:bCs/>
+        </w:rPr>
+        <w:t xml:space="preserve"> </w:t>
+      </w:r>
+      <w:proofErr w:type="spellStart"/>
+      <w:r>
+        <w:rPr>
+          <w:b/>
+          <w:bCs/>
+        </w:rPr>
+        <w:t>tên</w:t>
+      </w:r>
+      <w:proofErr w:type="spellEnd"/>
+      <w:r>
+        <w:rPr>
+          <w:b/>
+          <w:bCs/>
+        </w:rPr>
+        <w:t xml:space="preserve"> mi</w:t>
+      </w:r>
+      <w:r>
+        <w:rPr>
+          <w:b/>
+          <w:bCs/>
+        </w:rPr>
+        <w:t>ề</w:t>
+      </w:r>
+      <w:r>
+        <w:rPr>
+          <w:b/>
+          <w:bCs/>
+        </w:rPr>
+        <w:t>n:</w:t>
+      </w:r>
+      <w:r>
+        <w:t xml:space="preserve"> Phân gi</w:t>
+      </w:r>
+      <w:r>
+        <w:t>ả</w:t>
+      </w:r>
+      <w:r>
+        <w:t>i đ</w:t>
+      </w:r>
+      <w:r>
+        <w:t>ị</w:t>
+      </w:r>
+      <w:r>
+        <w:t>a ch</w:t>
+      </w:r>
+      <w:r>
+        <w:t>ỉ</w:t>
+      </w:r>
+      <w:r>
+        <w:t xml:space="preserve"> trang web nhanh chóng và chính xác cho các tên mi</w:t>
+      </w:r>
+      <w:r>
+        <w:t>ề</w:t>
+      </w:r>
+      <w:r>
+        <w:t xml:space="preserve">n </w:t>
+      </w:r>
+      <w:proofErr w:type="gramStart"/>
+      <w:r>
+        <w:rPr>
+          <w:rStyle w:val="VerbatimChar"/>
+        </w:rPr>
+        <w:t>dauanvanhoc.site</w:t>
+      </w:r>
+      <w:proofErr w:type="gramEnd"/>
+      <w:r>
+        <w:t xml:space="preserve"> và </w:t>
+      </w:r>
+      <w:r>
+        <w:rPr>
+          <w:rStyle w:val="VerbatimChar"/>
+        </w:rPr>
+        <w:t>dauanvanhot.site</w:t>
+      </w:r>
+      <w:r>
+        <w:t xml:space="preserve">. </w:t>
+      </w:r>
+    </w:p>
+    <w:p>
+      <w:pPr>
+        <w:pStyle w:val="FirstParagraph"/>
+      </w:pPr>
+      <w:r>
+        <w:t xml:space="preserve">* </w:t>
+      </w:r>
+      <w:proofErr w:type="spellStart"/>
+      <w:r>
+        <w:rPr>
+          <w:b/>
+          <w:bCs/>
+        </w:rPr>
+        <w:t>Ch</w:t>
+      </w:r>
+      <w:r>
+        <w:rPr>
+          <w:b/>
+          <w:bCs/>
+        </w:rPr>
+        <w:t>ố</w:t>
+      </w:r>
+      <w:r>
+        <w:rPr>
+          <w:b/>
+          <w:bCs/>
+        </w:rPr>
+        <w:t>ng</w:t>
+      </w:r>
+      <w:proofErr w:type="spellEnd"/>
+      <w:r>
+        <w:rPr>
+          <w:b/>
+          <w:bCs/>
+        </w:rPr>
+        <w:t xml:space="preserve"> </w:t>
+      </w:r>
+      <w:proofErr w:type="spellStart"/>
+      <w:r>
+        <w:rPr>
+          <w:b/>
+          <w:bCs/>
+        </w:rPr>
+        <w:t>t</w:t>
+      </w:r>
+      <w:r>
+        <w:rPr>
+          <w:b/>
+          <w:bCs/>
+        </w:rPr>
+        <w:t>ấ</w:t>
+      </w:r>
+      <w:r>
+        <w:rPr>
+          <w:b/>
+          <w:bCs/>
+        </w:rPr>
+        <w:t>n</w:t>
+      </w:r>
+      <w:proofErr w:type="spellEnd"/>
+      <w:r>
+        <w:rPr>
+          <w:b/>
+          <w:bCs/>
+        </w:rPr>
+        <w:t xml:space="preserve"> </w:t>
+      </w:r>
+      <w:proofErr w:type="spellStart"/>
+      <w:r>
+        <w:rPr>
+          <w:b/>
+          <w:bCs/>
+        </w:rPr>
+        <w:t>công</w:t>
+      </w:r>
+      <w:proofErr w:type="spellEnd"/>
+      <w:r>
+        <w:rPr>
+          <w:b/>
+          <w:bCs/>
+        </w:rPr>
+        <w:t xml:space="preserve"> t</w:t>
+      </w:r>
+      <w:r>
+        <w:rPr>
+          <w:b/>
+          <w:bCs/>
+        </w:rPr>
+        <w:t>ừ</w:t>
+      </w:r>
+      <w:r>
+        <w:rPr>
+          <w:b/>
+          <w:bCs/>
+        </w:rPr>
+        <w:t xml:space="preserve"> ch</w:t>
+      </w:r>
+      <w:r>
+        <w:rPr>
+          <w:b/>
+          <w:bCs/>
+        </w:rPr>
+        <w:t>ố</w:t>
+      </w:r>
+      <w:r>
+        <w:rPr>
+          <w:b/>
+          <w:bCs/>
+        </w:rPr>
+        <w:t>i d</w:t>
+      </w:r>
+      <w:r>
+        <w:rPr>
+          <w:b/>
+          <w:bCs/>
+        </w:rPr>
+        <w:t>ị</w:t>
+      </w:r>
+      <w:r>
+        <w:rPr>
+          <w:b/>
+          <w:bCs/>
+        </w:rPr>
+        <w:t>ch v</w:t>
+      </w:r>
+      <w:r>
+        <w:rPr>
+          <w:b/>
+          <w:bCs/>
+        </w:rPr>
+        <w:t>ụ</w:t>
+      </w:r>
+      <w:r>
+        <w:rPr>
+          <w:b/>
+          <w:bCs/>
+        </w:rPr>
+        <w:t xml:space="preserve"> (DDoS):</w:t>
+      </w:r>
+      <w:r>
+        <w:t xml:space="preserve"> T</w:t>
+      </w:r>
+      <w:r>
+        <w:t>ự</w:t>
+      </w:r>
+      <w:r>
+        <w:t xml:space="preserve"> đ</w:t>
+      </w:r>
+      <w:r>
+        <w:t>ộ</w:t>
+      </w:r>
+      <w:r>
+        <w:t xml:space="preserve">ng </w:t>
+      </w:r>
+      <w:r>
+        <w:t>phát hi</w:t>
+      </w:r>
+      <w:r>
+        <w:t>ệ</w:t>
+      </w:r>
+      <w:r>
+        <w:t>n và ngăn ch</w:t>
+      </w:r>
+      <w:r>
+        <w:t>ặ</w:t>
+      </w:r>
+      <w:r>
+        <w:t>n các ngu</w:t>
+      </w:r>
+      <w:r>
+        <w:t>ồ</w:t>
+      </w:r>
+      <w:r>
+        <w:t>n truy c</w:t>
+      </w:r>
+      <w:r>
+        <w:t>ậ</w:t>
+      </w:r>
+      <w:r>
+        <w:t xml:space="preserve">p </w:t>
+      </w:r>
+      <w:r>
+        <w:t>ả</w:t>
+      </w:r>
+      <w:r>
+        <w:t>o quy mô l</w:t>
+      </w:r>
+      <w:r>
+        <w:t>ớ</w:t>
+      </w:r>
+      <w:r>
+        <w:t>n nh</w:t>
+      </w:r>
+      <w:r>
+        <w:t>ằ</w:t>
+      </w:r>
+      <w:r>
+        <w:t>m làm s</w:t>
+      </w:r>
+      <w:r>
+        <w:t>ậ</w:t>
+      </w:r>
+      <w:r>
+        <w:t xml:space="preserve">p trang web. </w:t>
+      </w:r>
+    </w:p>
+    <w:p>
+      <w:pPr>
+        <w:pStyle w:val="FirstParagraph"/>
+      </w:pPr>
+      <w:r>
+        <w:t xml:space="preserve">* </w:t>
+      </w:r>
+      <w:proofErr w:type="spellStart"/>
+      <w:r>
+        <w:rPr>
+          <w:b/>
+          <w:bCs/>
+        </w:rPr>
+        <w:t>L</w:t>
+      </w:r>
+      <w:r>
+        <w:rPr>
+          <w:b/>
+          <w:bCs/>
+        </w:rPr>
+        <w:t>ọ</w:t>
+      </w:r>
+      <w:r>
+        <w:rPr>
+          <w:b/>
+          <w:bCs/>
+        </w:rPr>
+        <w:t>c</w:t>
+      </w:r>
+      <w:proofErr w:type="spellEnd"/>
+      <w:r>
+        <w:rPr>
+          <w:b/>
+          <w:bCs/>
+        </w:rPr>
+        <w:t xml:space="preserve"> </w:t>
+      </w:r>
+      <w:proofErr w:type="spellStart"/>
+      <w:r>
+        <w:rPr>
+          <w:b/>
+          <w:bCs/>
+        </w:rPr>
+        <w:t>thư</w:t>
+      </w:r>
+      <w:proofErr w:type="spellEnd"/>
+      <w:r>
+        <w:rPr>
+          <w:b/>
+          <w:bCs/>
+        </w:rPr>
+        <w:t xml:space="preserve"> </w:t>
+      </w:r>
+      <w:proofErr w:type="spellStart"/>
+      <w:r>
+        <w:rPr>
+          <w:b/>
+          <w:bCs/>
+        </w:rPr>
+        <w:t>rác</w:t>
+      </w:r>
+      <w:proofErr w:type="spellEnd"/>
+      <w:r>
+        <w:rPr>
+          <w:b/>
+          <w:bCs/>
+        </w:rPr>
+        <w:t xml:space="preserve"> và tài kho</w:t>
+      </w:r>
+      <w:r>
+        <w:rPr>
+          <w:b/>
+          <w:bCs/>
+        </w:rPr>
+        <w:t>ả</w:t>
+      </w:r>
+      <w:r>
+        <w:rPr>
+          <w:b/>
+          <w:bCs/>
+        </w:rPr>
+        <w:t xml:space="preserve">n </w:t>
+      </w:r>
+      <w:r>
+        <w:rPr>
+          <w:b/>
+          <w:bCs/>
+        </w:rPr>
+        <w:t>ả</w:t>
+      </w:r>
+      <w:r>
+        <w:rPr>
+          <w:b/>
+          <w:bCs/>
+        </w:rPr>
+        <w:t>o (Anti-spam):</w:t>
+      </w:r>
+      <w:r>
+        <w:t xml:space="preserve"> Áp d</w:t>
+      </w:r>
+      <w:r>
+        <w:t>ụ</w:t>
+      </w:r>
+      <w:r>
+        <w:t>ng các b</w:t>
+      </w:r>
+      <w:r>
+        <w:t>ộ</w:t>
+      </w:r>
+      <w:r>
+        <w:t xml:space="preserve"> l</w:t>
+      </w:r>
+      <w:r>
+        <w:t>ọ</w:t>
+      </w:r>
+      <w:r>
+        <w:t>c tư</w:t>
+      </w:r>
+      <w:r>
+        <w:t>ờ</w:t>
+      </w:r>
+      <w:r>
+        <w:t>ng l</w:t>
+      </w:r>
+      <w:r>
+        <w:t>ử</w:t>
+      </w:r>
+      <w:r>
+        <w:t xml:space="preserve">a </w:t>
+      </w:r>
+      <w:r>
+        <w:t>ứ</w:t>
+      </w:r>
+      <w:r>
+        <w:t>ng d</w:t>
+      </w:r>
+      <w:r>
+        <w:t>ụ</w:t>
+      </w:r>
+      <w:r>
+        <w:t>ng (WAF) và công ngh</w:t>
+      </w:r>
+      <w:r>
+        <w:t>ệ</w:t>
+      </w:r>
+      <w:r>
+        <w:t xml:space="preserve"> Turnstile đ</w:t>
+      </w:r>
+      <w:r>
+        <w:t>ể</w:t>
+      </w:r>
+      <w:r>
+        <w:t xml:space="preserve"> xác minh ngư</w:t>
+      </w:r>
+      <w:r>
+        <w:t>ờ</w:t>
+      </w:r>
+      <w:r>
+        <w:t>i dùng th</w:t>
+      </w:r>
+      <w:r>
+        <w:t>ậ</w:t>
+      </w:r>
+      <w:r>
+        <w:t>t, ch</w:t>
+      </w:r>
+      <w:r>
+        <w:t>ặ</w:t>
+      </w:r>
+      <w:r>
+        <w:t>n đ</w:t>
+      </w:r>
+      <w:r>
+        <w:t>ứ</w:t>
+      </w:r>
+      <w:r>
+        <w:t>ng các ph</w:t>
+      </w:r>
+      <w:r>
+        <w:t>ầ</w:t>
+      </w:r>
+      <w:r>
+        <w:t>n m</w:t>
+      </w:r>
+      <w:r>
+        <w:t>ề</w:t>
+      </w:r>
+      <w:r>
+        <w:t>m t</w:t>
+      </w:r>
+      <w:r>
+        <w:t>ự</w:t>
+      </w:r>
+      <w:r>
+        <w:t xml:space="preserve"> đ</w:t>
+      </w:r>
+      <w:r>
+        <w:t>ộ</w:t>
+      </w:r>
+      <w:r>
+        <w:t xml:space="preserve">ng (bot) </w:t>
+      </w:r>
+      <w:r>
+        <w:t>phá ho</w:t>
+      </w:r>
+      <w:r>
+        <w:t>ạ</w:t>
+      </w:r>
+      <w:r>
+        <w:t>i ho</w:t>
+      </w:r>
+      <w:r>
+        <w:t>ặ</w:t>
+      </w:r>
+      <w:r>
+        <w:t>c spam n</w:t>
+      </w:r>
+      <w:r>
+        <w:t>ộ</w:t>
+      </w:r>
+      <w:r>
+        <w:t>i dung.</w:t>
+      </w:r>
+    </w:p>
+    <w:p>
+      <w:r>
+        <w:pict w14:anchorId="5E133454">
+          <v:rect id="_x0000_i1040" style="width:0;height:1.5pt" o:hralign="center" o:hrstd="t" o:hr="t"/>
         </w:pict>
       </w:r>
     </w:p>
-    <w:bookmarkEnd w:id="20"/>
-    <w:bookmarkEnd w:id="21"/>
-    <w:bookmarkStart w:id="22" w:name="quy-trình-vận-hành-và-cập-nhật-workflow"/>
     <w:p>
       <w:pPr>
         <w:pStyle w:val="Heading2"/>
       </w:pPr>
-      <w:r>
-        <w:t xml:space="preserve">3. Quy trình vận hành và cập nhật (Workflow)</w:t>
+      <w:bookmarkStart w:id="11" w:name="quy-trình-vận-hành-và-cập-nhật-workflow"/>
+      <w:bookmarkEnd w:id="3"/>
+      <w:bookmarkEnd w:id="10"/>
+      <w:r>
+        <w:t>3. Quy trình v</w:t>
+      </w:r>
+      <w:r>
+        <w:t>ậ</w:t>
+      </w:r>
+      <w:r>
+        <w:t>n hành và c</w:t>
+      </w:r>
+      <w:r>
+        <w:t>ậ</w:t>
+      </w:r>
+      <w:r>
+        <w:t>p nh</w:t>
+      </w:r>
+      <w:r>
+        <w:t>ậ</w:t>
+      </w:r>
+      <w:r>
+        <w:t>t (Workflow)</w:t>
       </w:r>
     </w:p>
     <w:p>
@@ -841,7 +4936,7 @@
         <w:pStyle w:val="Compact"/>
         <w:numPr>
           <w:ilvl w:val="0"/>
-          <w:numId w:val="1002"/>
+          <w:numId w:val="3"/>
         </w:numPr>
       </w:pPr>
       <w:r>
@@ -849,13 +4944,163 @@
           <w:b/>
           <w:bCs/>
         </w:rPr>
-        <w:t xml:space="preserve">Cập nhật giao diện:</w:t>
+        <w:t>C</w:t>
+      </w:r>
+      <w:r>
+        <w:rPr>
+          <w:b/>
+          <w:bCs/>
+        </w:rPr>
+        <w:t>ậ</w:t>
+      </w:r>
+      <w:r>
+        <w:rPr>
+          <w:b/>
+          <w:bCs/>
+        </w:rPr>
+        <w:t>p nh</w:t>
+      </w:r>
+      <w:r>
+        <w:rPr>
+          <w:b/>
+          <w:bCs/>
+        </w:rPr>
+        <w:t>ậ</w:t>
+      </w:r>
+      <w:r>
+        <w:rPr>
+          <w:b/>
+          <w:bCs/>
+        </w:rPr>
+        <w:t>t giao di</w:t>
+      </w:r>
+      <w:r>
+        <w:rPr>
+          <w:b/>
+          <w:bCs/>
+        </w:rPr>
+        <w:t>ệ</w:t>
+      </w:r>
+      <w:r>
+        <w:rPr>
+          <w:b/>
+          <w:bCs/>
+        </w:rPr>
+        <w:t>n:</w:t>
       </w:r>
       <w:r>
         <w:t xml:space="preserve"> </w:t>
       </w:r>
       <w:r>
-        <w:t xml:space="preserve">Người phát triển thay đổi mã nguồn giao diện -&gt; Hệ thống Vercel tự động nhận biết, biên dịch thành các tệp tối giản và đưa lên môi trường trực tuyến.</w:t>
+        <w:t>Ngư</w:t>
+      </w:r>
+      <w:r>
+        <w:t>ờ</w:t>
+      </w:r>
+      <w:r>
+        <w:t>i phát tri</w:t>
+      </w:r>
+      <w:r>
+        <w:t>ể</w:t>
+      </w:r>
+      <w:r>
+        <w:t>n thay đ</w:t>
+      </w:r>
+      <w:r>
+        <w:t>ổ</w:t>
+      </w:r>
+      <w:r>
+        <w:t>i mã ngu</w:t>
+      </w:r>
+      <w:r>
+        <w:t>ồ</w:t>
+      </w:r>
+      <w:r>
+        <w:t>n giao di</w:t>
+      </w:r>
+      <w:r>
+        <w:t>ệ</w:t>
+      </w:r>
+      <w:r>
+        <w:t>n -&gt; H</w:t>
+      </w:r>
+      <w:r>
+        <w:t>ệ</w:t>
+      </w:r>
+      <w:r>
+        <w:t xml:space="preserve"> th</w:t>
+      </w:r>
+      <w:r>
+        <w:t>ố</w:t>
+      </w:r>
+      <w:r>
+        <w:t>ng Vercel t</w:t>
+      </w:r>
+      <w:r>
+        <w:t>ự</w:t>
+      </w:r>
+      <w:r>
+        <w:t xml:space="preserve"> đ</w:t>
+      </w:r>
+      <w:r>
+        <w:t>ộ</w:t>
+      </w:r>
+      <w:r>
+        <w:t>ng nh</w:t>
+      </w:r>
+      <w:r>
+        <w:t>ậ</w:t>
+      </w:r>
+      <w:r>
+        <w:t>n bi</w:t>
+      </w:r>
+      <w:r>
+        <w:t>ế</w:t>
+      </w:r>
+      <w:r>
+        <w:t>t, biên d</w:t>
+      </w:r>
+      <w:r>
+        <w:t>ị</w:t>
+      </w:r>
+      <w:r>
+        <w:t>ch thành các t</w:t>
+      </w:r>
+      <w:r>
+        <w:t>ệ</w:t>
+      </w:r>
+      <w:r>
+        <w:t>p t</w:t>
+      </w:r>
+      <w:r>
+        <w:t>ố</w:t>
+      </w:r>
+      <w:r>
+        <w:t>i gi</w:t>
+      </w:r>
+      <w:r>
+        <w:t>ả</w:t>
+      </w:r>
+      <w:r>
+        <w:t>n và đưa lên môi trư</w:t>
+      </w:r>
+      <w:r>
+        <w:t>ờ</w:t>
+      </w:r>
+      <w:r>
+        <w:t>ng tr</w:t>
+      </w:r>
+      <w:r>
+        <w:t>ự</w:t>
+      </w:r>
+      <w:r>
+        <w:t>c tuy</w:t>
+      </w:r>
+      <w:r>
+        <w:t>ế</w:t>
+      </w:r>
+      <w:r>
+        <w:t>n.</w:t>
       </w:r>
     </w:p>
     <w:p>
@@ -863,7 +5108,7 @@
         <w:pStyle w:val="Compact"/>
         <w:numPr>
           <w:ilvl w:val="0"/>
-          <w:numId w:val="1002"/>
+          <w:numId w:val="3"/>
         </w:numPr>
       </w:pPr>
       <w:r>
@@ -871,13 +5116,104 @@
           <w:b/>
           <w:bCs/>
         </w:rPr>
-        <w:t xml:space="preserve">Cập nhật tính năng:</w:t>
-      </w:r>
-      <w:r>
-        <w:t xml:space="preserve"> </w:t>
-      </w:r>
-      <w:r>
-        <w:t xml:space="preserve">Thay đổi mã nguồn xử lý backend -&gt; Dùng công cụ Wrangler để tải mã nguồn mới lên hệ thống Cloudflare Workers toàn cầu.</w:t>
+        <w:t>C</w:t>
+      </w:r>
+      <w:r>
+        <w:rPr>
+          <w:b/>
+          <w:bCs/>
+        </w:rPr>
+        <w:t>ậ</w:t>
+      </w:r>
+      <w:r>
+        <w:rPr>
+          <w:b/>
+          <w:bCs/>
+        </w:rPr>
+        <w:t>p nh</w:t>
+      </w:r>
+      <w:r>
+        <w:rPr>
+          <w:b/>
+          <w:bCs/>
+        </w:rPr>
+        <w:t>ậ</w:t>
+      </w:r>
+      <w:r>
+        <w:rPr>
+          <w:b/>
+          <w:bCs/>
+        </w:rPr>
+        <w:t>t tính năng:</w:t>
+      </w:r>
+      <w:r>
+        <w:t xml:space="preserve"> Thay đ</w:t>
+      </w:r>
+      <w:r>
+        <w:t>ổ</w:t>
+      </w:r>
+      <w:r>
+        <w:t>i mã ngu</w:t>
+      </w:r>
+      <w:r>
+        <w:t>ồ</w:t>
+      </w:r>
+      <w:r>
+        <w:t>n x</w:t>
+      </w:r>
+      <w:r>
+        <w:t>ử</w:t>
+      </w:r>
+      <w:r>
+        <w:t xml:space="preserve"> lý backend -&gt; Dùng công c</w:t>
+      </w:r>
+      <w:r>
+        <w:t>ụ</w:t>
+      </w:r>
+      <w:r>
+        <w:t xml:space="preserve"> Wrangler đ</w:t>
+      </w:r>
+      <w:r>
+        <w:t>ể</w:t>
+      </w:r>
+      <w:r>
+        <w:t xml:space="preserve"> t</w:t>
+      </w:r>
+      <w:r>
+        <w:t>ả</w:t>
+      </w:r>
+      <w:r>
+        <w:t>i mã ngu</w:t>
+      </w:r>
+      <w:r>
+        <w:t>ồ</w:t>
+      </w:r>
+      <w:r>
+        <w:t>n m</w:t>
+      </w:r>
+      <w:r>
+        <w:t>ớ</w:t>
+      </w:r>
+      <w:r>
+        <w:t>i lên h</w:t>
+      </w:r>
+      <w:r>
+        <w:t>ệ</w:t>
+      </w:r>
+      <w:r>
+        <w:t xml:space="preserve"> th</w:t>
+      </w:r>
+      <w:r>
+        <w:t>ố</w:t>
+      </w:r>
+      <w:r>
+        <w:t>ng Cloudflare Workers toàn c</w:t>
+      </w:r>
+      <w:r>
+        <w:t>ầ</w:t>
+      </w:r>
+      <w:r>
+        <w:t>u.</w:t>
       </w:r>
     </w:p>
     <w:p>
@@ -885,7 +5221,7 @@
         <w:pStyle w:val="Compact"/>
         <w:numPr>
           <w:ilvl w:val="0"/>
-          <w:numId w:val="1002"/>
+          <w:numId w:val="3"/>
         </w:numPr>
       </w:pPr>
       <w:r>
@@ -893,54 +5229,318 @@
           <w:b/>
           <w:bCs/>
         </w:rPr>
-        <w:t xml:space="preserve">Cập nhật cơ sở dữ liệu:</w:t>
-      </w:r>
+        <w:t>C</w:t>
+      </w:r>
+      <w:r>
+        <w:rPr>
+          <w:b/>
+          <w:bCs/>
+        </w:rPr>
+        <w:t>ậ</w:t>
+      </w:r>
+      <w:r>
+        <w:rPr>
+          <w:b/>
+          <w:bCs/>
+        </w:rPr>
+        <w:t>p nh</w:t>
+      </w:r>
+      <w:r>
+        <w:rPr>
+          <w:b/>
+          <w:bCs/>
+        </w:rPr>
+        <w:t>ậ</w:t>
+      </w:r>
+      <w:r>
+        <w:rPr>
+          <w:b/>
+          <w:bCs/>
+        </w:rPr>
+        <w:t>t cơ s</w:t>
+      </w:r>
+      <w:r>
+        <w:rPr>
+          <w:b/>
+          <w:bCs/>
+        </w:rPr>
+        <w:t>ở</w:t>
+      </w:r>
+      <w:r>
+        <w:rPr>
+          <w:b/>
+          <w:bCs/>
+        </w:rPr>
+        <w:t xml:space="preserve"> d</w:t>
+      </w:r>
+      <w:r>
+        <w:rPr>
+          <w:b/>
+          <w:bCs/>
+        </w:rPr>
+        <w:t>ữ</w:t>
+      </w:r>
+      <w:r>
+        <w:rPr>
+          <w:b/>
+          <w:bCs/>
+        </w:rPr>
+        <w:t xml:space="preserve"> li</w:t>
+      </w:r>
+      <w:r>
+        <w:rPr>
+          <w:b/>
+          <w:bCs/>
+        </w:rPr>
+        <w:t>ệ</w:t>
+      </w:r>
+      <w:r>
+        <w:rPr>
+          <w:b/>
+          <w:bCs/>
+        </w:rPr>
+        <w:t>u:</w:t>
+      </w:r>
+      <w:r>
+        <w:t xml:space="preserve"> C</w:t>
+      </w:r>
+      <w:r>
+        <w:t>ấ</w:t>
+      </w:r>
+      <w:r>
+        <w:t>u trúc b</w:t>
+      </w:r>
+      <w:r>
+        <w:t>ả</w:t>
+      </w:r>
+      <w:r>
+        <w:t>ng d</w:t>
+      </w:r>
+      <w:r>
+        <w:t>ữ</w:t>
+      </w:r>
+      <w:r>
+        <w:t xml:space="preserve"> li</w:t>
+      </w:r>
+      <w:r>
+        <w:t>ệ</w:t>
+      </w:r>
+      <w:r>
+        <w:t>u thay đ</w:t>
+      </w:r>
+      <w:r>
+        <w:t>ổ</w:t>
+      </w:r>
+      <w:r>
+        <w:t>i -&gt; Ch</w:t>
+      </w:r>
+      <w:r>
+        <w:t>ạ</w:t>
+      </w:r>
+      <w:r>
+        <w:t>y l</w:t>
+      </w:r>
+      <w:r>
+        <w:t>ệ</w:t>
+      </w:r>
+      <w:r>
+        <w:t>nh đ</w:t>
+      </w:r>
+      <w:r>
+        <w:t>ồ</w:t>
+      </w:r>
+      <w:r>
+        <w:t>ng b</w:t>
+      </w:r>
+      <w:r>
+        <w:t>ộ</w:t>
+      </w:r>
+      <w:r>
+        <w:t xml:space="preserve"> t</w:t>
+      </w:r>
+      <w:r>
+        <w:t>ừ</w:t>
+      </w:r>
+      <w:r>
+        <w:t xml:space="preserve"> máy tính cá nhân đ</w:t>
+      </w:r>
+      <w:r>
+        <w:t>ể</w:t>
+      </w:r>
+      <w:r>
+        <w:t xml:space="preserve"> c</w:t>
+      </w:r>
+      <w:r>
+        <w:t>ậ</w:t>
+      </w:r>
+      <w:r>
+        <w:t>p nh</w:t>
+      </w:r>
+      <w:r>
+        <w:t>ậ</w:t>
+      </w:r>
+      <w:r>
+        <w:t>t tr</w:t>
+      </w:r>
+      <w:r>
+        <w:t>ự</w:t>
+      </w:r>
+      <w:r>
+        <w:t>c ti</w:t>
+      </w:r>
+      <w:r>
+        <w:t>ế</w:t>
+      </w:r>
+      <w:r>
+        <w:t>p c</w:t>
+      </w:r>
+      <w:r>
+        <w:t>ấ</w:t>
+      </w:r>
+      <w:r>
+        <w:t>u trúc m</w:t>
+      </w:r>
+      <w:r>
+        <w:t>ớ</w:t>
+      </w:r>
+      <w:r>
+        <w:t>i lên máy ch</w:t>
+      </w:r>
+      <w:r>
+        <w:t>ủ</w:t>
+      </w:r>
+      <w:r>
+        <w:t xml:space="preserve"> cơ </w:t>
+      </w:r>
+      <w:proofErr w:type="spellStart"/>
+      <w:r>
+        <w:t>s</w:t>
+      </w:r>
+      <w:r>
+        <w:t>ở</w:t>
+      </w:r>
+      <w:proofErr w:type="spellEnd"/>
       <w:r>
         <w:t xml:space="preserve"> </w:t>
       </w:r>
-      <w:r>
-        <w:t xml:space="preserve">Cấu trúc bảng dữ liệu thay đổi -&gt; Chạy lệnh đồng bộ từ máy tính cá nhân để cập nhật trực tiếp cấu trúc mới lên máy chủ cơ sở dữ liệu Turso.</w:t>
-      </w:r>
+      <w:proofErr w:type="spellStart"/>
+      <w:r>
+        <w:t>d</w:t>
+      </w:r>
+      <w:r>
+        <w:t>ữ</w:t>
+      </w:r>
+      <w:proofErr w:type="spellEnd"/>
+      <w:r>
+        <w:t xml:space="preserve"> </w:t>
+      </w:r>
+      <w:proofErr w:type="spellStart"/>
+      <w:r>
+        <w:t>li</w:t>
+      </w:r>
+      <w:r>
+        <w:t>ệ</w:t>
+      </w:r>
+      <w:r>
+        <w:t>u</w:t>
+      </w:r>
+      <w:proofErr w:type="spellEnd"/>
+      <w:r>
+        <w:t xml:space="preserve"> </w:t>
+      </w:r>
+      <w:proofErr w:type="spellStart"/>
+      <w:r>
+        <w:t>Turso</w:t>
+      </w:r>
+      <w:proofErr w:type="spellEnd"/>
+      <w:r>
+        <w:t>.</w:t>
+      </w:r>
+      <w:bookmarkEnd w:id="0"/>
+      <w:bookmarkEnd w:id="11"/>
     </w:p>
-    <w:bookmarkEnd w:id="22"/>
-    <w:bookmarkEnd w:id="23"/>
+    <w:p>
+      <w:pPr>
+        <w:pStyle w:val="Compact"/>
+      </w:pPr>
+    </w:p>
+    <w:p>
+      <w:pPr>
+        <w:pStyle w:val="Compact"/>
+      </w:pPr>
+      <w:r>
+        <w:rPr>
+          <w:noProof/>
+        </w:rPr>
+        <w:lastRenderedPageBreak/>
+        <w:drawing>
+          <wp:inline distT="0" distB="0" distL="0" distR="0" wp14:anchorId="7BB92BD6" wp14:editId="1DEA5C65">
+            <wp:extent cx="5362575" cy="2876550"/>
+            <wp:effectExtent l="0" t="0" r="0" b="0"/>
+            <wp:docPr id="2" name="Picture 2"/>
+            <wp:cNvGraphicFramePr>
+              <a:graphicFrameLocks xmlns:a="http://schemas.openxmlformats.org/drawingml/2006/main" noChangeAspect="1"/>
+            </wp:cNvGraphicFramePr>
+            <a:graphic xmlns:a="http://schemas.openxmlformats.org/drawingml/2006/main">
+              <a:graphicData uri="http://schemas.openxmlformats.org/drawingml/2006/picture">
+                <pic:pic xmlns:pic="http://schemas.openxmlformats.org/drawingml/2006/picture">
+                  <pic:nvPicPr>
+                    <pic:cNvPr id="0" name="Picture 23"/>
+                    <pic:cNvPicPr>
+                      <a:picLocks noChangeAspect="1" noChangeArrowheads="1"/>
+                    </pic:cNvPicPr>
+                  </pic:nvPicPr>
+                  <pic:blipFill>
+                    <a:blip r:embed="rId6">
+                      <a:extLst>
+                        <a:ext uri="{28A0092B-C50C-407E-A947-70E740481C1C}">
+                          <a14:useLocalDpi xmlns:a14="http://schemas.microsoft.com/office/drawing/2010/main" val="0"/>
+                        </a:ext>
+                      </a:extLst>
+                    </a:blip>
+                    <a:srcRect/>
+                    <a:stretch>
+                      <a:fillRect/>
+                    </a:stretch>
+                  </pic:blipFill>
+                  <pic:spPr bwMode="auto">
+                    <a:xfrm>
+                      <a:off x="0" y="0"/>
+                      <a:ext cx="5362575" cy="2876550"/>
+                    </a:xfrm>
+                    <a:prstGeom prst="rect">
+                      <a:avLst/>
+                    </a:prstGeom>
+                    <a:noFill/>
+                    <a:ln>
+                      <a:noFill/>
+                    </a:ln>
+                  </pic:spPr>
+                </pic:pic>
+              </a:graphicData>
+            </a:graphic>
+          </wp:inline>
+        </w:drawing>
+      </w:r>
+    </w:p>
     <w:sectPr>
       <w:footnotePr>
         <w:numRestart w:val="eachSect"/>
       </w:footnotePr>
+      <w:pgSz w:w="12240" w:h="15840"/>
+      <w:pgMar w:top="1440" w:right="1440" w:bottom="1440" w:left="1440" w:header="720" w:footer="720" w:gutter="0"/>
+      <w:cols w:space="720"/>
     </w:sectPr>
   </w:body>
 </w:document>
 </file>
 
-<file path=word/comments.xml><?xml version="1.0" encoding="utf-8"?>
-<w:comments xmlns:w="http://schemas.openxmlformats.org/wordprocessingml/2006/main" xmlns:m="http://schemas.openxmlformats.org/officeDocument/2006/math" xmlns:r="http://schemas.openxmlformats.org/officeDocument/2006/relationships" xmlns:o="urn:schemas-microsoft-com:office:office" xmlns:v="urn:schemas-microsoft-com:vml" xmlns:w10="urn:schemas-microsoft-com:office:word" xmlns:a="http://schemas.openxmlformats.org/drawingml/2006/main" xmlns:pic="http://schemas.openxmlformats.org/drawingml/2006/picture" xmlns:wp="http://schemas.openxmlformats.org/drawingml/2006/wordprocessingDrawing"/>
-</file>
-
-<file path=word/footnotes.xml><?xml version="1.0" encoding="utf-8"?>
-<w:footnotes xmlns:w="http://schemas.openxmlformats.org/wordprocessingml/2006/main" xmlns:m="http://schemas.openxmlformats.org/officeDocument/2006/math" xmlns:r="http://schemas.openxmlformats.org/officeDocument/2006/relationships" xmlns:o="urn:schemas-microsoft-com:office:office" xmlns:v="urn:schemas-microsoft-com:vml" xmlns:w10="urn:schemas-microsoft-com:office:word" xmlns:a="http://schemas.openxmlformats.org/drawingml/2006/main" xmlns:pic="http://schemas.openxmlformats.org/drawingml/2006/picture" xmlns:wp="http://schemas.openxmlformats.org/drawingml/2006/wordprocessingDrawing">
-  <w:footnote w:type="continuationSeparator" w:id="0">
-    <w:p>
-      <w:r>
-        <w:continuationSeparator/>
-      </w:r>
-    </w:p>
-  </w:footnote>
-  <w:footnote w:type="separator" w:id="-1">
-    <w:p>
-      <w:r>
-        <w:separator/>
-      </w:r>
-    </w:p>
-  </w:footnote>
-</w:footnotes>
-</file>
-
 <file path=word/numbering.xml><?xml version="1.0" encoding="utf-8"?>
-<w:numbering xmlns:w="http://schemas.openxmlformats.org/wordprocessingml/2006/main">
-  <w:abstractNum w:abstractNumId="990">
+<w:numbering xmlns:wpc="http://schemas.microsoft.com/office/word/2010/wordprocessingCanvas" xmlns:cx="http://schemas.microsoft.com/office/drawing/2014/chartex" xmlns:cx1="http://schemas.microsoft.com/office/drawing/2015/9/8/chartex" xmlns:cx2="http://schemas.microsoft.com/office/drawing/2015/10/21/chartex" xmlns:cx3="http://schemas.microsoft.com/office/drawing/2016/5/9/chartex" xmlns:cx4="http://schemas.microsoft.com/office/drawing/2016/5/10/chartex" xmlns:cx5="http://schemas.microsoft.com/office/drawing/2016/5/11/chartex" xmlns:cx6="http://schemas.microsoft.com/office/drawing/2016/5/12/chartex" xmlns:cx7="http://schemas.microsoft.com/office/drawing/2016/5/13/chartex" xmlns:cx8="http://schemas.microsoft.com/office/drawing/2016/5/14/chartex" xmlns:mc="http://schemas.openxmlformats.org/markup-compatibility/2006" xmlns:aink="http://schemas.microsoft.com/office/drawing/2016/ink" xmlns:am3d="http://schemas.microsoft.com/office/drawing/2017/model3d" xmlns:o="urn:schemas-microsoft-com:office:office" xmlns:r="http://schemas.openxmlformats.org/officeDocument/2006/relationships" xmlns:m="http://schemas.openxmlformats.org/officeDocument/2006/math" xmlns:v="urn:schemas-microsoft-com:vml" xmlns:wp14="http://schemas.microsoft.com/office/word/2010/wordprocessingDrawing" xmlns:wp="http://schemas.openxmlformats.org/drawingml/2006/wordprocessingDrawing" xmlns:w10="urn:schemas-microsoft-com:office:word" xmlns:w="http://schemas.openxmlformats.org/wordprocessingml/2006/main" xmlns:w14="http://schemas.microsoft.com/office/word/2010/wordml" xmlns:w15="http://schemas.microsoft.com/office/word/2012/wordml" xmlns:w16cex="http://schemas.microsoft.com/office/word/2018/wordml/cex" xmlns:w16cid="http://schemas.microsoft.com/office/word/2016/wordml/cid" xmlns:w16="http://schemas.microsoft.com/office/word/2018/wordml" xmlns:w16sdtdh="http://schemas.microsoft.com/office/word/2020/wordml/sdtdatahash" xmlns:w16se="http://schemas.microsoft.com/office/word/2015/wordml/symex" xmlns:wpg="http://schemas.microsoft.com/office/word/2010/wordprocessingGroup" xmlns:wpi="http://schemas.microsoft.com/office/word/2010/wordprocessingInk" xmlns:wne="http://schemas.microsoft.com/office/word/2006/wordml" xmlns:wps="http://schemas.microsoft.com/office/word/2010/wordprocessingShape" mc:Ignorable="w14 w15 w16se w16cid w16 w16cex w16sdtdh wp14">
+  <w:abstractNum w:abstractNumId="0" w15:restartNumberingAfterBreak="0">
     <w:nsid w:val="0000A990"/>
     <w:multiLevelType w:val="multilevel"/>
+    <w:tmpl w:val="1B38AE42"/>
     <w:lvl w:ilvl="0">
       <w:numFmt w:val="bullet"/>
       <w:lvlText w:val=" "/>
@@ -1014,9 +5614,10 @@
       </w:pPr>
     </w:lvl>
   </w:abstractNum>
-  <w:abstractNum w:abstractNumId="991">
+  <w:abstractNum w:abstractNumId="1" w15:restartNumberingAfterBreak="0">
     <w:nsid w:val="0000A991"/>
     <w:multiLevelType w:val="multilevel"/>
+    <w:tmpl w:val="CA5EF4D4"/>
     <w:lvl w:ilvl="0">
       <w:numFmt w:val="bullet"/>
       <w:lvlText w:val=""/>
@@ -1117,9 +5718,10 @@
       </w:rPr>
     </w:lvl>
   </w:abstractNum>
-  <w:abstractNum w:abstractNumId="99411">
+  <w:abstractNum w:abstractNumId="2" w15:restartNumberingAfterBreak="0">
     <w:nsid w:val="00A99411"/>
     <w:multiLevelType w:val="multilevel"/>
+    <w:tmpl w:val="26F0119A"/>
     <w:lvl w:ilvl="0">
       <w:start w:val="1"/>
       <w:numFmt w:val="decimal"/>
@@ -1202,14 +5804,14 @@
       </w:pPr>
     </w:lvl>
   </w:abstractNum>
-  <w:num w:numId="1000">
-    <w:abstractNumId w:val="990"/>
+  <w:num w:numId="1">
+    <w:abstractNumId w:val="0"/>
   </w:num>
-  <w:num w:numId="1001">
-    <w:abstractNumId w:val="991"/>
+  <w:num w:numId="2">
+    <w:abstractNumId w:val="1"/>
   </w:num>
-  <w:num w:numId="1002">
-    <w:abstractNumId w:val="99411"/>
+  <w:num w:numId="3">
+    <w:abstractNumId w:val="2"/>
     <w:lvlOverride w:ilvl="0">
       <w:startOverride w:val="1"/>
     </w:lvlOverride>
@@ -1242,14 +5844,14 @@
 </file>
 
 <file path=word/styles.xml><?xml version="1.0" encoding="utf-8"?>
-<w:styles xmlns:r="http://schemas.openxmlformats.org/officeDocument/2006/relationships" xmlns:w="http://schemas.openxmlformats.org/wordprocessingml/2006/main">
+<w:styles xmlns:mc="http://schemas.openxmlformats.org/markup-compatibility/2006" xmlns:r="http://schemas.openxmlformats.org/officeDocument/2006/relationships" xmlns:w="http://schemas.openxmlformats.org/wordprocessingml/2006/main" xmlns:w14="http://schemas.microsoft.com/office/word/2010/wordml" xmlns:w15="http://schemas.microsoft.com/office/word/2012/wordml" xmlns:w16cex="http://schemas.microsoft.com/office/word/2018/wordml/cex" xmlns:w16cid="http://schemas.microsoft.com/office/word/2016/wordml/cid" xmlns:w16="http://schemas.microsoft.com/office/word/2018/wordml" xmlns:w16sdtdh="http://schemas.microsoft.com/office/word/2020/wordml/sdtdatahash" xmlns:w16se="http://schemas.microsoft.com/office/word/2015/wordml/symex" mc:Ignorable="w14 w15 w16se w16cid w16 w16cex w16sdtdh">
   <w:docDefaults>
     <w:rPrDefault>
       <w:rPr>
-        <w:rFonts w:asciiTheme="minorHAnsi" w:cstheme="minorBidi" w:eastAsiaTheme="minorEastAsia" w:hAnsiTheme="minorHAnsi"/>
+        <w:rFonts w:asciiTheme="minorHAnsi" w:eastAsiaTheme="minorEastAsia" w:hAnsiTheme="minorHAnsi" w:cstheme="minorBidi"/>
         <w:sz w:val="24"/>
         <w:szCs w:val="24"/>
-        <w:lang w:bidi="ar-SA" w:eastAsia="zh-CN" w:val="en-US"/>
+        <w:lang w:val="en-US" w:eastAsia="zh-CN" w:bidi="ar-SA"/>
       </w:rPr>
     </w:rPrDefault>
     <w:pPrDefault>
@@ -1258,168 +5860,342 @@
       </w:pPr>
     </w:pPrDefault>
   </w:docDefaults>
-  <w:latentStyles w:count="276" w:defLockedState="0" w:defQFormat="0" w:defSemiHidden="0" w:defUIPriority="0" w:defUnhideWhenUsed="0"/>
-  <w:style w:default="1" w:styleId="Normal" w:type="paragraph">
+  <w:latentStyles w:defLockedState="0" w:defUIPriority="0" w:defSemiHidden="0" w:defUnhideWhenUsed="0" w:defQFormat="0" w:count="376">
+    <w:lsdException w:name="heading 5" w:semiHidden="1" w:unhideWhenUsed="1"/>
+    <w:lsdException w:name="index 2" w:semiHidden="1" w:unhideWhenUsed="1"/>
+    <w:lsdException w:name="index 3" w:semiHidden="1" w:unhideWhenUsed="1"/>
+    <w:lsdException w:name="index 4" w:semiHidden="1" w:unhideWhenUsed="1"/>
+    <w:lsdException w:name="index 5" w:semiHidden="1" w:unhideWhenUsed="1"/>
+    <w:lsdException w:name="index 6" w:semiHidden="1" w:unhideWhenUsed="1"/>
+    <w:lsdException w:name="index 7" w:semiHidden="1" w:unhideWhenUsed="1"/>
+    <w:lsdException w:name="index 8" w:semiHidden="1" w:unhideWhenUsed="1"/>
+    <w:lsdException w:name="index 9" w:semiHidden="1" w:unhideWhenUsed="1"/>
+    <w:lsdException w:name="toc 1" w:semiHidden="1" w:unhideWhenUsed="1"/>
+    <w:lsdException w:name="toc 2" w:semiHidden="1" w:unhideWhenUsed="1"/>
+    <w:lsdException w:name="toc 3" w:semiHidden="1" w:unhideWhenUsed="1"/>
+    <w:lsdException w:name="toc 4" w:semiHidden="1" w:unhideWhenUsed="1"/>
+    <w:lsdException w:name="toc 5" w:semiHidden="1" w:unhideWhenUsed="1"/>
+    <w:lsdException w:name="toc 6" w:semiHidden="1" w:unhideWhenUsed="1"/>
+    <w:lsdException w:name="toc 7" w:semiHidden="1" w:unhideWhenUsed="1"/>
+    <w:lsdException w:name="toc 8" w:semiHidden="1" w:unhideWhenUsed="1"/>
+    <w:lsdException w:name="toc 9" w:semiHidden="1" w:unhideWhenUsed="1"/>
+    <w:lsdException w:name="Normal Indent" w:semiHidden="1" w:unhideWhenUsed="1"/>
+    <w:lsdException w:name="footnote text" w:semiHidden="1" w:unhideWhenUsed="1"/>
+    <w:lsdException w:name="annotation text" w:semiHidden="1" w:unhideWhenUsed="1"/>
+    <w:lsdException w:name="header" w:semiHidden="1" w:unhideWhenUsed="1"/>
+    <w:lsdException w:name="footer" w:semiHidden="1" w:unhideWhenUsed="1"/>
+    <w:lsdException w:name="index heading" w:semiHidden="1" w:unhideWhenUsed="1"/>
+    <w:lsdException w:name="caption" w:semiHidden="1" w:unhideWhenUsed="1"/>
+    <w:lsdException w:name="table of figures" w:semiHidden="1" w:unhideWhenUsed="1"/>
+    <w:lsdException w:name="envelope address" w:semiHidden="1" w:unhideWhenUsed="1"/>
+    <w:lsdException w:name="envelope return" w:semiHidden="1" w:unhideWhenUsed="1"/>
+    <w:lsdException w:name="footnote reference" w:semiHidden="1" w:unhideWhenUsed="1"/>
+    <w:lsdException w:name="annotation reference" w:semiHidden="1" w:unhideWhenUsed="1"/>
+    <w:lsdException w:name="line number" w:semiHidden="1" w:unhideWhenUsed="1"/>
+    <w:lsdException w:name="page number" w:semiHidden="1" w:unhideWhenUsed="1"/>
+    <w:lsdException w:name="endnote reference" w:semiHidden="1" w:unhideWhenUsed="1"/>
+    <w:lsdException w:name="endnote text" w:semiHidden="1" w:unhideWhenUsed="1"/>
+    <w:lsdException w:name="table of authorities" w:semiHidden="1" w:unhideWhenUsed="1"/>
+    <w:lsdException w:name="macro" w:semiHidden="1" w:unhideWhenUsed="1"/>
+    <w:lsdException w:name="toa heading" w:semiHidden="1" w:unhideWhenUsed="1"/>
+    <w:lsdException w:name="List" w:semiHidden="1" w:unhideWhenUsed="1"/>
+    <w:lsdException w:name="List Bullet" w:semiHidden="1" w:unhideWhenUsed="1"/>
+    <w:lsdException w:name="List Number" w:semiHidden="1" w:unhideWhenUsed="1"/>
+    <w:lsdException w:name="List 2" w:semiHidden="1" w:unhideWhenUsed="1"/>
+    <w:lsdException w:name="List 3" w:semiHidden="1" w:unhideWhenUsed="1"/>
+    <w:lsdException w:name="List 4" w:semiHidden="1" w:unhideWhenUsed="1"/>
+    <w:lsdException w:name="List Bullet 2" w:semiHidden="1" w:unhideWhenUsed="1"/>
+    <w:lsdException w:name="List Bullet 3" w:semiHidden="1" w:unhideWhenUsed="1"/>
+    <w:lsdException w:name="List Number 2" w:semiHidden="1" w:unhideWhenUsed="1"/>
+    <w:lsdException w:name="List Number 3" w:semiHidden="1" w:unhideWhenUsed="1"/>
+    <w:lsdException w:name="List Number 4" w:semiHidden="1" w:unhideWhenUsed="1"/>
+    <w:lsdException w:name="List Number 5" w:semiHidden="1" w:unhideWhenUsed="1"/>
+    <w:lsdException w:name="Closing" w:semiHidden="1" w:unhideWhenUsed="1"/>
+    <w:lsdException w:name="Signature" w:semiHidden="1" w:unhideWhenUsed="1"/>
+    <w:lsdException w:name="Default Paragraph Font" w:semiHidden="1" w:unhideWhenUsed="1"/>
+    <w:lsdException w:name="Body Text" w:semiHidden="1" w:unhideWhenUsed="1"/>
+    <w:lsdException w:name="Body Text Indent" w:semiHidden="1" w:unhideWhenUsed="1"/>
+    <w:lsdException w:name="List Continue" w:semiHidden="1" w:unhideWhenUsed="1"/>
+    <w:lsdException w:name="List Continue 2" w:semiHidden="1" w:unhideWhenUsed="1"/>
+    <w:lsdException w:name="List Continue 3" w:semiHidden="1" w:unhideWhenUsed="1"/>
+    <w:lsdException w:name="List Continue 4" w:semiHidden="1" w:unhideWhenUsed="1"/>
+    <w:lsdException w:name="List Continue 5" w:semiHidden="1" w:unhideWhenUsed="1"/>
+    <w:lsdException w:name="Message Header" w:semiHidden="1" w:unhideWhenUsed="1"/>
+    <w:lsdException w:name="Salutation" w:semiHidden="1" w:unhideWhenUsed="1"/>
+    <w:lsdException w:name="Date" w:semiHidden="1" w:unhideWhenUsed="1"/>
+    <w:lsdException w:name="Body Text First Indent" w:semiHidden="1" w:unhideWhenUsed="1"/>
+    <w:lsdException w:name="Body Text Indent 2" w:semiHidden="1" w:unhideWhenUsed="1"/>
+    <w:lsdException w:name="Body Text Indent 3" w:semiHidden="1" w:unhideWhenUsed="1"/>
+    <w:lsdException w:name="Block Text" w:semiHidden="1" w:unhideWhenUsed="1"/>
+    <w:lsdException w:name="Hyperlink" w:semiHidden="1" w:unhideWhenUsed="1"/>
+    <w:lsdException w:name="FollowedHyperlink" w:semiHidden="1" w:unhideWhenUsed="1"/>
+    <w:lsdException w:name="Document Map" w:semiHidden="1" w:unhideWhenUsed="1"/>
+    <w:lsdException w:name="Plain Text" w:semiHidden="1" w:unhideWhenUsed="1"/>
+    <w:lsdException w:name="E-mail Signature" w:semiHidden="1" w:unhideWhenUsed="1"/>
+    <w:lsdException w:name="HTML Top of Form" w:semiHidden="1" w:unhideWhenUsed="1"/>
+    <w:lsdException w:name="HTML Bottom of Form" w:semiHidden="1" w:unhideWhenUsed="1"/>
+    <w:lsdException w:name="Normal (Web)" w:semiHidden="1" w:unhideWhenUsed="1"/>
+    <w:lsdException w:name="HTML Acronym" w:semiHidden="1" w:unhideWhenUsed="1"/>
+    <w:lsdException w:name="HTML Address" w:semiHidden="1" w:unhideWhenUsed="1"/>
+    <w:lsdException w:name="HTML Cite" w:semiHidden="1" w:unhideWhenUsed="1"/>
+    <w:lsdException w:name="HTML Code" w:semiHidden="1" w:unhideWhenUsed="1"/>
+    <w:lsdException w:name="HTML Definition" w:semiHidden="1" w:unhideWhenUsed="1"/>
+    <w:lsdException w:name="HTML Keyboard" w:semiHidden="1" w:unhideWhenUsed="1"/>
+    <w:lsdException w:name="HTML Preformatted" w:semiHidden="1" w:unhideWhenUsed="1"/>
+    <w:lsdException w:name="HTML Sample" w:semiHidden="1" w:unhideWhenUsed="1"/>
+    <w:lsdException w:name="HTML Typewriter" w:semiHidden="1" w:unhideWhenUsed="1"/>
+    <w:lsdException w:name="HTML Variable" w:semiHidden="1" w:unhideWhenUsed="1"/>
+    <w:lsdException w:name="Normal Table" w:semiHidden="1" w:unhideWhenUsed="1"/>
+    <w:lsdException w:name="annotation subject" w:semiHidden="1" w:unhideWhenUsed="1"/>
+    <w:lsdException w:name="No List" w:semiHidden="1" w:unhideWhenUsed="1"/>
+    <w:lsdException w:name="Outline List 1" w:semiHidden="1" w:unhideWhenUsed="1"/>
+    <w:lsdException w:name="Outline List 2" w:semiHidden="1" w:unhideWhenUsed="1"/>
+    <w:lsdException w:name="Outline List 3" w:semiHidden="1" w:unhideWhenUsed="1"/>
+    <w:lsdException w:name="Table Simple 1" w:semiHidden="1" w:unhideWhenUsed="1"/>
+    <w:lsdException w:name="Table Simple 2" w:semiHidden="1" w:unhideWhenUsed="1"/>
+    <w:lsdException w:name="Table Simple 3" w:semiHidden="1" w:unhideWhenUsed="1"/>
+    <w:lsdException w:name="Table Classic 1" w:semiHidden="1" w:unhideWhenUsed="1"/>
+    <w:lsdException w:name="Table Classic 2" w:semiHidden="1" w:unhideWhenUsed="1"/>
+    <w:lsdException w:name="Table Classic 3" w:semiHidden="1" w:unhideWhenUsed="1"/>
+    <w:lsdException w:name="Table Classic 4" w:semiHidden="1" w:unhideWhenUsed="1"/>
+    <w:lsdException w:name="Table Colorful 1" w:semiHidden="1" w:unhideWhenUsed="1"/>
+    <w:lsdException w:name="Table Colorful 2" w:semiHidden="1" w:unhideWhenUsed="1"/>
+    <w:lsdException w:name="Table Colorful 3" w:semiHidden="1" w:unhideWhenUsed="1"/>
+    <w:lsdException w:name="Table Columns 1" w:semiHidden="1" w:unhideWhenUsed="1"/>
+    <w:lsdException w:name="Table Columns 2" w:semiHidden="1" w:unhideWhenUsed="1"/>
+    <w:lsdException w:name="Table Columns 3" w:semiHidden="1" w:unhideWhenUsed="1"/>
+    <w:lsdException w:name="Table Columns 4" w:semiHidden="1" w:unhideWhenUsed="1"/>
+    <w:lsdException w:name="Table Columns 5" w:semiHidden="1" w:unhideWhenUsed="1"/>
+    <w:lsdException w:name="Table Grid 1" w:semiHidden="1" w:unhideWhenUsed="1"/>
+    <w:lsdException w:name="Table Grid 2" w:semiHidden="1" w:unhideWhenUsed="1"/>
+    <w:lsdException w:name="Table Grid 3" w:semiHidden="1" w:unhideWhenUsed="1"/>
+    <w:lsdException w:name="Table Grid 4" w:semiHidden="1" w:unhideWhenUsed="1"/>
+    <w:lsdException w:name="Table Grid 5" w:semiHidden="1" w:unhideWhenUsed="1"/>
+    <w:lsdException w:name="Table Grid 6" w:semiHidden="1" w:unhideWhenUsed="1"/>
+    <w:lsdException w:name="Table Grid 7" w:semiHidden="1" w:unhideWhenUsed="1"/>
+    <w:lsdException w:name="Table Grid 8" w:semiHidden="1" w:unhideWhenUsed="1"/>
+    <w:lsdException w:name="Table List 1" w:semiHidden="1" w:unhideWhenUsed="1"/>
+    <w:lsdException w:name="Table List 2" w:semiHidden="1" w:unhideWhenUsed="1"/>
+    <w:lsdException w:name="Table List 3" w:semiHidden="1" w:unhideWhenUsed="1"/>
+    <w:lsdException w:name="Table List 4" w:semiHidden="1" w:unhideWhenUsed="1"/>
+    <w:lsdException w:name="Table List 5" w:semiHidden="1" w:unhideWhenUsed="1"/>
+    <w:lsdException w:name="Table List 6" w:semiHidden="1" w:unhideWhenUsed="1"/>
+    <w:lsdException w:name="Table List 7" w:semiHidden="1" w:unhideWhenUsed="1"/>
+    <w:lsdException w:name="Table List 8" w:semiHidden="1" w:unhideWhenUsed="1"/>
+    <w:lsdException w:name="Table 3D effects 1" w:semiHidden="1" w:unhideWhenUsed="1"/>
+    <w:lsdException w:name="Table 3D effects 2" w:semiHidden="1" w:unhideWhenUsed="1"/>
+    <w:lsdException w:name="Table 3D effects 3" w:semiHidden="1" w:unhideWhenUsed="1"/>
+    <w:lsdException w:name="Table Contemporary" w:semiHidden="1" w:unhideWhenUsed="1"/>
+    <w:lsdException w:name="Table Elegant" w:semiHidden="1" w:unhideWhenUsed="1"/>
+    <w:lsdException w:name="Table Professional" w:semiHidden="1" w:unhideWhenUsed="1"/>
+    <w:lsdException w:name="Table Subtle 1" w:semiHidden="1" w:unhideWhenUsed="1"/>
+    <w:lsdException w:name="Table Subtle 2" w:semiHidden="1" w:unhideWhenUsed="1"/>
+    <w:lsdException w:name="Table Web 1" w:semiHidden="1" w:unhideWhenUsed="1"/>
+    <w:lsdException w:name="Table Web 2" w:semiHidden="1" w:unhideWhenUsed="1"/>
+    <w:lsdException w:name="Table Web 3" w:semiHidden="1" w:unhideWhenUsed="1"/>
+    <w:lsdException w:name="Balloon Text" w:semiHidden="1" w:unhideWhenUsed="1"/>
+    <w:lsdException w:name="Table Theme" w:semiHidden="1" w:unhideWhenUsed="1"/>
+    <w:lsdException w:name="Placeholder Text" w:semiHidden="1"/>
+    <w:lsdException w:name="Light Shading"/>
+    <w:lsdException w:name="Light List"/>
+    <w:lsdException w:name="Medium Grid 3"/>
+    <w:lsdException w:name="Dark List"/>
+    <w:lsdException w:name="Colorful Shading"/>
+    <w:lsdException w:name="Colorful List"/>
+    <w:lsdException w:name="Colorful Grid"/>
+    <w:lsdException w:name="Light Shading Accent 1"/>
+    <w:lsdException w:name="Light List Accent 1"/>
+    <w:lsdException w:name="Light Grid Accent 1"/>
+    <w:lsdException w:name="Medium Shading 1 Accent 1"/>
+    <w:lsdException w:name="Medium Shading 2 Accent 1"/>
+    <w:lsdException w:name="Medium List 1 Accent 1"/>
+    <w:lsdException w:name="Revision" w:semiHidden="1"/>
+    <w:lsdException w:name="Medium List 2 Accent 1"/>
+    <w:lsdException w:name="Medium Grid 1 Accent 1"/>
+    <w:lsdException w:name="Medium Grid 2 Accent 1"/>
+    <w:lsdException w:name="Medium Grid 3 Accent 1"/>
+    <w:lsdException w:name="Dark List Accent 1"/>
+    <w:lsdException w:name="Colorful Shading Accent 1"/>
+    <w:lsdException w:name="Colorful List Accent 1"/>
+    <w:lsdException w:name="Colorful Grid Accent 1"/>
+    <w:lsdException w:name="Light Shading Accent 2"/>
+    <w:lsdException w:name="Light List Accent 2"/>
+    <w:lsdException w:name="Light Grid Accent 2"/>
+    <w:lsdException w:name="Medium Shading 1 Accent 2"/>
+    <w:lsdException w:name="Medium Shading 2 Accent 2"/>
+    <w:lsdException w:name="Medium List 1 Accent 2"/>
+    <w:lsdException w:name="Medium List 2 Accent 2"/>
+    <w:lsdException w:name="Medium Grid 1 Accent 2"/>
+    <w:lsdException w:name="Medium Grid 2 Accent 2"/>
+    <w:lsdException w:name="Medium Grid 3 Accent 2"/>
+    <w:lsdException w:name="Dark List Accent 2"/>
+    <w:lsdException w:name="Colorful Shading Accent 2"/>
+    <w:lsdException w:name="Colorful List Accent 2"/>
+    <w:lsdException w:name="Colorful Grid Accent 2"/>
+    <w:lsdException w:name="Light Shading Accent 3"/>
+    <w:lsdException w:name="Light List Accent 3"/>
+    <w:lsdException w:name="Light Grid Accent 3"/>
+    <w:lsdException w:name="Medium Shading 1 Accent 3"/>
+    <w:lsdException w:name="Medium Shading 2 Accent 3"/>
+    <w:lsdException w:name="Medium List 1 Accent 3"/>
+    <w:lsdException w:name="Medium List 2 Accent 3"/>
+    <w:lsdException w:name="Medium Grid 1 Accent 3"/>
+    <w:lsdException w:name="Medium Grid 2 Accent 3"/>
+    <w:lsdException w:name="Medium Grid 3 Accent 3"/>
+    <w:lsdException w:name="Dark List Accent 3"/>
+    <w:lsdException w:name="Colorful Shading Accent 3"/>
+    <w:lsdException w:name="Colorful List Accent 3"/>
+    <w:lsdException w:name="Colorful Grid Accent 3"/>
+    <w:lsdException w:name="Light Shading Accent 4"/>
+    <w:lsdException w:name="Light List Accent 4"/>
+    <w:lsdException w:name="Light Grid Accent 4"/>
+    <w:lsdException w:name="Medium Shading 1 Accent 4"/>
+    <w:lsdException w:name="Medium Shading 2 Accent 4"/>
+    <w:lsdException w:name="Medium List 1 Accent 4"/>
+    <w:lsdException w:name="Medium List 2 Accent 4"/>
+    <w:lsdException w:name="Medium Grid 1 Accent 4"/>
+    <w:lsdException w:name="Medium Grid 2 Accent 4"/>
+    <w:lsdException w:name="Medium Grid 3 Accent 4"/>
+    <w:lsdException w:name="Dark List Accent 4"/>
+    <w:lsdException w:name="Colorful Shading Accent 4"/>
+    <w:lsdException w:name="Colorful List Accent 4"/>
+    <w:lsdException w:name="Colorful Grid Accent 4"/>
+    <w:lsdException w:name="Light Shading Accent 5"/>
+    <w:lsdException w:name="Light List Accent 5"/>
+    <w:lsdException w:name="Light Grid Accent 5"/>
+    <w:lsdException w:name="Medium Shading 1 Accent 5"/>
+    <w:lsdException w:name="Medium Shading 2 Accent 5"/>
+    <w:lsdException w:name="Medium List 1 Accent 5"/>
+    <w:lsdException w:name="Medium List 2 Accent 5"/>
+    <w:lsdException w:name="Medium Grid 1 Accent 5"/>
+    <w:lsdException w:name="Medium Grid 2 Accent 5"/>
+    <w:lsdException w:name="Medium Grid 3 Accent 5"/>
+    <w:lsdException w:name="Dark List Accent 5"/>
+    <w:lsdException w:name="Colorful Shading Accent 5"/>
+    <w:lsdException w:name="Colorful List Accent 5"/>
+    <w:lsdException w:name="Colorful Grid Accent 5"/>
+    <w:lsdException w:name="Light Shading Accent 6"/>
+    <w:lsdException w:name="Light List Accent 6"/>
+    <w:lsdException w:name="Light Grid Accent 6"/>
+    <w:lsdException w:name="Medium Shading 1 Accent 6"/>
+    <w:lsdException w:name="Medium Shading 2 Accent 6"/>
+    <w:lsdException w:name="Medium List 1 Accent 6"/>
+    <w:lsdException w:name="Medium List 2 Accent 6"/>
+    <w:lsdException w:name="Medium Grid 1 Accent 6"/>
+    <w:lsdException w:name="Medium Grid 2 Accent 6"/>
+    <w:lsdException w:name="Medium Grid 3 Accent 6"/>
+    <w:lsdException w:name="Dark List Accent 6"/>
+    <w:lsdException w:name="Colorful Shading Accent 6"/>
+    <w:lsdException w:name="Colorful List Accent 6"/>
+    <w:lsdException w:name="Colorful Grid Accent 6"/>
+    <w:lsdException w:name="Bibliography" w:semiHidden="1" w:unhideWhenUsed="1"/>
+    <w:lsdException w:name="TOC Heading" w:semiHidden="1" w:unhideWhenUsed="1"/>
+    <w:lsdException w:name="Grid Table 4" w:uiPriority="49"/>
+    <w:lsdException w:name="Grid Table 5 Dark" w:uiPriority="50"/>
+    <w:lsdException w:name="Grid Table 6 Colorful" w:uiPriority="51"/>
+    <w:lsdException w:name="Grid Table 7 Colorful" w:uiPriority="52"/>
+    <w:lsdException w:name="Grid Table 1 Light Accent 1" w:uiPriority="46"/>
+    <w:lsdException w:name="Grid Table 2 Accent 1" w:uiPriority="47"/>
+    <w:lsdException w:name="Grid Table 3 Accent 1" w:uiPriority="48"/>
+    <w:lsdException w:name="Grid Table 4 Accent 1" w:uiPriority="49"/>
+    <w:lsdException w:name="Grid Table 5 Dark Accent 1" w:uiPriority="50"/>
+    <w:lsdException w:name="Grid Table 6 Colorful Accent 1" w:uiPriority="51"/>
+    <w:lsdException w:name="Grid Table 7 Colorful Accent 1" w:uiPriority="52"/>
+    <w:lsdException w:name="Grid Table 1 Light Accent 2" w:uiPriority="46"/>
+    <w:lsdException w:name="Grid Table 2 Accent 2" w:uiPriority="47"/>
+    <w:lsdException w:name="Grid Table 3 Accent 2" w:uiPriority="48"/>
+    <w:lsdException w:name="Grid Table 4 Accent 2" w:uiPriority="49"/>
+    <w:lsdException w:name="Grid Table 5 Dark Accent 2" w:uiPriority="50"/>
+    <w:lsdException w:name="Grid Table 6 Colorful Accent 2" w:uiPriority="51"/>
+    <w:lsdException w:name="Grid Table 7 Colorful Accent 2" w:uiPriority="52"/>
+    <w:lsdException w:name="Grid Table 1 Light Accent 3" w:uiPriority="46"/>
+    <w:lsdException w:name="Grid Table 2 Accent 3" w:uiPriority="47"/>
+    <w:lsdException w:name="Grid Table 3 Accent 3" w:uiPriority="48"/>
+    <w:lsdException w:name="Grid Table 4 Accent 3" w:uiPriority="49"/>
+    <w:lsdException w:name="Grid Table 5 Dark Accent 3" w:uiPriority="50"/>
+    <w:lsdException w:name="Grid Table 6 Colorful Accent 3" w:uiPriority="51"/>
+    <w:lsdException w:name="Grid Table 7 Colorful Accent 3" w:uiPriority="52"/>
+    <w:lsdException w:name="Grid Table 1 Light Accent 4" w:uiPriority="46"/>
+    <w:lsdException w:name="Grid Table 2 Accent 4" w:uiPriority="47"/>
+    <w:lsdException w:name="Grid Table 3 Accent 4" w:uiPriority="48"/>
+    <w:lsdException w:name="Grid Table 4 Accent 4" w:uiPriority="49"/>
+    <w:lsdException w:name="Grid Table 5 Dark Accent 4" w:uiPriority="50"/>
+    <w:lsdException w:name="Grid Table 6 Colorful Accent 4" w:uiPriority="51"/>
+    <w:lsdException w:name="Grid Table 7 Colorful Accent 4" w:uiPriority="52"/>
+    <w:lsdException w:name="Grid Table 1 Light Accent 5" w:uiPriority="46"/>
+    <w:lsdException w:name="Grid Table 2 Accent 5" w:uiPriority="47"/>
+    <w:lsdException w:name="Grid Table 3 Accent 5" w:uiPriority="48"/>
+    <w:lsdException w:name="Grid Table 4 Accent 5" w:uiPriority="49"/>
+    <w:lsdException w:name="Grid Table 5 Dark Accent 5" w:uiPriority="50"/>
+    <w:lsdException w:name="Grid Table 6 Colorful Accent 5" w:uiPriority="51"/>
+    <w:lsdException w:name="Grid Table 7 Colorful Accent 5" w:uiPriority="52"/>
+    <w:lsdException w:name="Grid Table 1 Light Accent 6" w:uiPriority="46"/>
+    <w:lsdException w:name="Grid Table 2 Accent 6" w:uiPriority="47"/>
+    <w:lsdException w:name="Grid Table 3 Accent 6" w:uiPriority="48"/>
+    <w:lsdException w:name="Grid Table 4 Accent 6" w:uiPriority="49"/>
+    <w:lsdException w:name="Grid Table 5 Dark Accent 6" w:uiPriority="50"/>
+    <w:lsdException w:name="Grid Table 6 Colorful Accent 6" w:uiPriority="51"/>
+    <w:lsdException w:name="Grid Table 7 Colorful Accent 6" w:uiPriority="52"/>
+    <w:lsdException w:name="List Table 1 Light" w:uiPriority="46"/>
+    <w:lsdException w:name="List Table 2" w:uiPriority="47"/>
+    <w:lsdException w:name="List Table 3" w:uiPriority="48"/>
+    <w:lsdException w:name="List Table 4" w:uiPriority="49"/>
+    <w:lsdException w:name="List Table 5 Dark" w:uiPriority="50"/>
+    <w:lsdException w:name="List Table 6 Colorful" w:uiPriority="51"/>
+    <w:lsdException w:name="List Table 7 Colorful" w:uiPriority="52"/>
+    <w:lsdException w:name="List Table 1 Light Accent 1" w:uiPriority="46"/>
+    <w:lsdException w:name="List Table 2 Accent 1" w:uiPriority="47"/>
+    <w:lsdException w:name="List Table 3 Accent 1" w:uiPriority="48"/>
+    <w:lsdException w:name="List Table 4 Accent 1" w:uiPriority="49"/>
+    <w:lsdException w:name="List Table 5 Dark Accent 1" w:uiPriority="50"/>
+    <w:lsdException w:name="List Table 6 Colorful Accent 1" w:uiPriority="51"/>
+    <w:lsdException w:name="List Table 7 Colorful Accent 1" w:uiPriority="52"/>
+    <w:lsdException w:name="List Table 1 Light Accent 2" w:uiPriority="46"/>
+    <w:lsdException w:name="List Table 2 Accent 2" w:uiPriority="47"/>
+    <w:lsdException w:name="List Table 3 Accent 2" w:uiPriority="48"/>
+    <w:lsdException w:name="List Table 4 Accent 2" w:uiPriority="49"/>
+    <w:lsdException w:name="List Table 5 Dark Accent 2" w:uiPriority="50"/>
+    <w:lsdException w:name="List Table 6 Colorful Accent 2" w:uiPriority="51"/>
+    <w:lsdException w:name="List Table 7 Colorful Accent 2" w:uiPriority="52"/>
+    <w:lsdException w:name="List Table 1 Light Accent 3" w:uiPriority="46"/>
+    <w:lsdException w:name="List Table 2 Accent 3" w:uiPriority="47"/>
+    <w:lsdException w:name="List Table 3 Accent 3" w:uiPriority="48"/>
+    <w:lsdException w:name="List Table 4 Accent 3" w:uiPriority="49"/>
+    <w:lsdException w:name="List Table 5 Dark Accent 3" w:uiPriority="50"/>
+    <w:lsdException w:name="List Table 6 Colorful Accent 3" w:uiPriority="51"/>
+    <w:lsdException w:name="List Table 7 Colorful Accent 3" w:uiPriority="52"/>
+    <w:lsdException w:name="List Table 1 Light Accent 4" w:uiPriority="46"/>
+    <w:lsdException w:name="List Table 2 Accent 4" w:uiPriority="47"/>
+    <w:lsdException w:name="List Table 3 Accent 4" w:uiPriority="48"/>
+    <w:lsdException w:name="List Table 4 Accent 4" w:uiPriority="49"/>
+    <w:lsdException w:name="List Table 5 Dark Accent 4" w:uiPriority="50"/>
+    <w:lsdException w:name="List Table 6 Colorful Accent 4" w:uiPriority="51"/>
+    <w:lsdException w:name="List Table 7 Colorful Accent 4" w:uiPriority="52"/>
+    <w:lsdException w:name="List Table 1 Light Accent 5" w:uiPriority="46"/>
+    <w:lsdException w:name="List Table 2 Accent 5" w:uiPriority="47"/>
+    <w:lsdException w:name="List Table 3 Accent 5" w:uiPriority="48"/>
+    <w:lsdException w:name="List Table 4 Accent 5" w:uiPriority="49"/>
+    <w:lsdException w:name="List Table 5 Dark Accent 5" w:uiPriority="50"/>
+    <w:lsdException w:name="List Table 6 Colorful Accent 5" w:uiPriority="51"/>
+    <w:lsdException w:name="List Table 7 Colorful Accent 5" w:uiPriority="52"/>
+    <w:lsdException w:name="List Table 1 Light Accent 6" w:uiPriority="46"/>
+    <w:lsdException w:name="List Table 2 Accent 6" w:uiPriority="47"/>
+    <w:lsdException w:name="List Table 3 Accent 6" w:uiPriority="48"/>
+    <w:lsdException w:name="List Table 4 Accent 6" w:uiPriority="49"/>
+    <w:lsdException w:name="List Table 5 Dark Accent 6" w:uiPriority="50"/>
+    <w:lsdException w:name="List Table 6 Colorful Accent 6" w:uiPriority="51"/>
+    <w:lsdException w:name="List Table 7 Colorful Accent 6" w:uiPriority="52"/>
+    <w:lsdException w:name="Mention" w:semiHidden="1" w:uiPriority="99" w:unhideWhenUsed="1"/>
+    <w:lsdException w:name="Smart Hyperlink" w:semiHidden="1" w:uiPriority="99" w:unhideWhenUsed="1"/>
+    <w:lsdException w:name="Hashtag" w:semiHidden="1" w:uiPriority="99" w:unhideWhenUsed="1"/>
+    <w:lsdException w:name="Unresolved Mention" w:semiHidden="1" w:uiPriority="99" w:unhideWhenUsed="1"/>
+    <w:lsdException w:name="Smart Link" w:semiHidden="1" w:uiPriority="99" w:unhideWhenUsed="1"/>
+  </w:latentStyles>
+  <w:style w:type="paragraph" w:default="1" w:styleId="Normal">
     <w:name w:val="Normal"/>
     <w:qFormat/>
   </w:style>
-  <w:style w:styleId="BodyText" w:type="paragraph">
-    <w:name w:val="Body Text"/>
-    <w:basedOn w:val="Normal"/>
-    <w:link w:val="BodyTextChar"/>
-    <w:qFormat/>
-    <w:pPr>
-      <w:spacing w:after="180" w:before="180"/>
-    </w:pPr>
-  </w:style>
-  <w:style w:customStyle="1" w:styleId="FirstParagraph" w:type="paragraph">
-    <w:name w:val="First Paragraph"/>
-    <w:basedOn w:val="BodyText"/>
-    <w:next w:val="BodyText"/>
-    <w:qFormat/>
-  </w:style>
-  <w:style w:customStyle="1" w:styleId="Compact" w:type="paragraph">
-    <w:name w:val="Compact"/>
-    <w:basedOn w:val="BodyText"/>
-    <w:qFormat/>
-    <w:pPr>
-      <w:spacing w:after="36" w:before="36"/>
-    </w:pPr>
-  </w:style>
-  <w:style w:styleId="Title" w:type="paragraph">
-    <w:name w:val="Title"/>
-    <w:basedOn w:val="Normal"/>
-    <w:next w:val="BodyText"/>
-    <w:link w:val="TitleChar"/>
-    <w:uiPriority w:val="10"/>
-    <w:qFormat/>
-    <w:rsid w:val="00A10FD9"/>
-    <w:pPr>
-      <w:spacing w:after="80" w:line="240" w:lineRule="auto"/>
-      <w:contextualSpacing/>
-      <w:jc w:val="center"/>
-    </w:pPr>
-    <w:rPr>
-      <w:rFonts w:asciiTheme="majorHAnsi" w:cstheme="majorBidi" w:eastAsiaTheme="majorEastAsia" w:hAnsiTheme="majorHAnsi"/>
-      <w:sz w:val="56"/>
-      <w:szCs w:val="56"/>
-    </w:rPr>
-  </w:style>
-  <w:style w:customStyle="1" w:styleId="TitleChar" w:type="character">
-    <w:name w:val="Title Char"/>
-    <w:basedOn w:val="DefaultParagraphFont"/>
-    <w:link w:val="Title"/>
-    <w:uiPriority w:val="10"/>
-    <w:rsid w:val="00A10FD9"/>
-    <w:rPr>
-      <w:rFonts w:asciiTheme="majorHAnsi" w:cstheme="majorBidi" w:eastAsiaTheme="majorEastAsia" w:hAnsiTheme="majorHAnsi"/>
-      <w:sz w:val="56"/>
-      <w:szCs w:val="56"/>
-    </w:rPr>
-  </w:style>
-  <w:style w:styleId="Subtitle" w:type="paragraph">
-    <w:name w:val="Subtitle"/>
-    <w:basedOn w:val="Title"/>
-    <w:next w:val="BodyText"/>
-    <w:link w:val="SubtitleChar"/>
-    <w:uiPriority w:val="11"/>
-    <w:qFormat/>
-    <w:rsid w:val="00A10FD9"/>
-    <w:pPr>
-      <w:numPr>
-        <w:ilvl w:val="1"/>
-      </w:numPr>
-    </w:pPr>
-    <w:rPr>
-      <w:rFonts w:cstheme="majorBidi" w:eastAsiaTheme="majorEastAsia"/>
-      <w:spacing w:val="15"/>
-      <w:sz w:val="28"/>
-      <w:szCs w:val="28"/>
-    </w:rPr>
-  </w:style>
-  <w:style w:customStyle="1" w:styleId="SubtitleChar" w:type="character">
-    <w:name w:val="Subtitle Char"/>
-    <w:basedOn w:val="DefaultParagraphFont"/>
-    <w:link w:val="Subtitle"/>
-    <w:uiPriority w:val="11"/>
-    <w:rsid w:val="00A10FD9"/>
-    <w:rPr>
-      <w:rFonts w:cstheme="majorBidi" w:eastAsiaTheme="majorEastAsia"/>
-      <w:color w:themeColor="text1" w:themeTint="A6" w:val="595959"/>
-      <w:spacing w:val="15"/>
-      <w:sz w:val="28"/>
-      <w:szCs w:val="28"/>
-    </w:rPr>
-  </w:style>
-  <w:style w:customStyle="1" w:styleId="Author" w:type="paragraph">
-    <w:name w:val="Author"/>
-    <w:basedOn w:val="Title"/>
-    <w:next w:val="BodyText"/>
-    <w:qFormat/>
-    <w:pPr>
-      <w:keepNext/>
-      <w:keepLines/>
-    </w:pPr>
-    <w:rPr>
-      <w:sz w:val="24"/>
-      <w:szCs w:val="24"/>
-    </w:rPr>
-  </w:style>
-  <w:style w:styleId="Date" w:type="paragraph">
-    <w:name w:val="Date"/>
-    <w:basedOn w:val="Title"/>
-    <w:next w:val="BodyText"/>
-    <w:qFormat/>
-    <w:pPr>
-      <w:keepNext/>
-      <w:keepLines/>
-    </w:pPr>
-    <w:rPr>
-      <w:sz w:val="24"/>
-      <w:szCs w:val="24"/>
-    </w:rPr>
-  </w:style>
-  <w:style w:customStyle="1" w:styleId="AbstractTitle" w:type="paragraph">
-    <w:name w:val="Abstract Title"/>
-    <w:basedOn w:val="Normal"/>
-    <w:next w:val="Abstract"/>
-    <w:qFormat/>
-    <w:pPr>
-      <w:keepNext/>
-      <w:keepLines/>
-      <w:spacing w:after="0" w:before="300"/>
-      <w:jc w:val="center"/>
-    </w:pPr>
-    <w:rPr>
-      <w:b/>
-      <w:sz w:val="20"/>
-      <w:szCs w:val="20"/>
-    </w:rPr>
-  </w:style>
-  <w:style w:customStyle="1" w:styleId="Abstract" w:type="paragraph">
-    <w:name w:val="Abstract"/>
-    <w:basedOn w:val="Normal"/>
-    <w:next w:val="BodyText"/>
-    <w:qFormat/>
-    <w:pPr>
-      <w:keepNext/>
-      <w:keepLines/>
-      <w:spacing w:after="300" w:before="100"/>
-    </w:pPr>
-    <w:rPr>
-      <w:sz w:val="20"/>
-      <w:szCs w:val="20"/>
-    </w:rPr>
-  </w:style>
-  <w:style w:styleId="Bibliography" w:type="paragraph">
-    <w:name w:val="Bibliography"/>
-    <w:basedOn w:val="Normal"/>
-    <w:next w:val="Bibliography"/>
-    <w:qFormat/>
-    <w:pPr/>
-    <w:rPr/>
-  </w:style>
-  <w:style w:styleId="Heading1" w:type="paragraph">
+  <w:style w:type="paragraph" w:styleId="Heading1">
     <w:name w:val="heading 1"/>
     <w:basedOn w:val="Normal"/>
     <w:next w:val="BodyText"/>
@@ -1430,17 +6206,17 @@
     <w:pPr>
       <w:keepNext/>
       <w:keepLines/>
-      <w:spacing w:after="80" w:before="360"/>
+      <w:spacing w:before="360" w:after="80"/>
       <w:outlineLvl w:val="0"/>
     </w:pPr>
     <w:rPr>
-      <w:rFonts w:asciiTheme="majorHAnsi" w:cstheme="majorBidi" w:eastAsiaTheme="majorEastAsia" w:hAnsiTheme="majorHAnsi"/>
-      <w:color w:themeColor="accent1" w:themeShade="BF" w:val="0F4761"/>
+      <w:rFonts w:asciiTheme="majorHAnsi" w:eastAsiaTheme="majorEastAsia" w:hAnsiTheme="majorHAnsi" w:cstheme="majorBidi"/>
+      <w:color w:val="0F4761" w:themeColor="accent1" w:themeShade="BF"/>
       <w:sz w:val="40"/>
       <w:szCs w:val="40"/>
     </w:rPr>
   </w:style>
-  <w:style w:styleId="Heading2" w:type="paragraph">
+  <w:style w:type="paragraph" w:styleId="Heading2">
     <w:name w:val="heading 2"/>
     <w:basedOn w:val="Normal"/>
     <w:next w:val="BodyText"/>
@@ -1453,17 +6229,17 @@
     <w:pPr>
       <w:keepNext/>
       <w:keepLines/>
-      <w:spacing w:after="80" w:before="160"/>
+      <w:spacing w:before="160" w:after="80"/>
       <w:outlineLvl w:val="1"/>
     </w:pPr>
     <w:rPr>
-      <w:rFonts w:asciiTheme="majorHAnsi" w:cstheme="majorBidi" w:eastAsiaTheme="majorEastAsia" w:hAnsiTheme="majorHAnsi"/>
-      <w:color w:themeColor="accent1" w:themeShade="BF" w:val="0F4761"/>
+      <w:rFonts w:asciiTheme="majorHAnsi" w:eastAsiaTheme="majorEastAsia" w:hAnsiTheme="majorHAnsi" w:cstheme="majorBidi"/>
+      <w:color w:val="0F4761" w:themeColor="accent1" w:themeShade="BF"/>
       <w:sz w:val="32"/>
       <w:szCs w:val="32"/>
     </w:rPr>
   </w:style>
-  <w:style w:styleId="Heading3" w:type="paragraph">
+  <w:style w:type="paragraph" w:styleId="Heading3">
     <w:name w:val="heading 3"/>
     <w:basedOn w:val="Normal"/>
     <w:next w:val="BodyText"/>
@@ -1476,17 +6252,17 @@
     <w:pPr>
       <w:keepNext/>
       <w:keepLines/>
-      <w:spacing w:after="80" w:before="160"/>
+      <w:spacing w:before="160" w:after="80"/>
       <w:outlineLvl w:val="2"/>
     </w:pPr>
     <w:rPr>
-      <w:rFonts w:cstheme="majorBidi" w:eastAsiaTheme="majorEastAsia"/>
-      <w:color w:themeColor="accent1" w:themeShade="BF" w:val="0F4761"/>
+      <w:rFonts w:eastAsiaTheme="majorEastAsia" w:cstheme="majorBidi"/>
+      <w:color w:val="0F4761" w:themeColor="accent1" w:themeShade="BF"/>
       <w:sz w:val="28"/>
       <w:szCs w:val="28"/>
     </w:rPr>
   </w:style>
-  <w:style w:styleId="Heading4" w:type="paragraph">
+  <w:style w:type="paragraph" w:styleId="Heading4">
     <w:name w:val="heading 4"/>
     <w:basedOn w:val="Normal"/>
     <w:next w:val="BodyText"/>
@@ -1499,17 +6275,17 @@
     <w:pPr>
       <w:keepNext/>
       <w:keepLines/>
-      <w:spacing w:after="40" w:before="80"/>
+      <w:spacing w:before="80" w:after="40"/>
       <w:outlineLvl w:val="3"/>
     </w:pPr>
     <w:rPr>
-      <w:rFonts w:cstheme="majorBidi" w:eastAsiaTheme="majorEastAsia"/>
+      <w:rFonts w:eastAsiaTheme="majorEastAsia" w:cstheme="majorBidi"/>
       <w:i/>
       <w:iCs/>
-      <w:color w:themeColor="accent1" w:themeShade="BF" w:val="0F4761"/>
+      <w:color w:val="0F4761" w:themeColor="accent1" w:themeShade="BF"/>
     </w:rPr>
   </w:style>
-  <w:style w:styleId="Heading5" w:type="paragraph">
+  <w:style w:type="paragraph" w:styleId="Heading5">
     <w:name w:val="heading 5"/>
     <w:basedOn w:val="Normal"/>
     <w:next w:val="BodyText"/>
@@ -1522,15 +6298,15 @@
     <w:pPr>
       <w:keepNext/>
       <w:keepLines/>
-      <w:spacing w:after="40" w:before="80"/>
+      <w:spacing w:before="80" w:after="40"/>
       <w:outlineLvl w:val="4"/>
     </w:pPr>
     <w:rPr>
-      <w:rFonts w:cstheme="majorBidi" w:eastAsiaTheme="majorEastAsia"/>
-      <w:color w:themeColor="accent1" w:themeShade="BF" w:val="0F4761"/>
+      <w:rFonts w:eastAsiaTheme="majorEastAsia" w:cstheme="majorBidi"/>
+      <w:color w:val="0F4761" w:themeColor="accent1" w:themeShade="BF"/>
     </w:rPr>
   </w:style>
-  <w:style w:styleId="Heading6" w:type="paragraph">
+  <w:style w:type="paragraph" w:styleId="Heading6">
     <w:name w:val="heading 6"/>
     <w:basedOn w:val="Normal"/>
     <w:next w:val="BodyText"/>
@@ -1543,17 +6319,17 @@
     <w:pPr>
       <w:keepNext/>
       <w:keepLines/>
-      <w:spacing w:after="0" w:before="40"/>
+      <w:spacing w:before="40" w:after="0"/>
       <w:outlineLvl w:val="5"/>
     </w:pPr>
     <w:rPr>
-      <w:rFonts w:cstheme="majorBidi" w:eastAsiaTheme="majorEastAsia"/>
+      <w:rFonts w:eastAsiaTheme="majorEastAsia" w:cstheme="majorBidi"/>
       <w:i/>
       <w:iCs/>
-      <w:color w:themeColor="text1" w:themeTint="A6" w:val="595959"/>
+      <w:color w:val="595959" w:themeColor="text1" w:themeTint="A6"/>
     </w:rPr>
   </w:style>
-  <w:style w:styleId="Heading7" w:type="paragraph">
+  <w:style w:type="paragraph" w:styleId="Heading7">
     <w:name w:val="heading 7"/>
     <w:basedOn w:val="Normal"/>
     <w:next w:val="BodyText"/>
@@ -1566,15 +6342,15 @@
     <w:pPr>
       <w:keepNext/>
       <w:keepLines/>
-      <w:spacing w:after="0" w:before="40"/>
+      <w:spacing w:before="40" w:after="0"/>
       <w:outlineLvl w:val="6"/>
     </w:pPr>
     <w:rPr>
-      <w:rFonts w:cstheme="majorBidi" w:eastAsiaTheme="majorEastAsia"/>
-      <w:color w:themeColor="text1" w:themeTint="A6" w:val="595959"/>
+      <w:rFonts w:eastAsiaTheme="majorEastAsia" w:cstheme="majorBidi"/>
+      <w:color w:val="595959" w:themeColor="text1" w:themeTint="A6"/>
     </w:rPr>
   </w:style>
-  <w:style w:styleId="Heading8" w:type="paragraph">
+  <w:style w:type="paragraph" w:styleId="Heading8">
     <w:name w:val="heading 8"/>
     <w:basedOn w:val="Normal"/>
     <w:next w:val="BodyText"/>
@@ -1591,13 +6367,13 @@
       <w:outlineLvl w:val="7"/>
     </w:pPr>
     <w:rPr>
-      <w:rFonts w:cstheme="majorBidi" w:eastAsiaTheme="majorEastAsia"/>
+      <w:rFonts w:eastAsiaTheme="majorEastAsia" w:cstheme="majorBidi"/>
       <w:i/>
       <w:iCs/>
-      <w:color w:themeColor="text1" w:themeTint="D8" w:val="272727"/>
+      <w:color w:val="272727" w:themeColor="text1" w:themeTint="D8"/>
     </w:rPr>
   </w:style>
-  <w:style w:styleId="Heading9" w:type="paragraph">
+  <w:style w:type="paragraph" w:styleId="Heading9">
     <w:name w:val="heading 9"/>
     <w:basedOn w:val="Normal"/>
     <w:next w:val="BodyText"/>
@@ -1614,24 +6390,202 @@
       <w:outlineLvl w:val="8"/>
     </w:pPr>
     <w:rPr>
-      <w:rFonts w:cstheme="majorBidi" w:eastAsiaTheme="majorEastAsia"/>
-      <w:color w:themeColor="text1" w:themeTint="D8" w:val="272727"/>
+      <w:rFonts w:eastAsiaTheme="majorEastAsia" w:cstheme="majorBidi"/>
+      <w:color w:val="272727" w:themeColor="text1" w:themeTint="D8"/>
     </w:rPr>
   </w:style>
-  <w:style w:customStyle="1" w:styleId="Heading1Char" w:type="character">
+  <w:style w:type="character" w:default="1" w:styleId="DefaultParagraphFont">
+    <w:name w:val="Default Paragraph Font"/>
+    <w:uiPriority w:val="1"/>
+    <w:semiHidden/>
+    <w:unhideWhenUsed/>
+  </w:style>
+  <w:style w:type="table" w:default="1" w:styleId="TableNormal">
+    <w:name w:val="Normal Table"/>
+    <w:uiPriority w:val="99"/>
+    <w:semiHidden/>
+    <w:unhideWhenUsed/>
+    <w:tblPr>
+      <w:tblInd w:w="0" w:type="dxa"/>
+      <w:tblCellMar>
+        <w:top w:w="0" w:type="dxa"/>
+        <w:left w:w="108" w:type="dxa"/>
+        <w:bottom w:w="0" w:type="dxa"/>
+        <w:right w:w="108" w:type="dxa"/>
+      </w:tblCellMar>
+    </w:tblPr>
+  </w:style>
+  <w:style w:type="numbering" w:default="1" w:styleId="NoList">
+    <w:name w:val="No List"/>
+    <w:uiPriority w:val="99"/>
+    <w:semiHidden/>
+    <w:unhideWhenUsed/>
+  </w:style>
+  <w:style w:type="paragraph" w:styleId="BodyText">
+    <w:name w:val="Body Text"/>
+    <w:basedOn w:val="Normal"/>
+    <w:qFormat/>
+    <w:pPr>
+      <w:spacing w:before="180" w:after="180"/>
+    </w:pPr>
+  </w:style>
+  <w:style w:type="paragraph" w:customStyle="1" w:styleId="FirstParagraph">
+    <w:name w:val="First Paragraph"/>
+    <w:basedOn w:val="BodyText"/>
+    <w:next w:val="BodyText"/>
+    <w:qFormat/>
+  </w:style>
+  <w:style w:type="paragraph" w:customStyle="1" w:styleId="Compact">
+    <w:name w:val="Compact"/>
+    <w:basedOn w:val="BodyText"/>
+    <w:qFormat/>
+    <w:pPr>
+      <w:spacing w:before="36" w:after="36"/>
+    </w:pPr>
+  </w:style>
+  <w:style w:type="paragraph" w:styleId="Title">
+    <w:name w:val="Title"/>
+    <w:basedOn w:val="Normal"/>
+    <w:next w:val="BodyText"/>
+    <w:link w:val="TitleChar"/>
+    <w:uiPriority w:val="10"/>
+    <w:qFormat/>
+    <w:rsid w:val="00A10FD9"/>
+    <w:pPr>
+      <w:spacing w:after="80"/>
+      <w:contextualSpacing/>
+      <w:jc w:val="center"/>
+    </w:pPr>
+    <w:rPr>
+      <w:rFonts w:asciiTheme="majorHAnsi" w:eastAsiaTheme="majorEastAsia" w:hAnsiTheme="majorHAnsi" w:cstheme="majorBidi"/>
+      <w:sz w:val="56"/>
+      <w:szCs w:val="56"/>
+    </w:rPr>
+  </w:style>
+  <w:style w:type="character" w:customStyle="1" w:styleId="TitleChar">
+    <w:name w:val="Title Char"/>
+    <w:basedOn w:val="DefaultParagraphFont"/>
+    <w:link w:val="Title"/>
+    <w:uiPriority w:val="10"/>
+    <w:rsid w:val="00A10FD9"/>
+    <w:rPr>
+      <w:rFonts w:asciiTheme="majorHAnsi" w:eastAsiaTheme="majorEastAsia" w:hAnsiTheme="majorHAnsi" w:cstheme="majorBidi"/>
+      <w:sz w:val="56"/>
+      <w:szCs w:val="56"/>
+    </w:rPr>
+  </w:style>
+  <w:style w:type="paragraph" w:styleId="Subtitle">
+    <w:name w:val="Subtitle"/>
+    <w:basedOn w:val="Title"/>
+    <w:next w:val="BodyText"/>
+    <w:link w:val="SubtitleChar"/>
+    <w:uiPriority w:val="11"/>
+    <w:qFormat/>
+    <w:rsid w:val="00A10FD9"/>
+    <w:pPr>
+      <w:numPr>
+        <w:ilvl w:val="1"/>
+      </w:numPr>
+    </w:pPr>
+    <w:rPr>
+      <w:spacing w:val="15"/>
+      <w:sz w:val="28"/>
+      <w:szCs w:val="28"/>
+    </w:rPr>
+  </w:style>
+  <w:style w:type="character" w:customStyle="1" w:styleId="SubtitleChar">
+    <w:name w:val="Subtitle Char"/>
+    <w:basedOn w:val="DefaultParagraphFont"/>
+    <w:link w:val="Subtitle"/>
+    <w:uiPriority w:val="11"/>
+    <w:rsid w:val="00A10FD9"/>
+    <w:rPr>
+      <w:rFonts w:eastAsiaTheme="majorEastAsia" w:cstheme="majorBidi"/>
+      <w:color w:val="595959" w:themeColor="text1" w:themeTint="A6"/>
+      <w:spacing w:val="15"/>
+      <w:sz w:val="28"/>
+      <w:szCs w:val="28"/>
+    </w:rPr>
+  </w:style>
+  <w:style w:type="paragraph" w:customStyle="1" w:styleId="Author">
+    <w:name w:val="Author"/>
+    <w:basedOn w:val="Title"/>
+    <w:next w:val="BodyText"/>
+    <w:qFormat/>
+    <w:pPr>
+      <w:keepNext/>
+      <w:keepLines/>
+    </w:pPr>
+    <w:rPr>
+      <w:sz w:val="24"/>
+      <w:szCs w:val="24"/>
+    </w:rPr>
+  </w:style>
+  <w:style w:type="paragraph" w:styleId="Date">
+    <w:name w:val="Date"/>
+    <w:basedOn w:val="Title"/>
+    <w:next w:val="BodyText"/>
+    <w:qFormat/>
+    <w:pPr>
+      <w:keepNext/>
+      <w:keepLines/>
+    </w:pPr>
+    <w:rPr>
+      <w:sz w:val="24"/>
+      <w:szCs w:val="24"/>
+    </w:rPr>
+  </w:style>
+  <w:style w:type="paragraph" w:customStyle="1" w:styleId="AbstractTitle">
+    <w:name w:val="Abstract Title"/>
+    <w:basedOn w:val="Normal"/>
+    <w:next w:val="Abstract"/>
+    <w:qFormat/>
+    <w:pPr>
+      <w:keepNext/>
+      <w:keepLines/>
+      <w:spacing w:before="300" w:after="0"/>
+      <w:jc w:val="center"/>
+    </w:pPr>
+    <w:rPr>
+      <w:b/>
+      <w:sz w:val="20"/>
+      <w:szCs w:val="20"/>
+    </w:rPr>
+  </w:style>
+  <w:style w:type="paragraph" w:customStyle="1" w:styleId="Abstract">
+    <w:name w:val="Abstract"/>
+    <w:basedOn w:val="Normal"/>
+    <w:next w:val="BodyText"/>
+    <w:qFormat/>
+    <w:pPr>
+      <w:keepNext/>
+      <w:keepLines/>
+      <w:spacing w:before="100" w:after="300"/>
+    </w:pPr>
+    <w:rPr>
+      <w:sz w:val="20"/>
+      <w:szCs w:val="20"/>
+    </w:rPr>
+  </w:style>
+  <w:style w:type="paragraph" w:styleId="Bibliography">
+    <w:name w:val="Bibliography"/>
+    <w:basedOn w:val="Normal"/>
+    <w:qFormat/>
+  </w:style>
+  <w:style w:type="character" w:customStyle="1" w:styleId="Heading1Char">
     <w:name w:val="Heading 1 Char"/>
     <w:basedOn w:val="DefaultParagraphFont"/>
     <w:link w:val="Heading1"/>
     <w:uiPriority w:val="9"/>
     <w:rsid w:val="00A10FD9"/>
     <w:rPr>
-      <w:rFonts w:asciiTheme="majorHAnsi" w:cstheme="majorBidi" w:eastAsiaTheme="majorEastAsia" w:hAnsiTheme="majorHAnsi"/>
-      <w:color w:themeColor="accent1" w:themeShade="BF" w:val="0F4761"/>
+      <w:rFonts w:asciiTheme="majorHAnsi" w:eastAsiaTheme="majorEastAsia" w:hAnsiTheme="majorHAnsi" w:cstheme="majorBidi"/>
+      <w:color w:val="0F4761" w:themeColor="accent1" w:themeShade="BF"/>
       <w:sz w:val="40"/>
       <w:szCs w:val="40"/>
     </w:rPr>
   </w:style>
-  <w:style w:customStyle="1" w:styleId="Heading2Char" w:type="character">
+  <w:style w:type="character" w:customStyle="1" w:styleId="Heading2Char">
     <w:name w:val="Heading 2 Char"/>
     <w:basedOn w:val="DefaultParagraphFont"/>
     <w:link w:val="Heading2"/>
@@ -1639,13 +6593,13 @@
     <w:semiHidden/>
     <w:rsid w:val="00A10FD9"/>
     <w:rPr>
-      <w:rFonts w:asciiTheme="majorHAnsi" w:cstheme="majorBidi" w:eastAsiaTheme="majorEastAsia" w:hAnsiTheme="majorHAnsi"/>
-      <w:color w:themeColor="accent1" w:themeShade="BF" w:val="0F4761"/>
+      <w:rFonts w:asciiTheme="majorHAnsi" w:eastAsiaTheme="majorEastAsia" w:hAnsiTheme="majorHAnsi" w:cstheme="majorBidi"/>
+      <w:color w:val="0F4761" w:themeColor="accent1" w:themeShade="BF"/>
       <w:sz w:val="32"/>
       <w:szCs w:val="32"/>
     </w:rPr>
   </w:style>
-  <w:style w:customStyle="1" w:styleId="Heading3Char" w:type="character">
+  <w:style w:type="character" w:customStyle="1" w:styleId="Heading3Char">
     <w:name w:val="Heading 3 Char"/>
     <w:basedOn w:val="DefaultParagraphFont"/>
     <w:link w:val="Heading3"/>
@@ -1653,13 +6607,13 @@
     <w:semiHidden/>
     <w:rsid w:val="00A10FD9"/>
     <w:rPr>
-      <w:rFonts w:cstheme="majorBidi" w:eastAsiaTheme="majorEastAsia"/>
-      <w:color w:themeColor="accent1" w:themeShade="BF" w:val="0F4761"/>
+      <w:rFonts w:eastAsiaTheme="majorEastAsia" w:cstheme="majorBidi"/>
+      <w:color w:val="0F4761" w:themeColor="accent1" w:themeShade="BF"/>
       <w:sz w:val="28"/>
       <w:szCs w:val="28"/>
     </w:rPr>
   </w:style>
-  <w:style w:customStyle="1" w:styleId="Heading4Char" w:type="character">
+  <w:style w:type="character" w:customStyle="1" w:styleId="Heading4Char">
     <w:name w:val="Heading 4 Char"/>
     <w:basedOn w:val="DefaultParagraphFont"/>
     <w:link w:val="Heading4"/>
@@ -1667,13 +6621,13 @@
     <w:semiHidden/>
     <w:rsid w:val="00A10FD9"/>
     <w:rPr>
-      <w:rFonts w:cstheme="majorBidi" w:eastAsiaTheme="majorEastAsia"/>
+      <w:rFonts w:eastAsiaTheme="majorEastAsia" w:cstheme="majorBidi"/>
       <w:i/>
       <w:iCs/>
-      <w:color w:themeColor="accent1" w:themeShade="BF" w:val="0F4761"/>
+      <w:color w:val="0F4761" w:themeColor="accent1" w:themeShade="BF"/>
     </w:rPr>
   </w:style>
-  <w:style w:customStyle="1" w:styleId="Heading5Char" w:type="character">
+  <w:style w:type="character" w:customStyle="1" w:styleId="Heading5Char">
     <w:name w:val="Heading 5 Char"/>
     <w:basedOn w:val="DefaultParagraphFont"/>
     <w:link w:val="Heading5"/>
@@ -1681,11 +6635,11 @@
     <w:semiHidden/>
     <w:rsid w:val="00A10FD9"/>
     <w:rPr>
-      <w:rFonts w:cstheme="majorBidi" w:eastAsiaTheme="majorEastAsia"/>
-      <w:color w:themeColor="accent1" w:themeShade="BF" w:val="0F4761"/>
+      <w:rFonts w:eastAsiaTheme="majorEastAsia" w:cstheme="majorBidi"/>
+      <w:color w:val="0F4761" w:themeColor="accent1" w:themeShade="BF"/>
     </w:rPr>
   </w:style>
-  <w:style w:customStyle="1" w:styleId="Heading6Char" w:type="character">
+  <w:style w:type="character" w:customStyle="1" w:styleId="Heading6Char">
     <w:name w:val="Heading 6 Char"/>
     <w:basedOn w:val="DefaultParagraphFont"/>
     <w:link w:val="Heading6"/>
@@ -1693,13 +6647,13 @@
     <w:semiHidden/>
     <w:rsid w:val="00A10FD9"/>
     <w:rPr>
-      <w:rFonts w:cstheme="majorBidi" w:eastAsiaTheme="majorEastAsia"/>
+      <w:rFonts w:eastAsiaTheme="majorEastAsia" w:cstheme="majorBidi"/>
       <w:i/>
       <w:iCs/>
-      <w:color w:themeColor="text1" w:themeTint="A6" w:val="595959"/>
+      <w:color w:val="595959" w:themeColor="text1" w:themeTint="A6"/>
     </w:rPr>
   </w:style>
-  <w:style w:customStyle="1" w:styleId="Heading7Char" w:type="character">
+  <w:style w:type="character" w:customStyle="1" w:styleId="Heading7Char">
     <w:name w:val="Heading 7 Char"/>
     <w:basedOn w:val="DefaultParagraphFont"/>
     <w:link w:val="Heading7"/>
@@ -1707,11 +6661,11 @@
     <w:semiHidden/>
     <w:rsid w:val="00A10FD9"/>
     <w:rPr>
-      <w:rFonts w:cstheme="majorBidi" w:eastAsiaTheme="majorEastAsia"/>
-      <w:color w:themeColor="text1" w:themeTint="A6" w:val="595959"/>
+      <w:rFonts w:eastAsiaTheme="majorEastAsia" w:cstheme="majorBidi"/>
+      <w:color w:val="595959" w:themeColor="text1" w:themeTint="A6"/>
     </w:rPr>
   </w:style>
-  <w:style w:customStyle="1" w:styleId="Heading8Char" w:type="character">
+  <w:style w:type="character" w:customStyle="1" w:styleId="Heading8Char">
     <w:name w:val="Heading 8 Char"/>
     <w:basedOn w:val="DefaultParagraphFont"/>
     <w:link w:val="Heading8"/>
@@ -1719,13 +6673,13 @@
     <w:semiHidden/>
     <w:rsid w:val="00A10FD9"/>
     <w:rPr>
-      <w:rFonts w:cstheme="majorBidi" w:eastAsiaTheme="majorEastAsia"/>
+      <w:rFonts w:eastAsiaTheme="majorEastAsia" w:cstheme="majorBidi"/>
       <w:i/>
       <w:iCs/>
-      <w:color w:themeColor="text1" w:themeTint="D8" w:val="272727"/>
+      <w:color w:val="272727" w:themeColor="text1" w:themeTint="D8"/>
     </w:rPr>
   </w:style>
-  <w:style w:customStyle="1" w:styleId="Heading9Char" w:type="character">
+  <w:style w:type="character" w:customStyle="1" w:styleId="Heading9Char">
     <w:name w:val="Heading 9 Char"/>
     <w:basedOn w:val="DefaultParagraphFont"/>
     <w:link w:val="Heading9"/>
@@ -1733,11 +6687,11 @@
     <w:semiHidden/>
     <w:rsid w:val="00A10FD9"/>
     <w:rPr>
-      <w:rFonts w:cstheme="majorBidi" w:eastAsiaTheme="majorEastAsia"/>
-      <w:color w:themeColor="text1" w:themeTint="D8" w:val="272727"/>
+      <w:rFonts w:eastAsiaTheme="majorEastAsia" w:cstheme="majorBidi"/>
+      <w:color w:val="272727" w:themeColor="text1" w:themeTint="D8"/>
     </w:rPr>
   </w:style>
-  <w:style w:styleId="BlockText" w:type="paragraph">
+  <w:style w:type="paragraph" w:styleId="BlockText">
     <w:name w:val="Block Text"/>
     <w:basedOn w:val="BodyText"/>
     <w:next w:val="BodyText"/>
@@ -1745,19 +6699,18 @@
     <w:unhideWhenUsed/>
     <w:qFormat/>
     <w:pPr>
-      <w:spacing w:after="100" w:before="100"/>
-      <w:ind w:firstLine="0" w:left="480" w:right="480"/>
+      <w:spacing w:before="100" w:after="100"/>
+      <w:ind w:left="480" w:right="480"/>
     </w:pPr>
   </w:style>
-  <w:style w:styleId="FootnoteText" w:type="paragraph">
-    <w:name w:val="Footnote Text"/>
+  <w:style w:type="paragraph" w:styleId="FootnoteText">
+    <w:name w:val="footnote text"/>
     <w:basedOn w:val="Normal"/>
-    <w:next w:val="FootnoteText"/>
     <w:uiPriority w:val="9"/>
     <w:unhideWhenUsed/>
     <w:qFormat/>
   </w:style>
-  <w:style w:styleId="FootnoteBlockText" w:type="paragraph">
+  <w:style w:type="paragraph" w:customStyle="1" w:styleId="FootnoteBlockText">
     <w:name w:val="Footnote Block Text"/>
     <w:basedOn w:val="FootnoteText"/>
     <w:next w:val="FootnoteText"/>
@@ -1765,40 +6718,35 @@
     <w:unhideWhenUsed/>
     <w:qFormat/>
     <w:pPr>
-      <w:spacing w:after="100" w:before="100"/>
-      <w:ind w:firstLine="0" w:left="480" w:right="480"/>
+      <w:spacing w:before="100" w:after="100"/>
+      <w:ind w:left="480" w:right="480"/>
     </w:pPr>
   </w:style>
-  <w:style w:default="1" w:styleId="DefaultParagraphFont" w:type="character">
-    <w:name w:val="Default Paragraph Font"/>
-    <w:semiHidden/>
-    <w:unhideWhenUsed/>
-  </w:style>
-  <w:style w:default="1" w:styleId="Table" w:type="table">
+  <w:style w:type="table" w:customStyle="1" w:styleId="Table">
     <w:name w:val="Table"/>
-    <w:basedOn w:val="TableNormal"/>
     <w:semiHidden/>
     <w:unhideWhenUsed/>
     <w:qFormat/>
     <w:tblPr>
-      <w:tblInd w:type="dxa" w:w="0"/>
+      <w:tblInd w:w="0" w:type="dxa"/>
       <w:tblCellMar>
-        <w:top w:type="dxa" w:w="0"/>
-        <w:left w:type="dxa" w:w="108"/>
-        <w:bottom w:type="dxa" w:w="0"/>
-        <w:right w:type="dxa" w:w="108"/>
+        <w:top w:w="0" w:type="dxa"/>
+        <w:left w:w="108" w:type="dxa"/>
+        <w:bottom w:w="0" w:type="dxa"/>
+        <w:right w:w="108" w:type="dxa"/>
       </w:tblCellMar>
     </w:tblPr>
     <w:tblStylePr w:type="firstRow">
+      <w:tblPr/>
       <w:tcPr>
         <w:tcBorders>
-          <w:bottom w:val="single"/>
+          <w:bottom w:val="single" w:sz="0" w:space="0" w:color="auto"/>
         </w:tcBorders>
         <w:vAlign w:val="bottom"/>
       </w:tcPr>
     </w:tblStylePr>
   </w:style>
-  <w:style w:customStyle="1" w:styleId="DefinitionTerm" w:type="paragraph">
+  <w:style w:type="paragraph" w:customStyle="1" w:styleId="DefinitionTerm">
     <w:name w:val="Definition Term"/>
     <w:basedOn w:val="Normal"/>
     <w:next w:val="Definition"/>
@@ -1811,75 +6759,76 @@
       <w:b/>
     </w:rPr>
   </w:style>
-  <w:style w:customStyle="1" w:styleId="Definition" w:type="paragraph">
+  <w:style w:type="paragraph" w:customStyle="1" w:styleId="Definition">
     <w:name w:val="Definition"/>
     <w:basedOn w:val="Normal"/>
   </w:style>
-  <w:style w:styleId="Caption" w:type="paragraph">
-    <w:name w:val="Caption"/>
+  <w:style w:type="paragraph" w:styleId="Caption">
+    <w:name w:val="caption"/>
     <w:basedOn w:val="Normal"/>
-    <w:link w:val="BodyTextChar"/>
+    <w:link w:val="CaptionChar"/>
     <w:pPr>
-      <w:spacing w:after="120" w:before="0"/>
+      <w:spacing w:after="120"/>
     </w:pPr>
     <w:rPr>
       <w:i/>
     </w:rPr>
   </w:style>
-  <w:style w:customStyle="1" w:styleId="TableCaption" w:type="paragraph">
+  <w:style w:type="paragraph" w:customStyle="1" w:styleId="TableCaption">
     <w:name w:val="Table Caption"/>
     <w:basedOn w:val="Caption"/>
     <w:pPr>
       <w:keepNext/>
     </w:pPr>
   </w:style>
-  <w:style w:customStyle="1" w:styleId="ImageCaption" w:type="paragraph">
+  <w:style w:type="paragraph" w:customStyle="1" w:styleId="ImageCaption">
     <w:name w:val="Image Caption"/>
     <w:basedOn w:val="Caption"/>
   </w:style>
-  <w:style w:customStyle="1" w:styleId="Figure" w:type="paragraph">
+  <w:style w:type="paragraph" w:customStyle="1" w:styleId="Figure">
     <w:name w:val="Figure"/>
     <w:basedOn w:val="Normal"/>
   </w:style>
-  <w:style w:customStyle="1" w:styleId="CaptionedFigure" w:type="paragraph">
+  <w:style w:type="paragraph" w:customStyle="1" w:styleId="CaptionedFigure">
     <w:name w:val="Captioned Figure"/>
     <w:basedOn w:val="Figure"/>
     <w:pPr>
       <w:keepNext/>
     </w:pPr>
   </w:style>
-  <w:style w:customStyle="1" w:styleId="BodyTextChar" w:type="character">
-    <w:name w:val="Body Text Char"/>
+  <w:style w:type="character" w:customStyle="1" w:styleId="CaptionChar">
+    <w:name w:val="Caption Char"/>
     <w:basedOn w:val="DefaultParagraphFont"/>
-    <w:link w:val="BodyText"/>
-  </w:style>
-  <w:style w:customStyle="1" w:styleId="VerbatimChar" w:type="character">
+    <w:link w:val="Caption"/>
+  </w:style>
+  <w:style w:type="character" w:customStyle="1" w:styleId="VerbatimChar">
     <w:name w:val="Verbatim Char"/>
-    <w:basedOn w:val="BodyTextChar"/>
+    <w:basedOn w:val="CaptionChar"/>
+    <w:link w:val="SourceCode"/>
     <w:rPr>
       <w:rFonts w:ascii="Consolas" w:hAnsi="Consolas"/>
       <w:sz w:val="22"/>
     </w:rPr>
   </w:style>
-  <w:style w:customStyle="1" w:styleId="SectionNumber" w:type="character">
+  <w:style w:type="character" w:customStyle="1" w:styleId="SectionNumber">
     <w:name w:val="Section Number"/>
-    <w:basedOn w:val="BodyTextChar"/>
-  </w:style>
-  <w:style w:styleId="FootnoteReference" w:type="character">
-    <w:name w:val="Footnote Reference"/>
-    <w:basedOn w:val="BodyTextChar"/>
+    <w:basedOn w:val="CaptionChar"/>
+  </w:style>
+  <w:style w:type="character" w:styleId="FootnoteReference">
+    <w:name w:val="footnote reference"/>
+    <w:basedOn w:val="CaptionChar"/>
     <w:rPr>
       <w:vertAlign w:val="superscript"/>
     </w:rPr>
   </w:style>
-  <w:style w:styleId="Hyperlink" w:type="character">
+  <w:style w:type="character" w:styleId="Hyperlink">
     <w:name w:val="Hyperlink"/>
-    <w:basedOn w:val="BodyTextChar"/>
+    <w:basedOn w:val="CaptionChar"/>
     <w:rPr>
-      <w:color w:themeColor="accent1" w:val="4F81BD"/>
+      <w:color w:val="156082" w:themeColor="accent1"/>
     </w:rPr>
   </w:style>
-  <w:style w:styleId="TOCHeading" w:type="paragraph">
+  <w:style w:type="paragraph" w:styleId="TOCHeading">
     <w:name w:val="TOC Heading"/>
     <w:basedOn w:val="Heading1"/>
     <w:next w:val="BodyText"/>
@@ -1890,246 +6839,305 @@
       <w:spacing w:before="240" w:line="259" w:lineRule="auto"/>
       <w:outlineLvl w:val="9"/>
     </w:pPr>
-    <w:rPr>
-      <w:rFonts w:asciiTheme="majorHAnsi" w:cstheme="majorBidi" w:eastAsiaTheme="majorEastAsia" w:hAnsiTheme="majorHAnsi"/>
-      <w:b w:val="0"/>
-      <w:bCs w:val="0"/>
-      <w:color w:themeColor="accent1" w:themeShade="BF" w:val="365F91"/>
-    </w:rPr>
   </w:style>
   <w:style w:type="paragraph" w:customStyle="1" w:styleId="SourceCode">
     <w:name w:val="Source Code"/>
     <w:basedOn w:val="Normal"/>
     <w:link w:val="VerbatimChar"/>
     <w:pPr>
-      <w:wordWrap w:val="off"/>
+      <w:wordWrap w:val="0"/>
     </w:pPr>
   </w:style>
   <w:style w:type="character" w:customStyle="1" w:styleId="KeywordTok">
     <w:name w:val="KeywordTok"/>
     <w:basedOn w:val="VerbatimChar"/>
     <w:rPr>
+      <w:rFonts w:ascii="Consolas" w:hAnsi="Consolas"/>
       <w:b/>
       <w:color w:val="007020"/>
+      <w:sz w:val="22"/>
     </w:rPr>
   </w:style>
   <w:style w:type="character" w:customStyle="1" w:styleId="DataTypeTok">
     <w:name w:val="DataTypeTok"/>
     <w:basedOn w:val="VerbatimChar"/>
     <w:rPr>
+      <w:rFonts w:ascii="Consolas" w:hAnsi="Consolas"/>
       <w:color w:val="902000"/>
+      <w:sz w:val="22"/>
     </w:rPr>
   </w:style>
   <w:style w:type="character" w:customStyle="1" w:styleId="DecValTok">
     <w:name w:val="DecValTok"/>
     <w:basedOn w:val="VerbatimChar"/>
     <w:rPr>
-      <w:color w:val="40a070"/>
+      <w:rFonts w:ascii="Consolas" w:hAnsi="Consolas"/>
+      <w:color w:val="40A070"/>
+      <w:sz w:val="22"/>
     </w:rPr>
   </w:style>
   <w:style w:type="character" w:customStyle="1" w:styleId="BaseNTok">
     <w:name w:val="BaseNTok"/>
     <w:basedOn w:val="VerbatimChar"/>
     <w:rPr>
-      <w:color w:val="40a070"/>
+      <w:rFonts w:ascii="Consolas" w:hAnsi="Consolas"/>
+      <w:color w:val="40A070"/>
+      <w:sz w:val="22"/>
     </w:rPr>
   </w:style>
   <w:style w:type="character" w:customStyle="1" w:styleId="FloatTok">
     <w:name w:val="FloatTok"/>
     <w:basedOn w:val="VerbatimChar"/>
     <w:rPr>
-      <w:color w:val="40a070"/>
+      <w:rFonts w:ascii="Consolas" w:hAnsi="Consolas"/>
+      <w:color w:val="40A070"/>
+      <w:sz w:val="22"/>
     </w:rPr>
   </w:style>
   <w:style w:type="character" w:customStyle="1" w:styleId="ConstantTok">
     <w:name w:val="ConstantTok"/>
     <w:basedOn w:val="VerbatimChar"/>
     <w:rPr>
+      <w:rFonts w:ascii="Consolas" w:hAnsi="Consolas"/>
       <w:color w:val="880000"/>
+      <w:sz w:val="22"/>
     </w:rPr>
   </w:style>
   <w:style w:type="character" w:customStyle="1" w:styleId="CharTok">
     <w:name w:val="CharTok"/>
     <w:basedOn w:val="VerbatimChar"/>
     <w:rPr>
-      <w:color w:val="4070a0"/>
+      <w:rFonts w:ascii="Consolas" w:hAnsi="Consolas"/>
+      <w:color w:val="4070A0"/>
+      <w:sz w:val="22"/>
     </w:rPr>
   </w:style>
   <w:style w:type="character" w:customStyle="1" w:styleId="SpecialCharTok">
     <w:name w:val="SpecialCharTok"/>
     <w:basedOn w:val="VerbatimChar"/>
     <w:rPr>
-      <w:color w:val="4070a0"/>
+      <w:rFonts w:ascii="Consolas" w:hAnsi="Consolas"/>
+      <w:color w:val="4070A0"/>
+      <w:sz w:val="22"/>
     </w:rPr>
   </w:style>
   <w:style w:type="character" w:customStyle="1" w:styleId="StringTok">
     <w:name w:val="StringTok"/>
     <w:basedOn w:val="VerbatimChar"/>
     <w:rPr>
-      <w:color w:val="4070a0"/>
+      <w:rFonts w:ascii="Consolas" w:hAnsi="Consolas"/>
+      <w:color w:val="4070A0"/>
+      <w:sz w:val="22"/>
     </w:rPr>
   </w:style>
   <w:style w:type="character" w:customStyle="1" w:styleId="VerbatimStringTok">
     <w:name w:val="VerbatimStringTok"/>
     <w:basedOn w:val="VerbatimChar"/>
     <w:rPr>
-      <w:color w:val="4070a0"/>
+      <w:rFonts w:ascii="Consolas" w:hAnsi="Consolas"/>
+      <w:color w:val="4070A0"/>
+      <w:sz w:val="22"/>
     </w:rPr>
   </w:style>
   <w:style w:type="character" w:customStyle="1" w:styleId="SpecialStringTok">
     <w:name w:val="SpecialStringTok"/>
     <w:basedOn w:val="VerbatimChar"/>
     <w:rPr>
-      <w:color w:val="bb6688"/>
+      <w:rFonts w:ascii="Consolas" w:hAnsi="Consolas"/>
+      <w:color w:val="BB6688"/>
+      <w:sz w:val="22"/>
     </w:rPr>
   </w:style>
   <w:style w:type="character" w:customStyle="1" w:styleId="ImportTok">
     <w:name w:val="ImportTok"/>
     <w:basedOn w:val="VerbatimChar"/>
     <w:rPr>
+      <w:rFonts w:ascii="Consolas" w:hAnsi="Consolas"/>
       <w:b/>
       <w:color w:val="008000"/>
+      <w:sz w:val="22"/>
     </w:rPr>
   </w:style>
   <w:style w:type="character" w:customStyle="1" w:styleId="CommentTok">
     <w:name w:val="CommentTok"/>
     <w:basedOn w:val="VerbatimChar"/>
     <w:rPr>
+      <w:rFonts w:ascii="Consolas" w:hAnsi="Consolas"/>
       <w:i/>
-      <w:color w:val="60a0b0"/>
+      <w:color w:val="60A0B0"/>
+      <w:sz w:val="22"/>
     </w:rPr>
   </w:style>
   <w:style w:type="character" w:customStyle="1" w:styleId="DocumentationTok">
     <w:name w:val="DocumentationTok"/>
     <w:basedOn w:val="VerbatimChar"/>
     <w:rPr>
+      <w:rFonts w:ascii="Consolas" w:hAnsi="Consolas"/>
       <w:i/>
-      <w:color w:val="ba2121"/>
+      <w:color w:val="BA2121"/>
+      <w:sz w:val="22"/>
     </w:rPr>
   </w:style>
   <w:style w:type="character" w:customStyle="1" w:styleId="AnnotationTok">
     <w:name w:val="AnnotationTok"/>
     <w:basedOn w:val="VerbatimChar"/>
     <w:rPr>
+      <w:rFonts w:ascii="Consolas" w:hAnsi="Consolas"/>
       <w:b/>
       <w:i/>
-      <w:color w:val="60a0b0"/>
+      <w:color w:val="60A0B0"/>
+      <w:sz w:val="22"/>
     </w:rPr>
   </w:style>
   <w:style w:type="character" w:customStyle="1" w:styleId="CommentVarTok">
     <w:name w:val="CommentVarTok"/>
     <w:basedOn w:val="VerbatimChar"/>
     <w:rPr>
+      <w:rFonts w:ascii="Consolas" w:hAnsi="Consolas"/>
       <w:b/>
       <w:i/>
-      <w:color w:val="60a0b0"/>
+      <w:color w:val="60A0B0"/>
+      <w:sz w:val="22"/>
     </w:rPr>
   </w:style>
   <w:style w:type="character" w:customStyle="1" w:styleId="OtherTok">
     <w:name w:val="OtherTok"/>
     <w:basedOn w:val="VerbatimChar"/>
     <w:rPr>
+      <w:rFonts w:ascii="Consolas" w:hAnsi="Consolas"/>
       <w:color w:val="007020"/>
+      <w:sz w:val="22"/>
     </w:rPr>
   </w:style>
   <w:style w:type="character" w:customStyle="1" w:styleId="FunctionTok">
     <w:name w:val="FunctionTok"/>
     <w:basedOn w:val="VerbatimChar"/>
     <w:rPr>
-      <w:color w:val="06287e"/>
+      <w:rFonts w:ascii="Consolas" w:hAnsi="Consolas"/>
+      <w:color w:val="06287E"/>
+      <w:sz w:val="22"/>
     </w:rPr>
   </w:style>
   <w:style w:type="character" w:customStyle="1" w:styleId="VariableTok">
     <w:name w:val="VariableTok"/>
     <w:basedOn w:val="VerbatimChar"/>
     <w:rPr>
-      <w:color w:val="19177c"/>
+      <w:rFonts w:ascii="Consolas" w:hAnsi="Consolas"/>
+      <w:color w:val="19177C"/>
+      <w:sz w:val="22"/>
     </w:rPr>
   </w:style>
   <w:style w:type="character" w:customStyle="1" w:styleId="ControlFlowTok">
     <w:name w:val="ControlFlowTok"/>
     <w:basedOn w:val="VerbatimChar"/>
     <w:rPr>
+      <w:rFonts w:ascii="Consolas" w:hAnsi="Consolas"/>
       <w:b/>
       <w:color w:val="007020"/>
+      <w:sz w:val="22"/>
     </w:rPr>
   </w:style>
   <w:style w:type="character" w:customStyle="1" w:styleId="OperatorTok">
     <w:name w:val="OperatorTok"/>
     <w:basedOn w:val="VerbatimChar"/>
     <w:rPr>
+      <w:rFonts w:ascii="Consolas" w:hAnsi="Consolas"/>
       <w:color w:val="666666"/>
+      <w:sz w:val="22"/>
     </w:rPr>
   </w:style>
   <w:style w:type="character" w:customStyle="1" w:styleId="BuiltInTok">
     <w:name w:val="BuiltInTok"/>
     <w:basedOn w:val="VerbatimChar"/>
     <w:rPr>
+      <w:rFonts w:ascii="Consolas" w:hAnsi="Consolas"/>
       <w:color w:val="008000"/>
+      <w:sz w:val="22"/>
     </w:rPr>
   </w:style>
   <w:style w:type="character" w:customStyle="1" w:styleId="ExtensionTok">
     <w:name w:val="ExtensionTok"/>
     <w:basedOn w:val="VerbatimChar"/>
-    <w:rPr/>
+    <w:rPr>
+      <w:rFonts w:ascii="Consolas" w:hAnsi="Consolas"/>
+      <w:sz w:val="22"/>
+    </w:rPr>
   </w:style>
   <w:style w:type="character" w:customStyle="1" w:styleId="PreprocessorTok">
     <w:name w:val="PreprocessorTok"/>
     <w:basedOn w:val="VerbatimChar"/>
     <w:rPr>
-      <w:color w:val="bc7a00"/>
+      <w:rFonts w:ascii="Consolas" w:hAnsi="Consolas"/>
+      <w:color w:val="BC7A00"/>
+      <w:sz w:val="22"/>
     </w:rPr>
   </w:style>
   <w:style w:type="character" w:customStyle="1" w:styleId="AttributeTok">
     <w:name w:val="AttributeTok"/>
     <w:basedOn w:val="VerbatimChar"/>
     <w:rPr>
-      <w:color w:val="7d9029"/>
+      <w:rFonts w:ascii="Consolas" w:hAnsi="Consolas"/>
+      <w:color w:val="7D9029"/>
+      <w:sz w:val="22"/>
     </w:rPr>
   </w:style>
   <w:style w:type="character" w:customStyle="1" w:styleId="RegionMarkerTok">
     <w:name w:val="RegionMarkerTok"/>
     <w:basedOn w:val="VerbatimChar"/>
-    <w:rPr/>
+    <w:rPr>
+      <w:rFonts w:ascii="Consolas" w:hAnsi="Consolas"/>
+      <w:sz w:val="22"/>
+    </w:rPr>
   </w:style>
   <w:style w:type="character" w:customStyle="1" w:styleId="InformationTok">
     <w:name w:val="InformationTok"/>
     <w:basedOn w:val="VerbatimChar"/>
     <w:rPr>
+      <w:rFonts w:ascii="Consolas" w:hAnsi="Consolas"/>
       <w:b/>
       <w:i/>
-      <w:color w:val="60a0b0"/>
+      <w:color w:val="60A0B0"/>
+      <w:sz w:val="22"/>
     </w:rPr>
   </w:style>
   <w:style w:type="character" w:customStyle="1" w:styleId="WarningTok">
     <w:name w:val="WarningTok"/>
     <w:basedOn w:val="VerbatimChar"/>
     <w:rPr>
+      <w:rFonts w:ascii="Consolas" w:hAnsi="Consolas"/>
       <w:b/>
       <w:i/>
-      <w:color w:val="60a0b0"/>
+      <w:color w:val="60A0B0"/>
+      <w:sz w:val="22"/>
     </w:rPr>
   </w:style>
   <w:style w:type="character" w:customStyle="1" w:styleId="AlertTok">
     <w:name w:val="AlertTok"/>
     <w:basedOn w:val="VerbatimChar"/>
     <w:rPr>
+      <w:rFonts w:ascii="Consolas" w:hAnsi="Consolas"/>
       <w:b/>
-      <w:color w:val="ff0000"/>
+      <w:color w:val="FF0000"/>
+      <w:sz w:val="22"/>
     </w:rPr>
   </w:style>
   <w:style w:type="character" w:customStyle="1" w:styleId="ErrorTok">
     <w:name w:val="ErrorTok"/>
     <w:basedOn w:val="VerbatimChar"/>
     <w:rPr>
+      <w:rFonts w:ascii="Consolas" w:hAnsi="Consolas"/>
       <w:b/>
-      <w:color w:val="ff0000"/>
+      <w:color w:val="FF0000"/>
+      <w:sz w:val="22"/>
     </w:rPr>
   </w:style>
   <w:style w:type="character" w:customStyle="1" w:styleId="NormalTok">
     <w:name w:val="NormalTok"/>
     <w:basedOn w:val="VerbatimChar"/>
-    <w:rPr/>
+    <w:rPr>
+      <w:rFonts w:ascii="Consolas" w:hAnsi="Consolas"/>
+      <w:sz w:val="22"/>
+    </w:rPr>
   </w:style>
 </w:styles>
 </file>
